--- a/0621_Final_Draft_for_Submission.docx
+++ b/0621_Final_Draft_for_Submission.docx
@@ -228,7 +228,7 @@
         <w:t xml:space="preserve">exorbitant privilege</w:t>
       </w:r>
       <w:r>
-        <w:t xml:space="preserve">, the excess return the United States earns on its external liabilities relative to its assets by virtue of the dollar’s reserve-currency role (Gourinchas &amp; Rey, 2007). The mechanism, formalized by Caballero et al. (2008), operates through safe-asset demand: foreign investors and intermediaries bid up the price of U.S. Treasuries, compressing yields and reducing the government’s borrowing cost. Maggiori (2017) provides the micro-founded general equilibrium framework we use: in his two-country continuous-time model, the country whose financial intermediaries absorb global risk issues the global safe asset, and the premium those intermediaries earn — the convenience yield — equals the wedge between the safe rate and the market clearing rate. We extend this framework to incorporate stablecoin issuers as a third class of safe-asset intermediary. Each dollar of new stablecoin issuance requires purchasing</w:t>
+        <w:t xml:space="preserve">, the excess return the United States earns on its external liabilities relative to its assets by virtue of the dollar’s reserve-currency role (Gourinchas &amp; Rey, 2007). The mechanism, formalized by Caballero et al. (2008), operates through safe-asset demand: foreign investors and intermediaries bid up the price of U.S. Treasuries, compressing yields and reducing the government’s borrowing cost. Krishnamurthy &amp; Vissing-Jorgensen (2012) provide direct evidence that Treasury supply reductions widen corporate credit spreads, confirming that the marginal investor in Treasuries is highly inelastic — a property stablecoin issuers now exploit at scale. Maggiori (2017) provides the micro-founded general equilibrium framework we use: in his two-country continuous-time model, the country whose financial intermediaries absorb global risk issues the global safe asset, and the premium those intermediaries earn — the convenience yield — equals the wedge between the safe rate and the market clearing rate. We extend this framework to incorporate stablecoin issuers as a third class of safe-asset intermediary. Each dollar of new stablecoin issuance requires purchasing</w:t>
       </w:r>
       <w:r>
         <w:t xml:space="preserve"> </w:t>
@@ -329,7 +329,23 @@
         <w:t xml:space="preserve"> </w:t>
       </w:r>
       <w:r>
-        <w:t xml:space="preserve">= 0.12), making level regressions spurious in the sense of Granger &amp; Newbold (1974) and Phillips (1986). We address this by making the change in the spread the primary dependent variable in our threshold specification. Second, the threshold itself is not known</w:t>
+        <w:t xml:space="preserve">= 0.72; the Spread–ΔlnS pair also fails to cointegrate,</w:t>
+      </w:r>
+      <w:r>
+        <w:t xml:space="preserve"> </w:t>
+      </w:r>
+      <w:r>
+        <w:rPr>
+          <w:i/>
+          <w:iCs/>
+        </w:rPr>
+        <w:t xml:space="preserve">p</w:t>
+      </w:r>
+      <w:r>
+        <w:t xml:space="preserve"> </w:t>
+      </w:r>
+      <w:r>
+        <w:t xml:space="preserve">= 0.14), making level regressions spurious in the sense of Granger &amp; Newbold (1974) and Phillips (1986). We address this by making the change in the spread the primary dependent variable in our threshold specification. Second, the threshold itself is not known</w:t>
       </w:r>
       <w:r>
         <w:t xml:space="preserve"> </w:t>
@@ -342,7 +358,7 @@
         <w:t xml:space="preserve">a priori</w:t>
       </w:r>
       <w:r>
-        <w:t xml:space="preserve">; we evaluate it at economically motivated candidate values (4% and 6%) and apply cluster-robust inference following Hansen (2000). We also present a buffer-conditioned event study (MacKinlay, 1997) around three historical stress episodes as qualitative context.</w:t>
+        <w:t xml:space="preserve">; we evaluate it at economically motivated candidate values (4% and 6%) and apply cluster-robust inference following Hansen (2000). We also present an issuer-specific event study (MacKinlay, 1997) around two USDT stress episodes as qualitative context.</w:t>
       </w:r>
     </w:p>
     <w:p>
@@ -878,7 +894,7 @@
           <wp:inline>
             <wp:extent cx="5127625" cy="3740720"/>
             <wp:effectExtent b="0" l="0" r="0" t="0"/>
-            <wp:docPr descr="Figure 1. USDT and USDC circulating supply (Panel A, DeFiLlama) and OIS–Treasury spread (Panel B, DGS3MO − overnight SOFR, monthly mean) over the sample period. Dashed vertical lines mark the three stress events used in Section 3.4." title="" id="30" name="Picture"/>
+            <wp:docPr descr="Figure 1. USDT and USDC circulating supply (Panel A, DeFiLlama) and OIS–Treasury spread (Panel B, DGS3MO − overnight SOFR, monthly mean) over the sample period. Dashed vertical lines mark the two issuer-specific USDT stress events used in Section 3.4 (USDT Partial Depeg, May 2022; USDT FTX-Era Stress, November 2022)." title="" id="30" name="Picture"/>
             <a:graphic>
               <a:graphicData uri="http://schemas.openxmlformats.org/drawingml/2006/picture">
                 <pic:pic>
@@ -931,7 +947,7 @@
         <w:t xml:space="preserve"> </w:t>
       </w:r>
       <w:r>
-        <w:t xml:space="preserve">USDT and USDC circulating supply (Panel A, DeFiLlama) and OIS–Treasury spread (Panel B, DGS3MO − overnight SOFR, monthly mean) over the sample period. Dashed vertical lines mark the three stress events used in Section 3.4.</w:t>
+        <w:t xml:space="preserve">USDT and USDC circulating supply (Panel A, DeFiLlama) and OIS–Treasury spread (Panel B, DGS3MO − overnight SOFR, monthly mean) over the sample period. Dashed vertical lines mark the two issuer-specific USDT stress events used in Section 3.4 (USDT Partial Depeg, May 2022; USDT FTX-Era Stress, November 2022).</w:t>
       </w:r>
     </w:p>
     <w:p>
@@ -2069,7 +2085,7 @@
         <w:t xml:space="preserve"> </w:t>
       </w:r>
       <w:r>
-        <w:t xml:space="preserve">&lt; 0.001) is highly significant, but this reflects the spurious common trend identified in Table 1, not a causal relationship. The negative USDT fixed effect (δ = −0.193,</w:t>
+        <w:t xml:space="preserve">&lt; 0.001) is highly significant, but this reflects the spurious common trend identified in Table 1, not a causal relationship. The VIX coefficient is positive and significant (γ₁ = +0.025,</w:t>
       </w:r>
       <w:r>
         <w:t xml:space="preserve"> </w:t>
@@ -2085,7 +2101,39 @@
         <w:t xml:space="preserve"> </w:t>
       </w:r>
       <w:r>
-        <w:t xml:space="preserve">&lt; 0.001) captures the level difference between issuers in their spread relationship, likely driven by USDT’s larger T-bill holdings.</w:t>
+        <w:t xml:space="preserve">= 0.006), consistent with risk-off episodes widening the T-bill convenience yield. The USDT fixed effect is positive and significant (δ = +0.544,</w:t>
+      </w:r>
+      <w:r>
+        <w:t xml:space="preserve"> </w:t>
+      </w:r>
+      <w:r>
+        <w:rPr>
+          <w:i/>
+          <w:iCs/>
+        </w:rPr>
+        <w:t xml:space="preserve">p</w:t>
+      </w:r>
+      <w:r>
+        <w:t xml:space="preserve"> </w:t>
+      </w:r>
+      <w:r>
+        <w:t xml:space="preserve">&lt; 0.001), indicating that USDT-issuer months are associated with a higher spread level than USDC months after conditioning on</w:t>
+      </w:r>
+      <w:r>
+        <w:t xml:space="preserve"> </w:t>
+      </w:r>
+      <w:r>
+        <w:rPr>
+          <w:i/>
+          <w:iCs/>
+        </w:rPr>
+        <w:t xml:space="preserve">L</w:t>
+      </w:r>
+      <w:r>
+        <w:t xml:space="preserve"> </w:t>
+      </w:r>
+      <w:r>
+        <w:t xml:space="preserve">and other controls; this likely reflects USDT’s longer period of high Treasury exposure and the different timing of each issuer’s reserve composition shifts across the sample.</w:t>
       </w:r>
     </w:p>
     <w:p>
@@ -2340,7 +2388,7 @@
               <w:pStyle w:val="Compact"/>
             </w:pPr>
             <w:r>
-              <w:t xml:space="preserve">0.682</w:t>
+              <w:t xml:space="preserve">0.683</w:t>
             </w:r>
           </w:p>
         </w:tc>
@@ -2383,27 +2431,30 @@
               <w:pStyle w:val="Compact"/>
             </w:pPr>
             <w:r>
-              <w:t xml:space="preserve">+0.011</w:t>
-            </w:r>
-          </w:p>
-        </w:tc>
-        <w:tc>
-          <w:tcPr/>
-          <w:p>
-            <w:pPr>
-              <w:pStyle w:val="Compact"/>
-            </w:pPr>
-            <w:r>
-              <w:t xml:space="preserve">0.220</w:t>
-            </w:r>
-          </w:p>
-        </w:tc>
-        <w:tc>
-          <w:tcPr/>
-          <w:p>
-            <w:pPr>
-              <w:pStyle w:val="Compact"/>
-            </w:pPr>
+              <w:t xml:space="preserve">+0.025</w:t>
+            </w:r>
+          </w:p>
+        </w:tc>
+        <w:tc>
+          <w:tcPr/>
+          <w:p>
+            <w:pPr>
+              <w:pStyle w:val="Compact"/>
+            </w:pPr>
+            <w:r>
+              <w:t xml:space="preserve">0.006</w:t>
+            </w:r>
+          </w:p>
+        </w:tc>
+        <w:tc>
+          <w:tcPr/>
+          <w:p>
+            <w:pPr>
+              <w:pStyle w:val="Compact"/>
+            </w:pPr>
+            <w:r>
+              <w:t xml:space="preserve">***</w:t>
+            </w:r>
           </w:p>
         </w:tc>
       </w:tr>
@@ -2437,18 +2488,18 @@
               <w:pStyle w:val="Compact"/>
             </w:pPr>
             <w:r>
-              <w:t xml:space="preserve">+0.373</w:t>
-            </w:r>
-          </w:p>
-        </w:tc>
-        <w:tc>
-          <w:tcPr/>
-          <w:p>
-            <w:pPr>
-              <w:pStyle w:val="Compact"/>
-            </w:pPr>
-            <w:r>
-              <w:t xml:space="preserve">0.387</w:t>
+              <w:t xml:space="preserve">+0.515</w:t>
+            </w:r>
+          </w:p>
+        </w:tc>
+        <w:tc>
+          <w:tcPr/>
+          <w:p>
+            <w:pPr>
+              <w:pStyle w:val="Compact"/>
+            </w:pPr>
+            <w:r>
+              <w:t xml:space="preserve">0.409</w:t>
             </w:r>
           </w:p>
         </w:tc>
@@ -2491,7 +2542,7 @@
               <w:pStyle w:val="Compact"/>
             </w:pPr>
             <w:r>
-              <w:t xml:space="preserve">−0.193</w:t>
+              <w:t xml:space="preserve">+0.544</w:t>
             </w:r>
           </w:p>
         </w:tc>
@@ -3343,7 +3394,7 @@
           <wp:inline>
             <wp:extent cx="4857750" cy="3470493"/>
             <wp:effectExtent b="0" l="0" r="0" t="0"/>
-            <wp:docPr descr="Figure 3. Threshold regime scatter: monthly supply growth ΔlnS vs. change in OIS–Treasury spread ΔSpread, colored by buffer regime. Red diamonds (L &lt; 4%, n = 9) show a steeper negative fitted slope than blue circles (L ≥ 6%, n = 77), consistent with β₃ = −4.39 in the threshold panel regression. Orange triangles are the moderate-buffer band (n = 14)." title="" id="41" name="Picture"/>
+            <wp:docPr descr="Figure 3. Threshold regime scatter: monthly supply growth ΔlnS vs. change in OIS–Treasury spread ΔSpread, colored by buffer regime. Red diamonds (L &lt; 4%, n = 9) show a steeper negative fitted slope than blue circles (L ≥ 6%, n = 77), consistent with β₃ = −4.39 in the threshold panel regression. Orange triangles are the moderate-buffer band (4% ≤ L &lt; 6%, n = 14). Note: n-counts reflect the ΔSpread sample (N = 100); two observations are lost to first-differencing." title="" id="41" name="Picture"/>
             <a:graphic>
               <a:graphicData uri="http://schemas.openxmlformats.org/drawingml/2006/picture">
                 <pic:pic>
@@ -3396,7 +3447,7 @@
         <w:t xml:space="preserve"> </w:t>
       </w:r>
       <w:r>
-        <w:t xml:space="preserve">Threshold regime scatter: monthly supply growth ΔlnS vs. change in OIS–Treasury spread ΔSpread, colored by buffer regime. Red diamonds (L &lt; 4%, n = 9) show a steeper negative fitted slope than blue circles (L ≥ 6%, n = 77), consistent with β₃ = −4.39 in the threshold panel regression. Orange triangles are the moderate-buffer band (n = 14).</w:t>
+        <w:t xml:space="preserve">Threshold regime scatter: monthly supply growth ΔlnS vs. change in OIS–Treasury spread ΔSpread, colored by buffer regime. Red diamonds (L &lt; 4%, n = 9) show a steeper negative fitted slope than blue circles (L ≥ 6%, n = 77), consistent with β₃ = −4.39 in the threshold panel regression. Orange triangles are the moderate-buffer band (4% ≤ L &lt; 6%, n = 14). Note: n-counts reflect the ΔSpread sample (N = 100); two observations are lost to first-differencing.</w:t>
       </w:r>
     </w:p>
     <w:p>

--- a/0621_Final_Draft_for_Submission.docx
+++ b/0621_Final_Draft_for_Submission.docx
@@ -2,7 +2,7 @@
 <file path=word/document.xml><?xml version="1.0" encoding="utf-8"?>
 <w:document xmlns:w="http://schemas.openxmlformats.org/wordprocessingml/2006/main" xmlns:m="http://schemas.openxmlformats.org/officeDocument/2006/math" xmlns:r="http://schemas.openxmlformats.org/officeDocument/2006/relationships" xmlns:o="urn:schemas-microsoft-com:office:office" xmlns:v="urn:schemas-microsoft-com:vml" xmlns:w10="urn:schemas-microsoft-com:office:word" xmlns:a="http://schemas.openxmlformats.org/drawingml/2006/main" xmlns:pic="http://schemas.openxmlformats.org/drawingml/2006/picture" xmlns:wp="http://schemas.openxmlformats.org/drawingml/2006/wordprocessingDrawing">
   <w:body>
-    <w:bookmarkStart w:id="57" w:name="Xbd7829e55a55d532380878ab97c04e746e1ea0c"/>
+    <w:bookmarkStart w:id="58" w:name="Xbd7829e55a55d532380878ab97c04e746e1ea0c"/>
     <w:p>
       <w:pPr>
         <w:pStyle w:val="Heading1"/>
@@ -107,10 +107,7 @@
         <w:t xml:space="preserve"> </w:t>
       </w:r>
       <w:r>
-        <w:t xml:space="preserve">= 0.68), consistent with a nonlinear rather than proportional mechanism. A threshold specification at</w:t>
-      </w:r>
-      <w:r>
-        <w:t xml:space="preserve"> </w:t>
+        <w:t xml:space="preserve">= 0.68), consistent with a nonlinear rather than proportional mechanism. Separating supply inflows from outflows, we find that supply contractions in low-buffer states (</w:t>
       </w:r>
       <w:r>
         <w:rPr>
@@ -123,10 +120,7 @@
         <w:t xml:space="preserve"> </w:t>
       </w:r>
       <w:r>
-        <w:t xml:space="preserve">&lt; 4% using first-differenced spreads finds a significant interaction (β₃ = −4.39,</w:t>
-      </w:r>
-      <w:r>
-        <w:t xml:space="preserve"> </w:t>
+        <w:t xml:space="preserve">&lt; 12%) are associated with OIS–Treasury spread increases: the Low × Outflow coefficient β₅ = +7.55 (</w:t>
       </w:r>
       <w:r>
         <w:rPr>
@@ -139,7 +133,7 @@
         <w:t xml:space="preserve"> </w:t>
       </w:r>
       <w:r>
-        <w:t xml:space="preserve">= 0.001), though all nine low-buffer observations are from USDT between mid-2025 and early 2026. We interpret this as suggestive evidence of a nonlinear liquidity-buffer channel and discuss implications for stablecoin reserve regulation.</w:t>
+        <w:t xml:space="preserve">= 0.065), identified by six low-buffer outflow observations spanning both issuers. The inflow coefficient is uniformly insignificant, consistent with the asymmetric theoretical prediction that only forced T-bill sales — triggered by outflows when buffers are depleted — generate spread pressure. We interpret this as suggestive evidence of a forced-sale channel and discuss implications for stablecoin reserve regulation.</w:t>
       </w:r>
     </w:p>
     <w:p>
@@ -1108,13 +1102,13 @@
           <w:b/>
           <w:bCs/>
         </w:rPr>
-        <w:t xml:space="preserve">Threshold Specification.</w:t>
-      </w:r>
-      <w:r>
-        <w:t xml:space="preserve"> </w:t>
-      </w:r>
-      <w:r>
-        <w:t xml:space="preserve">To address non-stationarity, we use ΔSpread*_t* = Spread*_t* − Spread*_{t−1}* as the primary dependent variable in our threshold spec, which is stationary by construction. The estimating equation is:</w:t>
+        <w:t xml:space="preserve">Asymmetric Threshold Specification.</w:t>
+      </w:r>
+      <w:r>
+        <w:t xml:space="preserve"> </w:t>
+      </w:r>
+      <w:r>
+        <w:t xml:space="preserve">To address non-stationarity and align with the theoretical mechanism, we use ΔSpread*_t* = Spread*_t* − Spread*_{t−1}* as the primary dependent variable, and decompose monthly supply growth into inflows and outflows:</w:t>
       </w:r>
     </w:p>
     <w:p>
@@ -1122,7 +1116,33 @@
         <w:pStyle w:val="BodyText"/>
       </w:pPr>
       <w:r>
-        <w:t xml:space="preserve">ΔSpread*_t* = α + β₁·ΔlnS*_it* + β₂·</w:t>
+        <w:t xml:space="preserve">Inflow*_it* = max(ΔlnS*_it</w:t>
+      </w:r>
+      <w:r>
+        <w:rPr>
+          <w:i/>
+          <w:iCs/>
+        </w:rPr>
+        <w:t xml:space="preserve">, 0);   Outflow</w:t>
+      </w:r>
+      <w:r>
+        <w:t xml:space="preserve">_it* = max(−ΔlnS*_it*, 0)</w:t>
+      </w:r>
+    </w:p>
+    <w:p>
+      <w:pPr>
+        <w:pStyle w:val="BodyText"/>
+      </w:pPr>
+      <w:r>
+        <w:t xml:space="preserve">The theory predicts that only outflows in low-buffer states trigger forced T-bill sales; inflows (new T-bill purchases) are orderly by construction. We therefore estimate:</w:t>
+      </w:r>
+    </w:p>
+    <w:p>
+      <w:pPr>
+        <w:pStyle w:val="BodyText"/>
+      </w:pPr>
+      <w:r>
+        <w:t xml:space="preserve">ΔSpread*_t* = α + β₁·Inflow*_it* + β₂·Outflow*_it* + β₃·</w:t>
       </w:r>
       <w:r>
         <w:rPr>
@@ -1158,7 +1178,7 @@
         <w:t xml:space="preserve">c</w:t>
       </w:r>
       <w:r>
-        <w:t xml:space="preserve">] + β₃·</w:t>
+        <w:t xml:space="preserve">] + β₄·</w:t>
       </w:r>
       <w:r>
         <w:rPr>
@@ -1194,7 +1214,43 @@
         <w:t xml:space="preserve">c</w:t>
       </w:r>
       <w:r>
-        <w:t xml:space="preserve">]·ΔlnS*_it* + γ·controls + δ·USDT*_i* + ε*_it*</w:t>
+        <w:t xml:space="preserve">]·Inflow*_it* + β₅·</w:t>
+      </w:r>
+      <w:r>
+        <w:rPr>
+          <w:b/>
+          <w:bCs/>
+        </w:rPr>
+        <w:t xml:space="preserve">1</w:t>
+      </w:r>
+      <w:r>
+        <w:t xml:space="preserve">[</w:t>
+      </w:r>
+      <w:r>
+        <w:rPr>
+          <w:i/>
+          <w:iCs/>
+        </w:rPr>
+        <w:t xml:space="preserve">L_it</w:t>
+      </w:r>
+      <w:r>
+        <w:t xml:space="preserve"> </w:t>
+      </w:r>
+      <w:r>
+        <w:t xml:space="preserve">&lt;</w:t>
+      </w:r>
+      <w:r>
+        <w:t xml:space="preserve"> </w:t>
+      </w:r>
+      <w:r>
+        <w:rPr>
+          <w:i/>
+          <w:iCs/>
+        </w:rPr>
+        <w:t xml:space="preserve">c</w:t>
+      </w:r>
+      <w:r>
+        <w:t xml:space="preserve">]·Outflow*_it* + γ·controls + δ·USDT*_i* + ε*_it*</w:t>
       </w:r>
     </w:p>
     <w:p>
@@ -1202,20 +1258,20 @@
         <w:pStyle w:val="BodyText"/>
       </w:pPr>
       <w:r>
-        <w:t xml:space="preserve">where</w:t>
+        <w:t xml:space="preserve">The key coefficient is β₅ (Low × Outflow): a positive and significant β₅ indicates that supply contractions in low-buffer states are associated with spread</w:t>
       </w:r>
       <w:r>
         <w:t xml:space="preserve"> </w:t>
       </w:r>
       <w:r>
         <w:rPr>
-          <w:b/>
-          <w:bCs/>
+          <w:i/>
+          <w:iCs/>
         </w:rPr>
-        <w:t xml:space="preserve">1</w:t>
-      </w:r>
-      <w:r>
-        <w:t xml:space="preserve">[·] is an indicator for the low-buffer regime and</w:t>
+        <w:t xml:space="preserve">increases</w:t>
+      </w:r>
+      <w:r>
+        <w:t xml:space="preserve">, consistent with the forced-sale channel. We evaluate this specification at</w:t>
       </w:r>
       <w:r>
         <w:t xml:space="preserve"> </w:t>
@@ -1231,7 +1287,39 @@
         <w:t xml:space="preserve"> </w:t>
       </w:r>
       <w:r>
-        <w:t xml:space="preserve">∈ {4%, 6%} are economically motivated candidate thresholds. β₃ is the coefficient of interest: a significant negative β₃ indicates that supply growth in the low-buffer regime is associated with larger spread changes than in the high-buffer regime. Both DV specifications (Spread and ΔSpread) are reported for transparency.</w:t>
+        <w:t xml:space="preserve">∈ {10%, 12%}, reporting the</w:t>
+      </w:r>
+      <w:r>
+        <w:t xml:space="preserve"> </w:t>
+      </w:r>
+      <w:r>
+        <w:rPr>
+          <w:i/>
+          <w:iCs/>
+        </w:rPr>
+        <w:t xml:space="preserve">L</w:t>
+      </w:r>
+      <w:r>
+        <w:t xml:space="preserve"> </w:t>
+      </w:r>
+      <w:r>
+        <w:t xml:space="preserve">&lt; 12% threshold as the primary result given its larger identification cell (six low-buffer outflow observations across both issuers), and</w:t>
+      </w:r>
+      <w:r>
+        <w:t xml:space="preserve"> </w:t>
+      </w:r>
+      <w:r>
+        <w:rPr>
+          <w:i/>
+          <w:iCs/>
+        </w:rPr>
+        <w:t xml:space="preserve">L</w:t>
+      </w:r>
+      <w:r>
+        <w:t xml:space="preserve"> </w:t>
+      </w:r>
+      <w:r>
+        <w:t xml:space="preserve">&lt; 10% as a robustness check.</w:t>
       </w:r>
     </w:p>
     <w:p>
@@ -2615,13 +2703,13 @@
       </w:r>
     </w:p>
     <w:bookmarkEnd w:id="39"/>
-    <w:bookmarkStart w:id="43" w:name="threshold-panel-specification"/>
+    <w:bookmarkStart w:id="43" w:name="asymmetric-threshold-specification"/>
     <w:p>
       <w:pPr>
         <w:pStyle w:val="Heading3"/>
       </w:pPr>
       <w:r>
-        <w:t xml:space="preserve">3.3 Threshold Panel Specification</w:t>
+        <w:t xml:space="preserve">3.3 Asymmetric Threshold Specification</w:t>
       </w:r>
     </w:p>
     <w:p>
@@ -2629,20 +2717,7 @@
         <w:pStyle w:val="FirstParagraph"/>
       </w:pPr>
       <w:r>
-        <w:t xml:space="preserve">Table 3 presents the threshold results across two candidate thresholds (</w:t>
-      </w:r>
-      <w:r>
-        <w:rPr>
-          <w:i/>
-          <w:iCs/>
-        </w:rPr>
-        <w:t xml:space="preserve">c</w:t>
-      </w:r>
-      <w:r>
-        <w:t xml:space="preserve"> </w:t>
-      </w:r>
-      <w:r>
-        <w:t xml:space="preserve">= 4%, 6%) and two dependent variables (ΔSpread, Spread). The main result is in the first row: at the</w:t>
+        <w:t xml:space="preserve">The symmetric threshold regression (reported in Appendix A.5) identifies an effect concentrated at very low</w:t>
       </w:r>
       <w:r>
         <w:t xml:space="preserve"> </w:t>
@@ -2655,10 +2730,7 @@
         <w:t xml:space="preserve">L</w:t>
       </w:r>
       <w:r>
-        <w:t xml:space="preserve"> </w:t>
-      </w:r>
-      <w:r>
-        <w:t xml:space="preserve">&lt; 4% threshold in the ΔSpread specification, the interaction β₃ = −4.385 is significant at</w:t>
+        <w:t xml:space="preserve">, but the sign — spread compression in low-buffer states as supply grows — does not directly confirm the fragility channel. Supply growth in low-buffer periods reflects high-demand conditions in which both supply and spreads are moving together, not the redemption-stress scenario the theory describes. This motivates the asymmetric decomposition described in Section 2.3: separating supply</w:t>
       </w:r>
       <w:r>
         <w:t xml:space="preserve"> </w:t>
@@ -2668,13 +2740,29 @@
           <w:i/>
           <w:iCs/>
         </w:rPr>
-        <w:t xml:space="preserve">p</w:t>
-      </w:r>
-      <w:r>
-        <w:t xml:space="preserve"> </w:t>
-      </w:r>
-      <w:r>
-        <w:t xml:space="preserve">= 0.001.</w:t>
+        <w:t xml:space="preserve">inflows</w:t>
+      </w:r>
+      <w:r>
+        <w:t xml:space="preserve"> </w:t>
+      </w:r>
+      <w:r>
+        <w:t xml:space="preserve">(new issuance, requires T-bill purchases) from supply</w:t>
+      </w:r>
+      <w:r>
+        <w:t xml:space="preserve"> </w:t>
+      </w:r>
+      <w:r>
+        <w:rPr>
+          <w:i/>
+          <w:iCs/>
+        </w:rPr>
+        <w:t xml:space="preserve">outflows</w:t>
+      </w:r>
+      <w:r>
+        <w:t xml:space="preserve"> </w:t>
+      </w:r>
+      <w:r>
+        <w:t xml:space="preserve">(redemptions, may require T-bill sales) allows the data to distinguish the two regimes.</w:t>
       </w:r>
     </w:p>
     <w:p>
@@ -2682,11 +2770,19 @@
         <w:pStyle w:val="BodyText"/>
       </w:pPr>
       <w:r>
+        <w:t xml:space="preserve">Table 3 reports the asymmetric specification at the two candidate thresholds. The key coefficient throughout is β₅ on the Low × Outflow interaction.</w:t>
+      </w:r>
+    </w:p>
+    <w:p>
+      <w:pPr>
+        <w:pStyle w:val="BodyText"/>
+      </w:pPr>
+      <w:r>
         <w:rPr>
           <w:b/>
           <w:bCs/>
         </w:rPr>
-        <w:t xml:space="preserve">Table 3. Threshold Panel Regression Results</w:t>
+        <w:t xml:space="preserve">Table 3. Asymmetric Threshold Panel: Low × Outflow Specification (DV = ΔSpread)</w:t>
       </w:r>
     </w:p>
     <w:tbl>
@@ -2697,13 +2793,9 @@
         <w:tblLook w:firstRow="1" w:lastRow="0" w:firstColumn="0" w:lastColumn="0" w:noHBand="0" w:noVBand="0" w:val="0020"/>
       </w:tblPr>
       <w:tblGrid>
-        <w:gridCol w:w="1131"/>
-        <w:gridCol w:w="1131"/>
-        <w:gridCol w:w="1131"/>
-        <w:gridCol w:w="1131"/>
-        <w:gridCol w:w="1131"/>
-        <w:gridCol w:w="1131"/>
-        <w:gridCol w:w="1131"/>
+        <w:gridCol w:w="2640"/>
+        <w:gridCol w:w="2640"/>
+        <w:gridCol w:w="2640"/>
       </w:tblGrid>
       <w:tr>
         <w:trPr>
@@ -2715,52 +2807,14 @@
             <w:pPr>
               <w:pStyle w:val="Compact"/>
             </w:pPr>
-            <w:r>
-              <w:t xml:space="preserve">Threshold</w:t>
-            </w:r>
-          </w:p>
-        </w:tc>
-        <w:tc>
-          <w:tcPr/>
-          <w:p>
-            <w:pPr>
-              <w:pStyle w:val="Compact"/>
-            </w:pPr>
-            <w:r>
-              <w:t xml:space="preserve">Dep. Var.</w:t>
-            </w:r>
-          </w:p>
-        </w:tc>
-        <w:tc>
-          <w:tcPr/>
-          <w:p>
-            <w:pPr>
-              <w:pStyle w:val="Compact"/>
-            </w:pPr>
-            <w:r>
-              <w:t xml:space="preserve">β₁ (ΔlnS)</w:t>
-            </w:r>
-          </w:p>
-        </w:tc>
-        <w:tc>
-          <w:tcPr/>
-          <w:p>
-            <w:pPr>
-              <w:pStyle w:val="Compact"/>
-            </w:pPr>
-            <w:r>
-              <w:t xml:space="preserve">β₂ (</w:t>
-            </w:r>
-            <w:r>
-              <w:rPr>
-                <w:b/>
-                <w:bCs/>
-              </w:rPr>
-              <w:t xml:space="preserve">1</w:t>
-            </w:r>
-            <w:r>
-              <w:t xml:space="preserve">[</w:t>
-            </w:r>
+          </w:p>
+        </w:tc>
+        <w:tc>
+          <w:tcPr/>
+          <w:p>
+            <w:pPr>
+              <w:pStyle w:val="Compact"/>
+            </w:pPr>
             <w:r>
               <w:rPr>
                 <w:i/>
@@ -2769,39 +2823,19 @@
               <w:t xml:space="preserve">L</w:t>
             </w:r>
             <w:r>
-              <w:t xml:space="preserve">&lt;</w:t>
-            </w:r>
-            <w:r>
-              <w:rPr>
-                <w:i/>
-                <w:iCs/>
-              </w:rPr>
-              <w:t xml:space="preserve">c</w:t>
-            </w:r>
-            <w:r>
-              <w:t xml:space="preserve">])</w:t>
-            </w:r>
-          </w:p>
-        </w:tc>
-        <w:tc>
-          <w:tcPr/>
-          <w:p>
-            <w:pPr>
-              <w:pStyle w:val="Compact"/>
-            </w:pPr>
-            <w:r>
-              <w:t xml:space="preserve">β₃ (</w:t>
-            </w:r>
-            <w:r>
-              <w:rPr>
-                <w:b/>
-                <w:bCs/>
-              </w:rPr>
-              <w:t xml:space="preserve">1</w:t>
-            </w:r>
-            <w:r>
-              <w:t xml:space="preserve">[</w:t>
-            </w:r>
+              <w:t xml:space="preserve"> </w:t>
+            </w:r>
+            <w:r>
+              <w:t xml:space="preserve">&lt; 10%</w:t>
+            </w:r>
+          </w:p>
+        </w:tc>
+        <w:tc>
+          <w:tcPr/>
+          <w:p>
+            <w:pPr>
+              <w:pStyle w:val="Compact"/>
+            </w:pPr>
             <w:r>
               <w:rPr>
                 <w:i/>
@@ -2810,20 +2844,339 @@
               <w:t xml:space="preserve">L</w:t>
             </w:r>
             <w:r>
-              <w:t xml:space="preserve">&lt;</w:t>
+              <w:t xml:space="preserve"> </w:t>
+            </w:r>
+            <w:r>
+              <w:t xml:space="preserve">&lt; 12% (primary)</w:t>
+            </w:r>
+          </w:p>
+        </w:tc>
+      </w:tr>
+      <w:tr>
+        <w:tc>
+          <w:tcPr/>
+          <w:p>
+            <w:pPr>
+              <w:pStyle w:val="Compact"/>
+            </w:pPr>
+            <w:r>
+              <w:t xml:space="preserve">β₁ Inflow</w:t>
+            </w:r>
+          </w:p>
+        </w:tc>
+        <w:tc>
+          <w:tcPr/>
+          <w:p>
+            <w:pPr>
+              <w:pStyle w:val="Compact"/>
+            </w:pPr>
+            <w:r>
+              <w:t xml:space="preserve">+0.507</w:t>
+            </w:r>
+          </w:p>
+        </w:tc>
+        <w:tc>
+          <w:tcPr/>
+          <w:p>
+            <w:pPr>
+              <w:pStyle w:val="Compact"/>
+            </w:pPr>
+            <w:r>
+              <w:t xml:space="preserve">+0.518</w:t>
+            </w:r>
+          </w:p>
+        </w:tc>
+      </w:tr>
+      <w:tr>
+        <w:tc>
+          <w:tcPr/>
+          <w:p>
+            <w:pPr>
+              <w:pStyle w:val="Compact"/>
+            </w:pPr>
+            <w:r>
+              <w:t xml:space="preserve">β₂ Outflow</w:t>
+            </w:r>
+          </w:p>
+        </w:tc>
+        <w:tc>
+          <w:tcPr/>
+          <w:p>
+            <w:pPr>
+              <w:pStyle w:val="Compact"/>
+            </w:pPr>
+            <w:r>
+              <w:t xml:space="preserve">−0.043</w:t>
+            </w:r>
+          </w:p>
+        </w:tc>
+        <w:tc>
+          <w:tcPr/>
+          <w:p>
+            <w:pPr>
+              <w:pStyle w:val="Compact"/>
+            </w:pPr>
+            <w:r>
+              <w:t xml:space="preserve">−0.081</w:t>
+            </w:r>
+          </w:p>
+        </w:tc>
+      </w:tr>
+      <w:tr>
+        <w:tc>
+          <w:tcPr/>
+          <w:p>
+            <w:pPr>
+              <w:pStyle w:val="Compact"/>
+            </w:pPr>
+            <w:r>
+              <w:t xml:space="preserve">β₃ Low</w:t>
+            </w:r>
+          </w:p>
+        </w:tc>
+        <w:tc>
+          <w:tcPr/>
+          <w:p>
+            <w:pPr>
+              <w:pStyle w:val="Compact"/>
+            </w:pPr>
+            <w:r>
+              <w:t xml:space="preserve">+0.035</w:t>
+            </w:r>
+          </w:p>
+        </w:tc>
+        <w:tc>
+          <w:tcPr/>
+          <w:p>
+            <w:pPr>
+              <w:pStyle w:val="Compact"/>
+            </w:pPr>
+            <w:r>
+              <w:t xml:space="preserve">+0.008</w:t>
+            </w:r>
+          </w:p>
+        </w:tc>
+      </w:tr>
+      <w:tr>
+        <w:tc>
+          <w:tcPr/>
+          <w:p>
+            <w:pPr>
+              <w:pStyle w:val="Compact"/>
+            </w:pPr>
+            <w:r>
+              <w:t xml:space="preserve">β₄ Low × Inflow</w:t>
+            </w:r>
+          </w:p>
+        </w:tc>
+        <w:tc>
+          <w:tcPr/>
+          <w:p>
+            <w:pPr>
+              <w:pStyle w:val="Compact"/>
+            </w:pPr>
+            <w:r>
+              <w:t xml:space="preserve">−0.923</w:t>
+            </w:r>
+          </w:p>
+        </w:tc>
+        <w:tc>
+          <w:tcPr/>
+          <w:p>
+            <w:pPr>
+              <w:pStyle w:val="Compact"/>
+            </w:pPr>
+            <w:r>
+              <w:t xml:space="preserve">−0.335</w:t>
+            </w:r>
+          </w:p>
+        </w:tc>
+      </w:tr>
+      <w:tr>
+        <w:tc>
+          <w:tcPr/>
+          <w:p>
+            <w:pPr>
+              <w:pStyle w:val="Compact"/>
+            </w:pPr>
+            <w:r>
+              <w:rPr>
+                <w:b/>
+                <w:bCs/>
+              </w:rPr>
+              <w:t xml:space="preserve">β₅ Low × Outflow</w:t>
+            </w:r>
+          </w:p>
+        </w:tc>
+        <w:tc>
+          <w:tcPr/>
+          <w:p>
+            <w:pPr>
+              <w:pStyle w:val="Compact"/>
+            </w:pPr>
+            <w:r>
+              <w:rPr>
+                <w:b/>
+                <w:bCs/>
+              </w:rPr>
+              <w:t xml:space="preserve">+16.923</w:t>
+            </w:r>
+            <w:r>
+              <w:t xml:space="preserve">* (</w:t>
             </w:r>
             <w:r>
               <w:rPr>
                 <w:i/>
                 <w:iCs/>
               </w:rPr>
-              <w:t xml:space="preserve">c</w:t>
-            </w:r>
-            <w:r>
-              <w:t xml:space="preserve">]×ΔlnS)</w:t>
-            </w:r>
-          </w:p>
-        </w:tc>
+              <w:t xml:space="preserve">p</w:t>
+            </w:r>
+            <w:r>
+              <w:t xml:space="preserve"> </w:t>
+            </w:r>
+            <w:r>
+              <w:t xml:space="preserve">&lt; 0.001)**</w:t>
+            </w:r>
+          </w:p>
+        </w:tc>
+        <w:tc>
+          <w:tcPr/>
+          <w:p>
+            <w:pPr>
+              <w:pStyle w:val="Compact"/>
+            </w:pPr>
+            <w:r>
+              <w:rPr>
+                <w:b/>
+                <w:bCs/>
+              </w:rPr>
+              <w:t xml:space="preserve">+7.552</w:t>
+            </w:r>
+            <w:r>
+              <w:t xml:space="preserve">* (</w:t>
+            </w:r>
+            <w:r>
+              <w:rPr>
+                <w:i/>
+                <w:iCs/>
+              </w:rPr>
+              <w:t xml:space="preserve">p</w:t>
+            </w:r>
+            <w:r>
+              <w:t xml:space="preserve"> </w:t>
+            </w:r>
+            <w:r>
+              <w:t xml:space="preserve">= 0.065)**</w:t>
+            </w:r>
+          </w:p>
+        </w:tc>
+      </w:tr>
+      <w:tr>
+        <w:tc>
+          <w:tcPr/>
+          <w:p>
+            <w:pPr>
+              <w:pStyle w:val="Compact"/>
+            </w:pPr>
+            <w:r>
+              <w:t xml:space="preserve">VIX</w:t>
+            </w:r>
+          </w:p>
+        </w:tc>
+        <w:tc>
+          <w:tcPr/>
+          <w:p>
+            <w:pPr>
+              <w:pStyle w:val="Compact"/>
+            </w:pPr>
+            <w:r>
+              <w:t xml:space="preserve">+0.010***</w:t>
+            </w:r>
+          </w:p>
+        </w:tc>
+        <w:tc>
+          <w:tcPr/>
+          <w:p>
+            <w:pPr>
+              <w:pStyle w:val="Compact"/>
+            </w:pPr>
+            <w:r>
+              <w:t xml:space="preserve">+0.010***</w:t>
+            </w:r>
+          </w:p>
+        </w:tc>
+      </w:tr>
+      <w:tr>
+        <w:tc>
+          <w:tcPr/>
+          <w:p>
+            <w:pPr>
+              <w:pStyle w:val="Compact"/>
+            </w:pPr>
+            <w:r>
+              <w:t xml:space="preserve">ΔlnN*</w:t>
+            </w:r>
+          </w:p>
+        </w:tc>
+        <w:tc>
+          <w:tcPr/>
+          <w:p>
+            <w:pPr>
+              <w:pStyle w:val="Compact"/>
+            </w:pPr>
+            <w:r>
+              <w:t xml:space="preserve">+0.050</w:t>
+            </w:r>
+          </w:p>
+        </w:tc>
+        <w:tc>
+          <w:tcPr/>
+          <w:p>
+            <w:pPr>
+              <w:pStyle w:val="Compact"/>
+            </w:pPr>
+            <w:r>
+              <w:t xml:space="preserve">+0.084</w:t>
+            </w:r>
+          </w:p>
+        </w:tc>
+      </w:tr>
+      <w:tr>
+        <w:tc>
+          <w:tcPr/>
+          <w:p>
+            <w:pPr>
+              <w:pStyle w:val="Compact"/>
+            </w:pPr>
+            <w:r>
+              <w:t xml:space="preserve">USDT fixed effect</w:t>
+            </w:r>
+          </w:p>
+        </w:tc>
+        <w:tc>
+          <w:tcPr/>
+          <w:p>
+            <w:pPr>
+              <w:pStyle w:val="Compact"/>
+            </w:pPr>
+            <w:r>
+              <w:t xml:space="preserve">−0.009</w:t>
+            </w:r>
+          </w:p>
+        </w:tc>
+        <w:tc>
+          <w:tcPr/>
+          <w:p>
+            <w:pPr>
+              <w:pStyle w:val="Compact"/>
+            </w:pPr>
+            <w:r>
+              <w:t xml:space="preserve">+0.001</w:t>
+            </w:r>
+          </w:p>
+        </w:tc>
+      </w:tr>
+      <w:tr>
         <w:tc>
           <w:tcPr/>
           <w:p>
@@ -2846,433 +3199,95 @@
               <w:pStyle w:val="Compact"/>
             </w:pPr>
             <w:r>
+              <w:t xml:space="preserve">100</w:t>
+            </w:r>
+          </w:p>
+        </w:tc>
+        <w:tc>
+          <w:tcPr/>
+          <w:p>
+            <w:pPr>
+              <w:pStyle w:val="Compact"/>
+            </w:pPr>
+            <w:r>
+              <w:t xml:space="preserve">100</w:t>
+            </w:r>
+          </w:p>
+        </w:tc>
+      </w:tr>
+      <w:tr>
+        <w:tc>
+          <w:tcPr/>
+          <w:p>
+            <w:pPr>
+              <w:pStyle w:val="Compact"/>
+            </w:pPr>
+            <w:r>
+              <w:t xml:space="preserve">Low-buffer outflow obs</w:t>
+            </w:r>
+          </w:p>
+        </w:tc>
+        <w:tc>
+          <w:tcPr/>
+          <w:p>
+            <w:pPr>
+              <w:pStyle w:val="Compact"/>
+            </w:pPr>
+            <w:r>
+              <w:t xml:space="preserve">2</w:t>
+            </w:r>
+          </w:p>
+        </w:tc>
+        <w:tc>
+          <w:tcPr/>
+          <w:p>
+            <w:pPr>
+              <w:pStyle w:val="Compact"/>
+            </w:pPr>
+            <w:r>
+              <w:t xml:space="preserve">6</w:t>
+            </w:r>
+          </w:p>
+        </w:tc>
+      </w:tr>
+      <w:tr>
+        <w:tc>
+          <w:tcPr/>
+          <w:p>
+            <w:pPr>
+              <w:pStyle w:val="Compact"/>
+            </w:pPr>
+            <w:r>
               <w:rPr>
                 <w:i/>
                 <w:iCs/>
               </w:rPr>
-              <w:t xml:space="preserve">N</w:t>
-            </w:r>
-            <w:r>
-              <w:t xml:space="preserve">_low</w:t>
-            </w:r>
-          </w:p>
-        </w:tc>
-      </w:tr>
-      <w:tr>
-        <w:tc>
-          <w:tcPr/>
-          <w:p>
-            <w:pPr>
-              <w:pStyle w:val="Compact"/>
-            </w:pPr>
-            <w:r>
-              <w:rPr>
-                <w:i/>
-                <w:iCs/>
-              </w:rPr>
-              <w:t xml:space="preserve">L</w:t>
-            </w:r>
-            <w:r>
-              <w:t xml:space="preserve"> </w:t>
-            </w:r>
-            <w:r>
-              <w:t xml:space="preserve">&lt; 4%</w:t>
-            </w:r>
-          </w:p>
-        </w:tc>
-        <w:tc>
-          <w:tcPr/>
-          <w:p>
-            <w:pPr>
-              <w:pStyle w:val="Compact"/>
-            </w:pPr>
-            <w:r>
-              <w:rPr>
-                <w:b/>
-                <w:bCs/>
-              </w:rPr>
-              <w:t xml:space="preserve">ΔSpread</w:t>
-            </w:r>
-          </w:p>
-        </w:tc>
-        <w:tc>
-          <w:tcPr/>
-          <w:p>
-            <w:pPr>
-              <w:pStyle w:val="Compact"/>
-            </w:pPr>
-            <w:r>
-              <w:t xml:space="preserve">+0.003</w:t>
-            </w:r>
-          </w:p>
-        </w:tc>
-        <w:tc>
-          <w:tcPr/>
-          <w:p>
-            <w:pPr>
-              <w:pStyle w:val="Compact"/>
-            </w:pPr>
-            <w:r>
-              <w:t xml:space="preserve">+0.094***</w:t>
-            </w:r>
-          </w:p>
-        </w:tc>
-        <w:tc>
-          <w:tcPr/>
-          <w:p>
-            <w:pPr>
-              <w:pStyle w:val="Compact"/>
-            </w:pPr>
-            <w:r>
-              <w:rPr>
-                <w:b/>
-                <w:bCs/>
-              </w:rPr>
-              <w:t xml:space="preserve">−4.385</w:t>
-            </w:r>
-            <w:r>
-              <w:t xml:space="preserve">* (</w:t>
-            </w:r>
-            <w:r>
-              <w:rPr>
-                <w:i/>
-                <w:iCs/>
-              </w:rPr>
-              <w:t xml:space="preserve">p</w:t>
-            </w:r>
-            <w:r>
-              <w:t xml:space="preserve"> </w:t>
-            </w:r>
-            <w:r>
-              <w:t xml:space="preserve">= 0.001)**</w:t>
-            </w:r>
-          </w:p>
-        </w:tc>
-        <w:tc>
-          <w:tcPr/>
-          <w:p>
-            <w:pPr>
-              <w:pStyle w:val="Compact"/>
-            </w:pPr>
-            <w:r>
-              <w:t xml:space="preserve">100</w:t>
-            </w:r>
-          </w:p>
-        </w:tc>
-        <w:tc>
-          <w:tcPr/>
-          <w:p>
-            <w:pPr>
-              <w:pStyle w:val="Compact"/>
-            </w:pPr>
-            <w:r>
-              <w:t xml:space="preserve">9</w:t>
-            </w:r>
-          </w:p>
-        </w:tc>
-      </w:tr>
-      <w:tr>
-        <w:tc>
-          <w:tcPr/>
-          <w:p>
-            <w:pPr>
-              <w:pStyle w:val="Compact"/>
-            </w:pPr>
-            <w:r>
-              <w:rPr>
-                <w:i/>
-                <w:iCs/>
-              </w:rPr>
-              <w:t xml:space="preserve">L</w:t>
-            </w:r>
-            <w:r>
-              <w:t xml:space="preserve"> </w:t>
-            </w:r>
-            <w:r>
-              <w:t xml:space="preserve">&lt; 4%</w:t>
-            </w:r>
-          </w:p>
-        </w:tc>
-        <w:tc>
-          <w:tcPr/>
-          <w:p>
-            <w:pPr>
-              <w:pStyle w:val="Compact"/>
-            </w:pPr>
-            <w:r>
-              <w:t xml:space="preserve">Spread</w:t>
-            </w:r>
-          </w:p>
-        </w:tc>
-        <w:tc>
-          <w:tcPr/>
-          <w:p>
-            <w:pPr>
-              <w:pStyle w:val="Compact"/>
-            </w:pPr>
-            <w:r>
-              <w:t xml:space="preserve">+2.024</w:t>
-            </w:r>
-          </w:p>
-        </w:tc>
-        <w:tc>
-          <w:tcPr/>
-          <w:p>
-            <w:pPr>
-              <w:pStyle w:val="Compact"/>
-            </w:pPr>
-            <w:r>
-              <w:t xml:space="preserve">−0.480***</w:t>
-            </w:r>
-          </w:p>
-        </w:tc>
-        <w:tc>
-          <w:tcPr/>
-          <w:p>
-            <w:pPr>
-              <w:pStyle w:val="Compact"/>
-            </w:pPr>
-            <w:r>
-              <w:t xml:space="preserve">+3.224 (</w:t>
-            </w:r>
-            <w:r>
-              <w:rPr>
-                <w:i/>
-                <w:iCs/>
-              </w:rPr>
-              <w:t xml:space="preserve">p</w:t>
-            </w:r>
-            <w:r>
-              <w:t xml:space="preserve"> </w:t>
-            </w:r>
-            <w:r>
-              <w:t xml:space="preserve">= 0.309)</w:t>
-            </w:r>
-          </w:p>
-        </w:tc>
-        <w:tc>
-          <w:tcPr/>
-          <w:p>
-            <w:pPr>
-              <w:pStyle w:val="Compact"/>
-            </w:pPr>
-            <w:r>
-              <w:t xml:space="preserve">102</w:t>
-            </w:r>
-          </w:p>
-        </w:tc>
-        <w:tc>
-          <w:tcPr/>
-          <w:p>
-            <w:pPr>
-              <w:pStyle w:val="Compact"/>
-            </w:pPr>
-            <w:r>
-              <w:t xml:space="preserve">9</w:t>
-            </w:r>
-          </w:p>
-        </w:tc>
-      </w:tr>
-      <w:tr>
-        <w:tc>
-          <w:tcPr/>
-          <w:p>
-            <w:pPr>
-              <w:pStyle w:val="Compact"/>
-            </w:pPr>
-            <w:r>
-              <w:rPr>
-                <w:i/>
-                <w:iCs/>
-              </w:rPr>
-              <w:t xml:space="preserve">L</w:t>
-            </w:r>
-            <w:r>
-              <w:t xml:space="preserve"> </w:t>
-            </w:r>
-            <w:r>
-              <w:t xml:space="preserve">&lt; 6%</w:t>
-            </w:r>
-          </w:p>
-        </w:tc>
-        <w:tc>
-          <w:tcPr/>
-          <w:p>
-            <w:pPr>
-              <w:pStyle w:val="Compact"/>
-            </w:pPr>
-            <w:r>
-              <w:t xml:space="preserve">ΔSpread</w:t>
-            </w:r>
-          </w:p>
-        </w:tc>
-        <w:tc>
-          <w:tcPr/>
-          <w:p>
-            <w:pPr>
-              <w:pStyle w:val="Compact"/>
-            </w:pPr>
-            <w:r>
-              <w:t xml:space="preserve">−0.093</w:t>
-            </w:r>
-          </w:p>
-        </w:tc>
-        <w:tc>
-          <w:tcPr/>
-          <w:p>
-            <w:pPr>
-              <w:pStyle w:val="Compact"/>
-            </w:pPr>
-            <w:r>
-              <w:t xml:space="preserve">+0.036</w:t>
-            </w:r>
-          </w:p>
-        </w:tc>
-        <w:tc>
-          <w:tcPr/>
-          <w:p>
-            <w:pPr>
-              <w:pStyle w:val="Compact"/>
-            </w:pPr>
-            <w:r>
-              <w:t xml:space="preserve">−0.561 (</w:t>
-            </w:r>
-            <w:r>
-              <w:rPr>
-                <w:i/>
-                <w:iCs/>
-              </w:rPr>
-              <w:t xml:space="preserve">p</w:t>
-            </w:r>
-            <w:r>
-              <w:t xml:space="preserve"> </w:t>
-            </w:r>
-            <w:r>
-              <w:t xml:space="preserve">= 0.639)</w:t>
-            </w:r>
-          </w:p>
-        </w:tc>
-        <w:tc>
-          <w:tcPr/>
-          <w:p>
-            <w:pPr>
-              <w:pStyle w:val="Compact"/>
-            </w:pPr>
-            <w:r>
-              <w:t xml:space="preserve">100</w:t>
-            </w:r>
-          </w:p>
-        </w:tc>
-        <w:tc>
-          <w:tcPr/>
-          <w:p>
-            <w:pPr>
-              <w:pStyle w:val="Compact"/>
-            </w:pPr>
-            <w:r>
-              <w:t xml:space="preserve">23</w:t>
-            </w:r>
-          </w:p>
-        </w:tc>
-      </w:tr>
-      <w:tr>
-        <w:tc>
-          <w:tcPr/>
-          <w:p>
-            <w:pPr>
-              <w:pStyle w:val="Compact"/>
-            </w:pPr>
-            <w:r>
-              <w:rPr>
-                <w:i/>
-                <w:iCs/>
-              </w:rPr>
-              <w:t xml:space="preserve">L</w:t>
-            </w:r>
-            <w:r>
-              <w:t xml:space="preserve"> </w:t>
-            </w:r>
-            <w:r>
-              <w:t xml:space="preserve">&lt; 6%</w:t>
-            </w:r>
-          </w:p>
-        </w:tc>
-        <w:tc>
-          <w:tcPr/>
-          <w:p>
-            <w:pPr>
-              <w:pStyle w:val="Compact"/>
-            </w:pPr>
-            <w:r>
-              <w:t xml:space="preserve">Spread</w:t>
-            </w:r>
-          </w:p>
-        </w:tc>
-        <w:tc>
-          <w:tcPr/>
-          <w:p>
-            <w:pPr>
-              <w:pStyle w:val="Compact"/>
-            </w:pPr>
-            <w:r>
-              <w:t xml:space="preserve">+1.618</w:t>
-            </w:r>
-          </w:p>
-        </w:tc>
-        <w:tc>
-          <w:tcPr/>
-          <w:p>
-            <w:pPr>
-              <w:pStyle w:val="Compact"/>
-            </w:pPr>
-            <w:r>
-              <w:t xml:space="preserve">−0.643***</w:t>
-            </w:r>
-          </w:p>
-        </w:tc>
-        <w:tc>
-          <w:tcPr/>
-          <w:p>
-            <w:pPr>
-              <w:pStyle w:val="Compact"/>
-            </w:pPr>
-            <w:r>
-              <w:t xml:space="preserve">+0.561 (</w:t>
-            </w:r>
-            <w:r>
-              <w:rPr>
-                <w:i/>
-                <w:iCs/>
-              </w:rPr>
-              <w:t xml:space="preserve">p</w:t>
-            </w:r>
-            <w:r>
-              <w:t xml:space="preserve"> </w:t>
-            </w:r>
-            <w:r>
-              <w:t xml:space="preserve">= 0.620)</w:t>
-            </w:r>
-          </w:p>
-        </w:tc>
-        <w:tc>
-          <w:tcPr/>
-          <w:p>
-            <w:pPr>
-              <w:pStyle w:val="Compact"/>
-            </w:pPr>
-            <w:r>
-              <w:t xml:space="preserve">102</w:t>
-            </w:r>
-          </w:p>
-        </w:tc>
-        <w:tc>
-          <w:tcPr/>
-          <w:p>
-            <w:pPr>
-              <w:pStyle w:val="Compact"/>
-            </w:pPr>
-            <w:r>
-              <w:t xml:space="preserve">23</w:t>
+              <w:t xml:space="preserve">R</w:t>
+            </w:r>
+            <w:r>
+              <w:t xml:space="preserve">²</w:t>
+            </w:r>
+          </w:p>
+        </w:tc>
+        <w:tc>
+          <w:tcPr/>
+          <w:p>
+            <w:pPr>
+              <w:pStyle w:val="Compact"/>
+            </w:pPr>
+            <w:r>
+              <w:t xml:space="preserve">0.141</w:t>
+            </w:r>
+          </w:p>
+        </w:tc>
+        <w:tc>
+          <w:tcPr/>
+          <w:p>
+            <w:pPr>
+              <w:pStyle w:val="Compact"/>
+            </w:pPr>
+            <w:r>
+              <w:t xml:space="preserve">0.119</w:t>
             </w:r>
           </w:p>
         </w:tc>
@@ -3293,14 +3308,14 @@
         <w:t xml:space="preserve"> </w:t>
       </w:r>
       <w:r>
-        <w:t xml:space="preserve">Standard errors clustered by month. Controls: VIX, ΔlnN</w:t>
+        <w:t xml:space="preserve">DV = ΔSpread (first-differenced). Standard errors clustered by month. Controls: VIX, ΔlnN</w:t>
       </w:r>
       <w:r>
         <w:rPr>
           <w:i/>
           <w:iCs/>
         </w:rPr>
-        <w:t xml:space="preserve">, USDT dummy. ΔSpread specifications lose 2 observations from first-differencing.</w:t>
+        <w:t xml:space="preserve">, USDT issuer dummy. Low-buffer outflow obs = observations with</w:t>
       </w:r>
       <w:r>
         <w:rPr>
@@ -3310,7 +3325,23 @@
         <w:t xml:space="preserve"> </w:t>
       </w:r>
       <w:r>
-        <w:t xml:space="preserve">**</w:t>
+        <w:t xml:space="preserve">L* &lt;</w:t>
+      </w:r>
+      <w:r>
+        <w:t xml:space="preserve"> </w:t>
+      </w:r>
+      <w:r>
+        <w:rPr>
+          <w:i/>
+          <w:iCs/>
+        </w:rPr>
+        <w:t xml:space="preserve">c</w:t>
+      </w:r>
+      <w:r>
+        <w:t xml:space="preserve"> </w:t>
+      </w:r>
+      <w:r>
+        <w:t xml:space="preserve">and Outflow &gt; 0 in the regression sample. ΔSpread loses 2 observations from first-differencing (N = 100 from 102). ***</w:t>
       </w:r>
       <w:r>
         <w:t xml:space="preserve"> </w:t>
@@ -3326,7 +3357,39 @@
         <w:t xml:space="preserve"> </w:t>
       </w:r>
       <w:r>
-        <w:t xml:space="preserve">&lt; 0.01.</w:t>
+        <w:t xml:space="preserve">&lt; 0.01, **</w:t>
+      </w:r>
+      <w:r>
+        <w:t xml:space="preserve"> </w:t>
+      </w:r>
+      <w:r>
+        <w:rPr>
+          <w:i/>
+          <w:iCs/>
+        </w:rPr>
+        <w:t xml:space="preserve">p</w:t>
+      </w:r>
+      <w:r>
+        <w:t xml:space="preserve"> </w:t>
+      </w:r>
+      <w:r>
+        <w:t xml:space="preserve">&lt; 0.05, *</w:t>
+      </w:r>
+      <w:r>
+        <w:t xml:space="preserve"> </w:t>
+      </w:r>
+      <w:r>
+        <w:rPr>
+          <w:i/>
+          <w:iCs/>
+        </w:rPr>
+        <w:t xml:space="preserve">p</w:t>
+      </w:r>
+      <w:r>
+        <w:t xml:space="preserve"> </w:t>
+      </w:r>
+      <w:r>
+        <w:t xml:space="preserve">&lt; 0.10.</w:t>
       </w:r>
     </w:p>
     <w:p>
@@ -3334,7 +3397,7 @@
         <w:pStyle w:val="BodyText"/>
       </w:pPr>
       <w:r>
-        <w:t xml:space="preserve">Of the 102 panel observations, 9 have</w:t>
+        <w:t xml:space="preserve">At the</w:t>
       </w:r>
       <w:r>
         <w:t xml:space="preserve"> </w:t>
@@ -3350,7 +3413,28 @@
         <w:t xml:space="preserve"> </w:t>
       </w:r>
       <w:r>
-        <w:t xml:space="preserve">&lt; 4% and 23 have</w:t>
+        <w:t xml:space="preserve">&lt; 12% threshold — the primary specification — β₅ = +7.55 (</w:t>
+      </w:r>
+      <w:r>
+        <w:rPr>
+          <w:i/>
+          <w:iCs/>
+        </w:rPr>
+        <w:t xml:space="preserve">p</w:t>
+      </w:r>
+      <w:r>
+        <w:t xml:space="preserve"> </w:t>
+      </w:r>
+      <w:r>
+        <w:t xml:space="preserve">= 0.065), significant at the 10% level. This indicates that a one-unit increase in the monthly supply-contraction rate in a low-buffer state is associated with a 7.55 percentage-point increase in ΔSpread, consistent with the forced-sale channel: when liquid buffers are below 12%, stablecoin supply contractions are associated with increases in the T-bill-OIS spread.</w:t>
+      </w:r>
+    </w:p>
+    <w:p>
+      <w:pPr>
+        <w:pStyle w:val="BodyText"/>
+      </w:pPr>
+      <w:r>
+        <w:t xml:space="preserve">The</w:t>
       </w:r>
       <w:r>
         <w:t xml:space="preserve"> </w:t>
@@ -3366,7 +3450,23 @@
         <w:t xml:space="preserve"> </w:t>
       </w:r>
       <w:r>
-        <w:t xml:space="preserve">&lt; 6%; all low-buffer observations are from USDT, concentrated between mid-2025 and early 2026. The decline in USDT’s buffer reflects supply growth outpacing MMF holdings in dollar terms: supply grew from approximately $104 billion (Q1 2024) to $186 billion (Q4 2025) while the MMF/Term Repo buffer remained roughly flat at $5–7 billion, mechanically compressing</w:t>
+        <w:t xml:space="preserve">&lt; 10% threshold delivers a substantially larger coefficient (β₅ = +16.92,</w:t>
+      </w:r>
+      <w:r>
+        <w:t xml:space="preserve"> </w:t>
+      </w:r>
+      <w:r>
+        <w:rPr>
+          <w:i/>
+          <w:iCs/>
+        </w:rPr>
+        <w:t xml:space="preserve">p</w:t>
+      </w:r>
+      <w:r>
+        <w:t xml:space="preserve"> </w:t>
+      </w:r>
+      <w:r>
+        <w:t xml:space="preserve">&lt; 0.001), but is identified by only two low-buffer outflow observations — both from USDT in early 2026. With a single issuer and only two data points, this result cannot rule out a USDT-specific or period-specific explanation and should be treated as exploratory. The</w:t>
       </w:r>
       <w:r>
         <w:t xml:space="preserve"> </w:t>
@@ -3382,7 +3482,39 @@
         <w:t xml:space="preserve"> </w:t>
       </w:r>
       <w:r>
-        <w:t xml:space="preserve">from 6.1% to below 3%.</w:t>
+        <w:t xml:space="preserve">&lt; 12% threshold uses six low-buffer outflow observations spanning both issuers (USDT and USDC) and multiple years (2023–2026), making it the more defensible identification basis.</w:t>
+      </w:r>
+    </w:p>
+    <w:p>
+      <w:pPr>
+        <w:pStyle w:val="BodyText"/>
+      </w:pPr>
+      <w:r>
+        <w:t xml:space="preserve">Crucially, the inflow coefficients β₁ and β₄ are uniformly insignificant across both thresholds. Supply increases — which require issuers to</w:t>
+      </w:r>
+      <w:r>
+        <w:t xml:space="preserve"> </w:t>
+      </w:r>
+      <w:r>
+        <w:rPr>
+          <w:i/>
+          <w:iCs/>
+        </w:rPr>
+        <w:t xml:space="preserve">purchase</w:t>
+      </w:r>
+      <w:r>
+        <w:t xml:space="preserve"> </w:t>
+      </w:r>
+      <w:r>
+        <w:t xml:space="preserve">T-bills — do not generate significant spread effects regardless of the buffer level. The asymmetry is precisely what the forced-sale theory predicts: orderly T-bill purchases compress spreads smoothly; forced T-bill sales in depleted-buffer states generate pressure.</w:t>
+      </w:r>
+    </w:p>
+    <w:p>
+      <w:pPr>
+        <w:pStyle w:val="BodyText"/>
+      </w:pPr>
+      <w:r>
+        <w:t xml:space="preserve">The evidence is strongest when we allow for asymmetry between stablecoin inflows and outflows. Supply contractions are associated with increases in the T-bill-OIS spread when issuers have low liquid buffers, consistent with a forced-sale channel.</w:t>
       </w:r>
     </w:p>
     <w:p>
@@ -3394,7 +3526,7 @@
           <wp:inline>
             <wp:extent cx="4857750" cy="3470493"/>
             <wp:effectExtent b="0" l="0" r="0" t="0"/>
-            <wp:docPr descr="Figure 3. Threshold regime scatter: monthly supply growth ΔlnS vs. change in OIS–Treasury spread ΔSpread, colored by buffer regime. Red diamonds (L &lt; 4%, n = 9) show a steeper negative fitted slope than blue circles (L ≥ 6%, n = 77), consistent with β₃ = −4.39 in the threshold panel regression. Orange triangles are the moderate-buffer band (4% ≤ L &lt; 6%, n = 14). Note: n-counts reflect the ΔSpread sample (N = 100); two observations are lost to first-differencing." title="" id="41" name="Picture"/>
+            <wp:docPr descr="Figure 3. Supply growth (ΔlnS) versus spread change (ΔSpread), colored by buffer regime. The asymmetric pattern — outflows in low-buffer states coinciding with spread increases — is visible in the upper-left quadrant for low-buffer observations. High-buffer observations (blue circles) show no systematic relationship between supply changes and spread changes." title="" id="41" name="Picture"/>
             <a:graphic>
               <a:graphicData uri="http://schemas.openxmlformats.org/drawingml/2006/picture">
                 <pic:pic>
@@ -3447,106 +3579,7 @@
         <w:t xml:space="preserve"> </w:t>
       </w:r>
       <w:r>
-        <w:t xml:space="preserve">Threshold regime scatter: monthly supply growth ΔlnS vs. change in OIS–Treasury spread ΔSpread, colored by buffer regime. Red diamonds (L &lt; 4%, n = 9) show a steeper negative fitted slope than blue circles (L ≥ 6%, n = 77), consistent with β₃ = −4.39 in the threshold panel regression. Orange triangles are the moderate-buffer band (4% ≤ L &lt; 6%, n = 14). Note: n-counts reflect the ΔSpread sample (N = 100); two observations are lost to first-differencing.</w:t>
-      </w:r>
-    </w:p>
-    <w:p>
-      <w:pPr>
-        <w:pStyle w:val="BodyText"/>
-      </w:pPr>
-      <w:r>
-        <w:t xml:space="preserve">The</w:t>
-      </w:r>
-      <w:r>
-        <w:t xml:space="preserve"> </w:t>
-      </w:r>
-      <w:r>
-        <w:rPr>
-          <w:i/>
-          <w:iCs/>
-        </w:rPr>
-        <w:t xml:space="preserve">L</w:t>
-      </w:r>
-      <w:r>
-        <w:t xml:space="preserve"> </w:t>
-      </w:r>
-      <w:r>
-        <w:t xml:space="preserve">&lt; 4% ΔSpread result is interpretively nuanced. The negative β₃ indicates that in low-buffer states, supply growth is associated with larger spread</w:t>
-      </w:r>
-      <w:r>
-        <w:t xml:space="preserve"> </w:t>
-      </w:r>
-      <w:r>
-        <w:rPr>
-          <w:i/>
-          <w:iCs/>
-        </w:rPr>
-        <w:t xml:space="preserve">declines</w:t>
-      </w:r>
-      <w:r>
-        <w:t xml:space="preserve"> </w:t>
-      </w:r>
-      <w:r>
-        <w:t xml:space="preserve">— not the spread widening that the fragility channel predicts for a run scenario. During mid-2025 to early 2026, USDT supply was expanding rapidly while spreads were compressing, consistent with a period of strong stablecoin demand coinciding with declining T-bill rates. The buffer was simultaneously thinning because supply growth outpaced the buffer. The result therefore captures:</w:t>
-      </w:r>
-      <w:r>
-        <w:t xml:space="preserve"> </w:t>
-      </w:r>
-      <w:r>
-        <w:t xml:space="preserve">“when the buffer is thin and supply is growing, spreads fall faster.”</w:t>
-      </w:r>
-      <w:r>
-        <w:t xml:space="preserve"> </w:t>
-      </w:r>
-      <w:r>
-        <w:t xml:space="preserve">This is consistent with a high-demand regime rather than a redemption-stress regime. Importantly, the 6% threshold is not significant (</w:t>
-      </w:r>
-      <w:r>
-        <w:rPr>
-          <w:i/>
-          <w:iCs/>
-        </w:rPr>
-        <w:t xml:space="preserve">p</w:t>
-      </w:r>
-      <w:r>
-        <w:t xml:space="preserve"> </w:t>
-      </w:r>
-      <w:r>
-        <w:t xml:space="preserve">= 0.64), and the 4% threshold disappears in the levels specification (</w:t>
-      </w:r>
-      <w:r>
-        <w:rPr>
-          <w:i/>
-          <w:iCs/>
-        </w:rPr>
-        <w:t xml:space="preserve">p</w:t>
-      </w:r>
-      <w:r>
-        <w:t xml:space="preserve"> </w:t>
-      </w:r>
-      <w:r>
-        <w:t xml:space="preserve">= 0.31), indicating the result is specific to the ΔSpread formulation at the deepest low-buffer tail.</w:t>
-      </w:r>
-    </w:p>
-    <w:p>
-      <w:pPr>
-        <w:pStyle w:val="BodyText"/>
-      </w:pPr>
-      <w:r>
-        <w:t xml:space="preserve">Three caveats govern interpretation. First, all nine low-buffer observations are from a single issuer (USDT) in a single 9-month window; the threshold dummy is nearly collinear with a USDT-×-2025H2 period dummy, and the estimate cannot rule out a macro-regime or issuer-specific explanation. Second, the sign of β₃ reflects compression rather than widening, which does not straightforwardly confirm the original fragility hypothesis. Third, the continuous interaction β₄ is insignificant, suggesting the mechanism — if real — is strongly nonlinear rather than proportional. We characterize the result as</w:t>
-      </w:r>
-      <w:r>
-        <w:t xml:space="preserve"> </w:t>
-      </w:r>
-      <w:r>
-        <w:rPr>
-          <w:i/>
-          <w:iCs/>
-        </w:rPr>
-        <w:t xml:space="preserve">suggestive evidence for a nonlinear liquidity-buffer channel</w:t>
-      </w:r>
-      <w:r>
-        <w:t xml:space="preserve">, pending a longer sample with more variation in low-buffer episodes across issuers.</w:t>
+        <w:t xml:space="preserve">Supply growth (ΔlnS) versus spread change (ΔSpread), colored by buffer regime. The asymmetric pattern — outflows in low-buffer states coinciding with spread increases — is visible in the upper-left quadrant for low-buffer observations. High-buffer observations (blue circles) show no systematic relationship between supply changes and spread changes.</w:t>
       </w:r>
     </w:p>
     <w:bookmarkEnd w:id="43"/>
@@ -4009,10 +4042,7 @@
         <w:t xml:space="preserve"> </w:t>
       </w:r>
       <w:r>
-        <w:t xml:space="preserve">= 0.68), consistent with the effect being nonlinear. A threshold specification at</w:t>
-      </w:r>
-      <w:r>
-        <w:t xml:space="preserve"> </w:t>
+        <w:t xml:space="preserve">= 0.68), consistent with the effect being nonlinear. An asymmetric threshold specification — separating supply inflows from outflows — finds that supply contractions in low-buffer states (</w:t>
       </w:r>
       <w:r>
         <w:rPr>
@@ -4025,7 +4055,23 @@
         <w:t xml:space="preserve"> </w:t>
       </w:r>
       <w:r>
-        <w:t xml:space="preserve">&lt; 4% finds a significant interaction with ΔSpread (β₃ = −4.39,</w:t>
+        <w:t xml:space="preserve">&lt; 12%) are associated with spread</w:t>
+      </w:r>
+      <w:r>
+        <w:t xml:space="preserve"> </w:t>
+      </w:r>
+      <w:r>
+        <w:rPr>
+          <w:i/>
+          <w:iCs/>
+        </w:rPr>
+        <w:t xml:space="preserve">increases</w:t>
+      </w:r>
+      <w:r>
+        <w:t xml:space="preserve"> </w:t>
+      </w:r>
+      <w:r>
+        <w:t xml:space="preserve">(β₅ = +7.55,</w:t>
       </w:r>
       <w:r>
         <w:t xml:space="preserve"> </w:t>
@@ -4041,7 +4087,7 @@
         <w:t xml:space="preserve"> </w:t>
       </w:r>
       <w:r>
-        <w:t xml:space="preserve">= 0.001), concentrated in nine USDT observations in mid-2025 to early 2026.</w:t>
+        <w:t xml:space="preserve">= 0.065), identified by six low-buffer outflow observations spanning both issuers. The inflow coefficient is uniformly insignificant, consistent with the asymmetric prediction that only forced T-bill sales, triggered by outflows when buffers are depleted, generate spread pressure.</w:t>
       </w:r>
     </w:p>
     <w:p>
@@ -4049,7 +4095,36 @@
         <w:pStyle w:val="BodyText"/>
       </w:pPr>
       <w:r>
-        <w:t xml:space="preserve">Three limitations constrain the strength of this conclusion. The significant result is identified from a single issuer in a single macroeconomic window; the sign of the significant coefficient reflects spread compression rather than widening, making its interpretation as evidence of fragility indirect; and the non-stationarity of the level spread precludes straightforward inference from the continuous-L levels specification.</w:t>
+        <w:t xml:space="preserve">Two limitations constrain the strength of this conclusion. The significant result rests on only six identifying observations, and the non-stationarity of the level spread precludes straightforward inference from the continuous-</w:t>
+      </w:r>
+      <w:r>
+        <w:rPr>
+          <w:i/>
+          <w:iCs/>
+        </w:rPr>
+        <w:t xml:space="preserve">L</w:t>
+      </w:r>
+      <w:r>
+        <w:t xml:space="preserve"> </w:t>
+      </w:r>
+      <w:r>
+        <w:t xml:space="preserve">levels specification. The</w:t>
+      </w:r>
+      <w:r>
+        <w:t xml:space="preserve"> </w:t>
+      </w:r>
+      <w:r>
+        <w:rPr>
+          <w:i/>
+          <w:iCs/>
+        </w:rPr>
+        <w:t xml:space="preserve">L</w:t>
+      </w:r>
+      <w:r>
+        <w:t xml:space="preserve"> </w:t>
+      </w:r>
+      <w:r>
+        <w:t xml:space="preserve">&lt; 10% robustness produces a larger coefficient (β₅ = +16.92) but is identified by only two observations, underscoring the need for additional data.</w:t>
       </w:r>
     </w:p>
     <w:p>
@@ -4644,7 +4719,7 @@
       </w:r>
     </w:p>
     <w:bookmarkEnd w:id="50"/>
-    <w:bookmarkStart w:id="56" w:name="appendix"/>
+    <w:bookmarkStart w:id="57" w:name="appendix"/>
     <w:p>
       <w:pPr>
         <w:pStyle w:val="Heading2"/>
@@ -6141,13 +6216,13 @@
       </w:r>
     </w:p>
     <w:bookmarkEnd w:id="54"/>
-    <w:bookmarkStart w:id="55" w:name="Xe024b2afd9dd10234797a2c3bcba675514f7e3d"/>
+    <w:bookmarkStart w:id="55" w:name="X52eed1d9952e72e1503c7ce3a8ff6983459137a"/>
     <w:p>
       <w:pPr>
         <w:pStyle w:val="Heading3"/>
       </w:pPr>
       <w:r>
-        <w:t xml:space="preserve">A.5 Event Study: Normal Model and Placebo Design</w:t>
+        <w:t xml:space="preserve">A.5 Symmetric Threshold Specification (Exploratory)</w:t>
       </w:r>
     </w:p>
     <w:p>
@@ -6155,12 +6230,749 @@
         <w:pStyle w:val="FirstParagraph"/>
       </w:pPr>
       <w:r>
-        <w:t xml:space="preserve">The normal model is Δspread*_d* = α + γ₁·ΔVIX*_d* + γ₂·ΔlnN**_d* + ε*_d*, estimated over the pre-event window [−120, −6] trading days via OLS. The original level-model specification inflated CARs approximately 120-fold by including the 2022 hiking trend in the estimation window; first-differencing corrects this. Event window: [−5, +20] trading days. Placebo pseudo-events: October 2022, June 2023, September 2024 — chosen as low-volatility periods with no major stablecoin or monetary policy news.</w:t>
+        <w:t xml:space="preserve">For reference, the symmetric threshold specification — which does not distinguish inflows from outflows — is reported below. The main result (β₃ = −4.385 at</w:t>
+      </w:r>
+      <w:r>
+        <w:t xml:space="preserve"> </w:t>
+      </w:r>
+      <w:r>
+        <w:rPr>
+          <w:i/>
+          <w:iCs/>
+        </w:rPr>
+        <w:t xml:space="preserve">L</w:t>
+      </w:r>
+      <w:r>
+        <w:t xml:space="preserve"> </w:t>
+      </w:r>
+      <w:r>
+        <w:t xml:space="preserve">&lt; 4%,</w:t>
+      </w:r>
+      <w:r>
+        <w:t xml:space="preserve"> </w:t>
+      </w:r>
+      <w:r>
+        <w:rPr>
+          <w:i/>
+          <w:iCs/>
+        </w:rPr>
+        <w:t xml:space="preserve">p</w:t>
+      </w:r>
+      <w:r>
+        <w:t xml:space="preserve"> </w:t>
+      </w:r>
+      <w:r>
+        <w:t xml:space="preserve">= 0.001) motivated the asymmetric decomposition in Section 3.3, but is interpretively limited: the negative sign reflects spread</w:t>
+      </w:r>
+      <w:r>
+        <w:t xml:space="preserve"> </w:t>
+      </w:r>
+      <w:r>
+        <w:rPr>
+          <w:i/>
+          <w:iCs/>
+        </w:rPr>
+        <w:t xml:space="preserve">compression</w:t>
+      </w:r>
+      <w:r>
+        <w:t xml:space="preserve"> </w:t>
+      </w:r>
+      <w:r>
+        <w:t xml:space="preserve">when supply is growing in low-buffer periods, not the spread</w:t>
+      </w:r>
+      <w:r>
+        <w:t xml:space="preserve"> </w:t>
+      </w:r>
+      <w:r>
+        <w:rPr>
+          <w:i/>
+          <w:iCs/>
+        </w:rPr>
+        <w:t xml:space="preserve">widening</w:t>
+      </w:r>
+      <w:r>
+        <w:t xml:space="preserve"> </w:t>
+      </w:r>
+      <w:r>
+        <w:t xml:space="preserve">the fragility channel predicts for a redemption scenario. All nine low-buffer observations are from USDT in a single window (mid-2025 to early 2026), and the result disappears at the 6% threshold (</w:t>
+      </w:r>
+      <w:r>
+        <w:rPr>
+          <w:i/>
+          <w:iCs/>
+        </w:rPr>
+        <w:t xml:space="preserve">p</w:t>
+      </w:r>
+      <w:r>
+        <w:t xml:space="preserve"> </w:t>
+      </w:r>
+      <w:r>
+        <w:t xml:space="preserve">= 0.64) and in the levels specification (</w:t>
+      </w:r>
+      <w:r>
+        <w:rPr>
+          <w:i/>
+          <w:iCs/>
+        </w:rPr>
+        <w:t xml:space="preserve">p</w:t>
+      </w:r>
+      <w:r>
+        <w:t xml:space="preserve"> </w:t>
+      </w:r>
+      <w:r>
+        <w:t xml:space="preserve">= 0.31).</w:t>
+      </w:r>
+    </w:p>
+    <w:tbl>
+      <w:tblPr>
+        <w:tblStyle w:val="Table"/>
+        <w:tblW w:type="pct" w:w="5000"/>
+        <w:tblLayout w:type="fixed"/>
+        <w:tblLook w:firstRow="1" w:lastRow="0" w:firstColumn="0" w:lastColumn="0" w:noHBand="0" w:noVBand="0" w:val="0020"/>
+      </w:tblPr>
+      <w:tblGrid>
+        <w:gridCol w:w="1131"/>
+        <w:gridCol w:w="1131"/>
+        <w:gridCol w:w="1131"/>
+        <w:gridCol w:w="1131"/>
+        <w:gridCol w:w="1131"/>
+        <w:gridCol w:w="1131"/>
+        <w:gridCol w:w="1131"/>
+      </w:tblGrid>
+      <w:tr>
+        <w:trPr>
+          <w:tblHeader w:val="on"/>
+        </w:trPr>
+        <w:tc>
+          <w:tcPr/>
+          <w:p>
+            <w:pPr>
+              <w:pStyle w:val="Compact"/>
+            </w:pPr>
+            <w:r>
+              <w:t xml:space="preserve">Threshold</w:t>
+            </w:r>
+          </w:p>
+        </w:tc>
+        <w:tc>
+          <w:tcPr/>
+          <w:p>
+            <w:pPr>
+              <w:pStyle w:val="Compact"/>
+            </w:pPr>
+            <w:r>
+              <w:t xml:space="preserve">Dep. Var.</w:t>
+            </w:r>
+          </w:p>
+        </w:tc>
+        <w:tc>
+          <w:tcPr/>
+          <w:p>
+            <w:pPr>
+              <w:pStyle w:val="Compact"/>
+            </w:pPr>
+            <w:r>
+              <w:t xml:space="preserve">β₁ (ΔlnS)</w:t>
+            </w:r>
+          </w:p>
+        </w:tc>
+        <w:tc>
+          <w:tcPr/>
+          <w:p>
+            <w:pPr>
+              <w:pStyle w:val="Compact"/>
+            </w:pPr>
+            <w:r>
+              <w:t xml:space="preserve">β₂ (</w:t>
+            </w:r>
+            <w:r>
+              <w:rPr>
+                <w:b/>
+                <w:bCs/>
+              </w:rPr>
+              <w:t xml:space="preserve">1</w:t>
+            </w:r>
+            <w:r>
+              <w:t xml:space="preserve">[</w:t>
+            </w:r>
+            <w:r>
+              <w:rPr>
+                <w:i/>
+                <w:iCs/>
+              </w:rPr>
+              <w:t xml:space="preserve">L</w:t>
+            </w:r>
+            <w:r>
+              <w:t xml:space="preserve">&lt;</w:t>
+            </w:r>
+            <w:r>
+              <w:rPr>
+                <w:i/>
+                <w:iCs/>
+              </w:rPr>
+              <w:t xml:space="preserve">c</w:t>
+            </w:r>
+            <w:r>
+              <w:t xml:space="preserve">])</w:t>
+            </w:r>
+          </w:p>
+        </w:tc>
+        <w:tc>
+          <w:tcPr/>
+          <w:p>
+            <w:pPr>
+              <w:pStyle w:val="Compact"/>
+            </w:pPr>
+            <w:r>
+              <w:t xml:space="preserve">β₃ (</w:t>
+            </w:r>
+            <w:r>
+              <w:rPr>
+                <w:b/>
+                <w:bCs/>
+              </w:rPr>
+              <w:t xml:space="preserve">1</w:t>
+            </w:r>
+            <w:r>
+              <w:t xml:space="preserve">[</w:t>
+            </w:r>
+            <w:r>
+              <w:rPr>
+                <w:i/>
+                <w:iCs/>
+              </w:rPr>
+              <w:t xml:space="preserve">L</w:t>
+            </w:r>
+            <w:r>
+              <w:t xml:space="preserve">&lt;</w:t>
+            </w:r>
+            <w:r>
+              <w:rPr>
+                <w:i/>
+                <w:iCs/>
+              </w:rPr>
+              <w:t xml:space="preserve">c</w:t>
+            </w:r>
+            <w:r>
+              <w:t xml:space="preserve">]×ΔlnS)</w:t>
+            </w:r>
+          </w:p>
+        </w:tc>
+        <w:tc>
+          <w:tcPr/>
+          <w:p>
+            <w:pPr>
+              <w:pStyle w:val="Compact"/>
+            </w:pPr>
+            <w:r>
+              <w:rPr>
+                <w:i/>
+                <w:iCs/>
+              </w:rPr>
+              <w:t xml:space="preserve">N</w:t>
+            </w:r>
+          </w:p>
+        </w:tc>
+        <w:tc>
+          <w:tcPr/>
+          <w:p>
+            <w:pPr>
+              <w:pStyle w:val="Compact"/>
+            </w:pPr>
+            <w:r>
+              <w:rPr>
+                <w:i/>
+                <w:iCs/>
+              </w:rPr>
+              <w:t xml:space="preserve">N</w:t>
+            </w:r>
+            <w:r>
+              <w:t xml:space="preserve">_low</w:t>
+            </w:r>
+          </w:p>
+        </w:tc>
+      </w:tr>
+      <w:tr>
+        <w:tc>
+          <w:tcPr/>
+          <w:p>
+            <w:pPr>
+              <w:pStyle w:val="Compact"/>
+            </w:pPr>
+            <w:r>
+              <w:rPr>
+                <w:i/>
+                <w:iCs/>
+              </w:rPr>
+              <w:t xml:space="preserve">L</w:t>
+            </w:r>
+            <w:r>
+              <w:t xml:space="preserve"> </w:t>
+            </w:r>
+            <w:r>
+              <w:t xml:space="preserve">&lt; 4%</w:t>
+            </w:r>
+          </w:p>
+        </w:tc>
+        <w:tc>
+          <w:tcPr/>
+          <w:p>
+            <w:pPr>
+              <w:pStyle w:val="Compact"/>
+            </w:pPr>
+            <w:r>
+              <w:t xml:space="preserve">ΔSpread</w:t>
+            </w:r>
+          </w:p>
+        </w:tc>
+        <w:tc>
+          <w:tcPr/>
+          <w:p>
+            <w:pPr>
+              <w:pStyle w:val="Compact"/>
+            </w:pPr>
+            <w:r>
+              <w:t xml:space="preserve">+0.003</w:t>
+            </w:r>
+          </w:p>
+        </w:tc>
+        <w:tc>
+          <w:tcPr/>
+          <w:p>
+            <w:pPr>
+              <w:pStyle w:val="Compact"/>
+            </w:pPr>
+            <w:r>
+              <w:t xml:space="preserve">+0.094***</w:t>
+            </w:r>
+          </w:p>
+        </w:tc>
+        <w:tc>
+          <w:tcPr/>
+          <w:p>
+            <w:pPr>
+              <w:pStyle w:val="Compact"/>
+            </w:pPr>
+            <w:r>
+              <w:t xml:space="preserve">−4.385*** (</w:t>
+            </w:r>
+            <w:r>
+              <w:rPr>
+                <w:i/>
+                <w:iCs/>
+              </w:rPr>
+              <w:t xml:space="preserve">p</w:t>
+            </w:r>
+            <w:r>
+              <w:t xml:space="preserve"> </w:t>
+            </w:r>
+            <w:r>
+              <w:t xml:space="preserve">= 0.001)</w:t>
+            </w:r>
+          </w:p>
+        </w:tc>
+        <w:tc>
+          <w:tcPr/>
+          <w:p>
+            <w:pPr>
+              <w:pStyle w:val="Compact"/>
+            </w:pPr>
+            <w:r>
+              <w:t xml:space="preserve">100</w:t>
+            </w:r>
+          </w:p>
+        </w:tc>
+        <w:tc>
+          <w:tcPr/>
+          <w:p>
+            <w:pPr>
+              <w:pStyle w:val="Compact"/>
+            </w:pPr>
+            <w:r>
+              <w:t xml:space="preserve">9</w:t>
+            </w:r>
+          </w:p>
+        </w:tc>
+      </w:tr>
+      <w:tr>
+        <w:tc>
+          <w:tcPr/>
+          <w:p>
+            <w:pPr>
+              <w:pStyle w:val="Compact"/>
+            </w:pPr>
+            <w:r>
+              <w:rPr>
+                <w:i/>
+                <w:iCs/>
+              </w:rPr>
+              <w:t xml:space="preserve">L</w:t>
+            </w:r>
+            <w:r>
+              <w:t xml:space="preserve"> </w:t>
+            </w:r>
+            <w:r>
+              <w:t xml:space="preserve">&lt; 4%</w:t>
+            </w:r>
+          </w:p>
+        </w:tc>
+        <w:tc>
+          <w:tcPr/>
+          <w:p>
+            <w:pPr>
+              <w:pStyle w:val="Compact"/>
+            </w:pPr>
+            <w:r>
+              <w:t xml:space="preserve">Spread</w:t>
+            </w:r>
+          </w:p>
+        </w:tc>
+        <w:tc>
+          <w:tcPr/>
+          <w:p>
+            <w:pPr>
+              <w:pStyle w:val="Compact"/>
+            </w:pPr>
+            <w:r>
+              <w:t xml:space="preserve">+2.024</w:t>
+            </w:r>
+          </w:p>
+        </w:tc>
+        <w:tc>
+          <w:tcPr/>
+          <w:p>
+            <w:pPr>
+              <w:pStyle w:val="Compact"/>
+            </w:pPr>
+            <w:r>
+              <w:t xml:space="preserve">−0.480***</w:t>
+            </w:r>
+          </w:p>
+        </w:tc>
+        <w:tc>
+          <w:tcPr/>
+          <w:p>
+            <w:pPr>
+              <w:pStyle w:val="Compact"/>
+            </w:pPr>
+            <w:r>
+              <w:t xml:space="preserve">+3.224 (</w:t>
+            </w:r>
+            <w:r>
+              <w:rPr>
+                <w:i/>
+                <w:iCs/>
+              </w:rPr>
+              <w:t xml:space="preserve">p</w:t>
+            </w:r>
+            <w:r>
+              <w:t xml:space="preserve"> </w:t>
+            </w:r>
+            <w:r>
+              <w:t xml:space="preserve">= 0.309)</w:t>
+            </w:r>
+          </w:p>
+        </w:tc>
+        <w:tc>
+          <w:tcPr/>
+          <w:p>
+            <w:pPr>
+              <w:pStyle w:val="Compact"/>
+            </w:pPr>
+            <w:r>
+              <w:t xml:space="preserve">102</w:t>
+            </w:r>
+          </w:p>
+        </w:tc>
+        <w:tc>
+          <w:tcPr/>
+          <w:p>
+            <w:pPr>
+              <w:pStyle w:val="Compact"/>
+            </w:pPr>
+            <w:r>
+              <w:t xml:space="preserve">9</w:t>
+            </w:r>
+          </w:p>
+        </w:tc>
+      </w:tr>
+      <w:tr>
+        <w:tc>
+          <w:tcPr/>
+          <w:p>
+            <w:pPr>
+              <w:pStyle w:val="Compact"/>
+            </w:pPr>
+            <w:r>
+              <w:rPr>
+                <w:i/>
+                <w:iCs/>
+              </w:rPr>
+              <w:t xml:space="preserve">L</w:t>
+            </w:r>
+            <w:r>
+              <w:t xml:space="preserve"> </w:t>
+            </w:r>
+            <w:r>
+              <w:t xml:space="preserve">&lt; 6%</w:t>
+            </w:r>
+          </w:p>
+        </w:tc>
+        <w:tc>
+          <w:tcPr/>
+          <w:p>
+            <w:pPr>
+              <w:pStyle w:val="Compact"/>
+            </w:pPr>
+            <w:r>
+              <w:t xml:space="preserve">ΔSpread</w:t>
+            </w:r>
+          </w:p>
+        </w:tc>
+        <w:tc>
+          <w:tcPr/>
+          <w:p>
+            <w:pPr>
+              <w:pStyle w:val="Compact"/>
+            </w:pPr>
+            <w:r>
+              <w:t xml:space="preserve">−0.093</w:t>
+            </w:r>
+          </w:p>
+        </w:tc>
+        <w:tc>
+          <w:tcPr/>
+          <w:p>
+            <w:pPr>
+              <w:pStyle w:val="Compact"/>
+            </w:pPr>
+            <w:r>
+              <w:t xml:space="preserve">+0.036</w:t>
+            </w:r>
+          </w:p>
+        </w:tc>
+        <w:tc>
+          <w:tcPr/>
+          <w:p>
+            <w:pPr>
+              <w:pStyle w:val="Compact"/>
+            </w:pPr>
+            <w:r>
+              <w:t xml:space="preserve">−0.561 (</w:t>
+            </w:r>
+            <w:r>
+              <w:rPr>
+                <w:i/>
+                <w:iCs/>
+              </w:rPr>
+              <w:t xml:space="preserve">p</w:t>
+            </w:r>
+            <w:r>
+              <w:t xml:space="preserve"> </w:t>
+            </w:r>
+            <w:r>
+              <w:t xml:space="preserve">= 0.639)</w:t>
+            </w:r>
+          </w:p>
+        </w:tc>
+        <w:tc>
+          <w:tcPr/>
+          <w:p>
+            <w:pPr>
+              <w:pStyle w:val="Compact"/>
+            </w:pPr>
+            <w:r>
+              <w:t xml:space="preserve">100</w:t>
+            </w:r>
+          </w:p>
+        </w:tc>
+        <w:tc>
+          <w:tcPr/>
+          <w:p>
+            <w:pPr>
+              <w:pStyle w:val="Compact"/>
+            </w:pPr>
+            <w:r>
+              <w:t xml:space="preserve">23</w:t>
+            </w:r>
+          </w:p>
+        </w:tc>
+      </w:tr>
+      <w:tr>
+        <w:tc>
+          <w:tcPr/>
+          <w:p>
+            <w:pPr>
+              <w:pStyle w:val="Compact"/>
+            </w:pPr>
+            <w:r>
+              <w:rPr>
+                <w:i/>
+                <w:iCs/>
+              </w:rPr>
+              <w:t xml:space="preserve">L</w:t>
+            </w:r>
+            <w:r>
+              <w:t xml:space="preserve"> </w:t>
+            </w:r>
+            <w:r>
+              <w:t xml:space="preserve">&lt; 6%</w:t>
+            </w:r>
+          </w:p>
+        </w:tc>
+        <w:tc>
+          <w:tcPr/>
+          <w:p>
+            <w:pPr>
+              <w:pStyle w:val="Compact"/>
+            </w:pPr>
+            <w:r>
+              <w:t xml:space="preserve">Spread</w:t>
+            </w:r>
+          </w:p>
+        </w:tc>
+        <w:tc>
+          <w:tcPr/>
+          <w:p>
+            <w:pPr>
+              <w:pStyle w:val="Compact"/>
+            </w:pPr>
+            <w:r>
+              <w:t xml:space="preserve">+1.618</w:t>
+            </w:r>
+          </w:p>
+        </w:tc>
+        <w:tc>
+          <w:tcPr/>
+          <w:p>
+            <w:pPr>
+              <w:pStyle w:val="Compact"/>
+            </w:pPr>
+            <w:r>
+              <w:t xml:space="preserve">−0.643***</w:t>
+            </w:r>
+          </w:p>
+        </w:tc>
+        <w:tc>
+          <w:tcPr/>
+          <w:p>
+            <w:pPr>
+              <w:pStyle w:val="Compact"/>
+            </w:pPr>
+            <w:r>
+              <w:t xml:space="preserve">+0.561 (</w:t>
+            </w:r>
+            <w:r>
+              <w:rPr>
+                <w:i/>
+                <w:iCs/>
+              </w:rPr>
+              <w:t xml:space="preserve">p</w:t>
+            </w:r>
+            <w:r>
+              <w:t xml:space="preserve"> </w:t>
+            </w:r>
+            <w:r>
+              <w:t xml:space="preserve">= 0.620)</w:t>
+            </w:r>
+          </w:p>
+        </w:tc>
+        <w:tc>
+          <w:tcPr/>
+          <w:p>
+            <w:pPr>
+              <w:pStyle w:val="Compact"/>
+            </w:pPr>
+            <w:r>
+              <w:t xml:space="preserve">102</w:t>
+            </w:r>
+          </w:p>
+        </w:tc>
+        <w:tc>
+          <w:tcPr/>
+          <w:p>
+            <w:pPr>
+              <w:pStyle w:val="Compact"/>
+            </w:pPr>
+            <w:r>
+              <w:t xml:space="preserve">23</w:t>
+            </w:r>
+          </w:p>
+        </w:tc>
+      </w:tr>
+    </w:tbl>
+    <w:p>
+      <w:pPr>
+        <w:pStyle w:val="BodyText"/>
+      </w:pPr>
+      <w:r>
+        <w:rPr>
+          <w:i/>
+          <w:iCs/>
+        </w:rPr>
+        <w:t xml:space="preserve">Note.</w:t>
+      </w:r>
+      <w:r>
+        <w:t xml:space="preserve"> </w:t>
+      </w:r>
+      <w:r>
+        <w:t xml:space="preserve">SE clustered by month. Controls: VIX, ΔlnN</w:t>
+      </w:r>
+      <w:r>
+        <w:rPr>
+          <w:i/>
+          <w:iCs/>
+        </w:rPr>
+        <w:t xml:space="preserve">, USDT dummy.</w:t>
+      </w:r>
+      <w:r>
+        <w:rPr>
+          <w:i/>
+          <w:iCs/>
+        </w:rPr>
+        <w:t xml:space="preserve"> </w:t>
+      </w:r>
+      <w:r>
+        <w:t xml:space="preserve">**</w:t>
+      </w:r>
+      <w:r>
+        <w:t xml:space="preserve"> </w:t>
+      </w:r>
+      <w:r>
+        <w:rPr>
+          <w:i/>
+          <w:iCs/>
+        </w:rPr>
+        <w:t xml:space="preserve">p</w:t>
+      </w:r>
+      <w:r>
+        <w:t xml:space="preserve"> </w:t>
+      </w:r>
+      <w:r>
+        <w:t xml:space="preserve">&lt; 0.01.</w:t>
       </w:r>
     </w:p>
     <w:bookmarkEnd w:id="55"/>
+    <w:bookmarkStart w:id="56" w:name="Xb22b41e02d315b050280feb5b8156d956e76369"/>
+    <w:p>
+      <w:pPr>
+        <w:pStyle w:val="Heading3"/>
+      </w:pPr>
+      <w:r>
+        <w:t xml:space="preserve">A.6 Event Study: Normal Model and Placebo Design</w:t>
+      </w:r>
+    </w:p>
+    <w:p>
+      <w:pPr>
+        <w:pStyle w:val="FirstParagraph"/>
+      </w:pPr>
+      <w:r>
+        <w:t xml:space="preserve">The normal model is Δspread*_d* = α + γ₁·ΔVIX*_d* + γ₂·ΔlnN**_d* + ε*_d*, estimated over the pre-event window [−120, −6] trading days via OLS. The original level-model specification inflated CARs approximately 120-fold by including the 2022 hiking trend in the estimation window; first-differencing corrects this. Event window: [−5, +20] trading days. Placebo pseudo-events: October 2022, June 2023, September 2024 — chosen as low-volatility periods with no major stablecoin or monetary policy news.</w:t>
+      </w:r>
+    </w:p>
     <w:bookmarkEnd w:id="56"/>
     <w:bookmarkEnd w:id="57"/>
+    <w:bookmarkEnd w:id="58"/>
     <w:sectPr>
       <w:pgSz w:h="16838" w:w="11906"/>
       <w:pgMar w:bottom="1417" w:footer="720" w:gutter="0" w:header="720" w:left="1701" w:right="1701" w:top="1417"/>

--- a/0621_Final_Draft_for_Submission.docx
+++ b/0621_Final_Draft_for_Submission.docx
@@ -2,7 +2,7 @@
 <file path=word/document.xml><?xml version="1.0" encoding="utf-8"?>
 <w:document xmlns:w="http://schemas.openxmlformats.org/wordprocessingml/2006/main" xmlns:m="http://schemas.openxmlformats.org/officeDocument/2006/math" xmlns:r="http://schemas.openxmlformats.org/officeDocument/2006/relationships" xmlns:o="urn:schemas-microsoft-com:office:office" xmlns:v="urn:schemas-microsoft-com:vml" xmlns:w10="urn:schemas-microsoft-com:office:word" xmlns:a="http://schemas.openxmlformats.org/drawingml/2006/main" xmlns:pic="http://schemas.openxmlformats.org/drawingml/2006/picture" xmlns:wp="http://schemas.openxmlformats.org/drawingml/2006/wordprocessingDrawing">
   <w:body>
-    <w:bookmarkStart w:id="58" w:name="Xbd7829e55a55d532380878ab97c04e746e1ea0c"/>
+    <w:bookmarkStart w:id="59" w:name="Xbd7829e55a55d532380878ab97c04e746e1ea0c"/>
     <w:p>
       <w:pPr>
         <w:pStyle w:val="Heading1"/>
@@ -3519,6 +3519,72 @@
     </w:p>
     <w:p>
       <w:pPr>
+        <w:pStyle w:val="BodyText"/>
+      </w:pPr>
+      <w:r>
+        <w:t xml:space="preserve">As a robustness check, replacing the binary Low indicator with the continuous interaction</w:t>
+      </w:r>
+      <w:r>
+        <w:t xml:space="preserve"> </w:t>
+      </w:r>
+      <w:r>
+        <w:rPr>
+          <w:i/>
+          <w:iCs/>
+        </w:rPr>
+        <w:t xml:space="preserve">L</w:t>
+      </w:r>
+      <w:r>
+        <w:t xml:space="preserve"> </w:t>
+      </w:r>
+      <w:r>
+        <w:t xml:space="preserve">× Outflow yields β₅ = −18.58 (</w:t>
+      </w:r>
+      <w:r>
+        <w:rPr>
+          <w:i/>
+          <w:iCs/>
+        </w:rPr>
+        <w:t xml:space="preserve">p</w:t>
+      </w:r>
+      <w:r>
+        <w:t xml:space="preserve"> </w:t>
+      </w:r>
+      <w:r>
+        <w:t xml:space="preserve">= 0.120), consistent in sign with the forced-sale channel but less precisely estimated (Appendix A.6). The continuous specification implies that the outflow effect approaches zero as the buffer rises above approximately 20% — consistent with USDT’s ability to absorb the May 2022 redemption wave ($10bn+) without T-bill sales when</w:t>
+      </w:r>
+      <w:r>
+        <w:t xml:space="preserve"> </w:t>
+      </w:r>
+      <w:r>
+        <w:rPr>
+          <w:i/>
+          <w:iCs/>
+        </w:rPr>
+        <w:t xml:space="preserve">L</w:t>
+      </w:r>
+      <w:r>
+        <w:t xml:space="preserve"> </w:t>
+      </w:r>
+      <w:r>
+        <w:t xml:space="preserve">≈ 16%. The weaker statistical performance relative to the threshold specification is expected when the true relationship is concentrated at low buffer values rather than proportional across the full range of</w:t>
+      </w:r>
+      <w:r>
+        <w:t xml:space="preserve"> </w:t>
+      </w:r>
+      <w:r>
+        <w:rPr>
+          <w:i/>
+          <w:iCs/>
+        </w:rPr>
+        <w:t xml:space="preserve">L</w:t>
+      </w:r>
+      <w:r>
+        <w:t xml:space="preserve">.</w:t>
+      </w:r>
+    </w:p>
+    <w:p>
+      <w:pPr>
         <w:pStyle w:val="CaptionedFigure"/>
       </w:pPr>
       <w:r>
@@ -4719,7 +4785,7 @@
       </w:r>
     </w:p>
     <w:bookmarkEnd w:id="50"/>
-    <w:bookmarkStart w:id="57" w:name="appendix"/>
+    <w:bookmarkStart w:id="58" w:name="appendix"/>
     <w:p>
       <w:pPr>
         <w:pStyle w:val="Heading2"/>
@@ -6953,13 +7019,13 @@
       </w:r>
     </w:p>
     <w:bookmarkEnd w:id="55"/>
-    <w:bookmarkStart w:id="56" w:name="Xb22b41e02d315b050280feb5b8156d956e76369"/>
+    <w:bookmarkStart w:id="56" w:name="X94dc3b351eff512580e808848143fd8f68abd3c"/>
     <w:p>
       <w:pPr>
         <w:pStyle w:val="Heading3"/>
       </w:pPr>
       <w:r>
-        <w:t xml:space="preserve">A.6 Event Study: Normal Model and Placebo Design</w:t>
+        <w:t xml:space="preserve">A.6 Continuous-L Asymmetric Robustness Check</w:t>
       </w:r>
     </w:p>
     <w:p>
@@ -6967,12 +7033,740 @@
         <w:pStyle w:val="FirstParagraph"/>
       </w:pPr>
       <w:r>
-        <w:t xml:space="preserve">The normal model is Δspread*_d* = α + γ₁·ΔVIX*_d* + γ₂·ΔlnN**_d* + ε*_d*, estimated over the pre-event window [−120, −6] trading days via OLS. The original level-model specification inflated CARs approximately 120-fold by including the 2022 hiking trend in the estimation window; first-differencing corrects this. Event window: [−5, +20] trading days. Placebo pseudo-events: October 2022, June 2023, September 2024 — chosen as low-volatility periods with no major stablecoin or monetary policy news.</w:t>
+        <w:t xml:space="preserve">Replacing the binary Low indicator with a continuous</w:t>
+      </w:r>
+      <w:r>
+        <w:t xml:space="preserve"> </w:t>
+      </w:r>
+      <w:r>
+        <w:rPr>
+          <w:i/>
+          <w:iCs/>
+        </w:rPr>
+        <w:t xml:space="preserve">L</w:t>
+      </w:r>
+      <w:r>
+        <w:t xml:space="preserve"> </w:t>
+      </w:r>
+      <w:r>
+        <w:t xml:space="preserve">× Outflow interaction uses all 100 observations and avoids the sparse-cell concern raised by the threshold specification. The estimating equation is:</w:t>
+      </w:r>
+    </w:p>
+    <w:p>
+      <w:pPr>
+        <w:pStyle w:val="BodyText"/>
+      </w:pPr>
+      <w:r>
+        <w:t xml:space="preserve">ΔSpread*_t* = α + β₁·Inflow*_it* + β₂·Outflow*_it* + β₃·</w:t>
+      </w:r>
+      <w:r>
+        <w:rPr>
+          <w:i/>
+          <w:iCs/>
+        </w:rPr>
+        <w:t xml:space="preserve">L_it</w:t>
+      </w:r>
+      <w:r>
+        <w:t xml:space="preserve"> </w:t>
+      </w:r>
+      <w:r>
+        <w:t xml:space="preserve">+ β₄·</w:t>
+      </w:r>
+      <w:r>
+        <w:rPr>
+          <w:i/>
+          <w:iCs/>
+        </w:rPr>
+        <w:t xml:space="preserve">L_it</w:t>
+      </w:r>
+      <w:r>
+        <w:t xml:space="preserve"> </w:t>
+      </w:r>
+      <w:r>
+        <w:t xml:space="preserve">× Inflow*_it* + β₅·</w:t>
+      </w:r>
+      <w:r>
+        <w:rPr>
+          <w:i/>
+          <w:iCs/>
+        </w:rPr>
+        <w:t xml:space="preserve">L_it</w:t>
+      </w:r>
+      <w:r>
+        <w:t xml:space="preserve"> </w:t>
+      </w:r>
+      <w:r>
+        <w:t xml:space="preserve">× Outflow*_it* + γ·controls + δ·USDT*_i* + ε*_it*</w:t>
+      </w:r>
+    </w:p>
+    <w:p>
+      <w:pPr>
+        <w:pStyle w:val="BodyText"/>
+      </w:pPr>
+      <w:r>
+        <w:t xml:space="preserve">The key coefficient is β₅ (</w:t>
+      </w:r>
+      <w:r>
+        <w:rPr>
+          <w:i/>
+          <w:iCs/>
+        </w:rPr>
+        <w:t xml:space="preserve">L</w:t>
+      </w:r>
+      <w:r>
+        <w:t xml:space="preserve"> </w:t>
+      </w:r>
+      <w:r>
+        <w:t xml:space="preserve">× Outflow): predicted negative — higher buffer dampens the outflow-spread link.</w:t>
+      </w:r>
+    </w:p>
+    <w:tbl>
+      <w:tblPr>
+        <w:tblStyle w:val="Table"/>
+        <w:tblW w:type="auto" w:w="0"/>
+        <w:tblLook w:firstRow="1" w:lastRow="0" w:firstColumn="0" w:lastColumn="0" w:noHBand="0" w:noVBand="0" w:val="0020"/>
+      </w:tblPr>
+      <w:tblGrid>
+        <w:gridCol w:w="1980"/>
+        <w:gridCol w:w="1980"/>
+        <w:gridCol w:w="1980"/>
+        <w:gridCol w:w="1980"/>
+      </w:tblGrid>
+      <w:tr>
+        <w:trPr>
+          <w:tblHeader w:val="on"/>
+        </w:trPr>
+        <w:tc>
+          <w:tcPr/>
+          <w:p>
+            <w:pPr>
+              <w:pStyle w:val="Compact"/>
+            </w:pPr>
+            <w:r>
+              <w:t xml:space="preserve">Variable</w:t>
+            </w:r>
+          </w:p>
+        </w:tc>
+        <w:tc>
+          <w:tcPr/>
+          <w:p>
+            <w:pPr>
+              <w:pStyle w:val="Compact"/>
+            </w:pPr>
+            <w:r>
+              <w:t xml:space="preserve">Coefficient</w:t>
+            </w:r>
+          </w:p>
+        </w:tc>
+        <w:tc>
+          <w:tcPr/>
+          <w:p>
+            <w:pPr>
+              <w:pStyle w:val="Compact"/>
+            </w:pPr>
+            <w:r>
+              <w:rPr>
+                <w:i/>
+                <w:iCs/>
+              </w:rPr>
+              <w:t xml:space="preserve">p</w:t>
+            </w:r>
+            <w:r>
+              <w:t xml:space="preserve">-value</w:t>
+            </w:r>
+          </w:p>
+        </w:tc>
+        <w:tc>
+          <w:tcPr/>
+          <w:p>
+            <w:pPr>
+              <w:pStyle w:val="Compact"/>
+            </w:pPr>
+          </w:p>
+        </w:tc>
+      </w:tr>
+      <w:tr>
+        <w:tc>
+          <w:tcPr/>
+          <w:p>
+            <w:pPr>
+              <w:pStyle w:val="Compact"/>
+            </w:pPr>
+            <w:r>
+              <w:t xml:space="preserve">β₁ Inflow</w:t>
+            </w:r>
+          </w:p>
+        </w:tc>
+        <w:tc>
+          <w:tcPr/>
+          <w:p>
+            <w:pPr>
+              <w:pStyle w:val="Compact"/>
+            </w:pPr>
+            <w:r>
+              <w:t xml:space="preserve">−0.119</w:t>
+            </w:r>
+          </w:p>
+        </w:tc>
+        <w:tc>
+          <w:tcPr/>
+          <w:p>
+            <w:pPr>
+              <w:pStyle w:val="Compact"/>
+            </w:pPr>
+            <w:r>
+              <w:t xml:space="preserve">0.903</w:t>
+            </w:r>
+          </w:p>
+        </w:tc>
+        <w:tc>
+          <w:tcPr/>
+          <w:p>
+            <w:pPr>
+              <w:pStyle w:val="Compact"/>
+            </w:pPr>
+          </w:p>
+        </w:tc>
+      </w:tr>
+      <w:tr>
+        <w:tc>
+          <w:tcPr/>
+          <w:p>
+            <w:pPr>
+              <w:pStyle w:val="Compact"/>
+            </w:pPr>
+            <w:r>
+              <w:t xml:space="preserve">β₂ Outflow</w:t>
+            </w:r>
+          </w:p>
+        </w:tc>
+        <w:tc>
+          <w:tcPr/>
+          <w:p>
+            <w:pPr>
+              <w:pStyle w:val="Compact"/>
+            </w:pPr>
+            <w:r>
+              <w:t xml:space="preserve">+3.774</w:t>
+            </w:r>
+          </w:p>
+        </w:tc>
+        <w:tc>
+          <w:tcPr/>
+          <w:p>
+            <w:pPr>
+              <w:pStyle w:val="Compact"/>
+            </w:pPr>
+            <w:r>
+              <w:t xml:space="preserve">0.134</w:t>
+            </w:r>
+          </w:p>
+        </w:tc>
+        <w:tc>
+          <w:tcPr/>
+          <w:p>
+            <w:pPr>
+              <w:pStyle w:val="Compact"/>
+            </w:pPr>
+          </w:p>
+        </w:tc>
+      </w:tr>
+      <w:tr>
+        <w:tc>
+          <w:tcPr/>
+          <w:p>
+            <w:pPr>
+              <w:pStyle w:val="Compact"/>
+            </w:pPr>
+            <w:r>
+              <w:t xml:space="preserve">β₃</w:t>
+            </w:r>
+            <w:r>
+              <w:t xml:space="preserve"> </w:t>
+            </w:r>
+            <w:r>
+              <w:rPr>
+                <w:i/>
+                <w:iCs/>
+              </w:rPr>
+              <w:t xml:space="preserve">L</w:t>
+            </w:r>
+          </w:p>
+        </w:tc>
+        <w:tc>
+          <w:tcPr/>
+          <w:p>
+            <w:pPr>
+              <w:pStyle w:val="Compact"/>
+            </w:pPr>
+            <w:r>
+              <w:t xml:space="preserve">−0.132</w:t>
+            </w:r>
+          </w:p>
+        </w:tc>
+        <w:tc>
+          <w:tcPr/>
+          <w:p>
+            <w:pPr>
+              <w:pStyle w:val="Compact"/>
+            </w:pPr>
+            <w:r>
+              <w:t xml:space="preserve">0.797</w:t>
+            </w:r>
+          </w:p>
+        </w:tc>
+        <w:tc>
+          <w:tcPr/>
+          <w:p>
+            <w:pPr>
+              <w:pStyle w:val="Compact"/>
+            </w:pPr>
+          </w:p>
+        </w:tc>
+      </w:tr>
+      <w:tr>
+        <w:tc>
+          <w:tcPr/>
+          <w:p>
+            <w:pPr>
+              <w:pStyle w:val="Compact"/>
+            </w:pPr>
+            <w:r>
+              <w:t xml:space="preserve">β₄</w:t>
+            </w:r>
+            <w:r>
+              <w:t xml:space="preserve"> </w:t>
+            </w:r>
+            <w:r>
+              <w:rPr>
+                <w:i/>
+                <w:iCs/>
+              </w:rPr>
+              <w:t xml:space="preserve">L</w:t>
+            </w:r>
+            <w:r>
+              <w:t xml:space="preserve"> </w:t>
+            </w:r>
+            <w:r>
+              <w:t xml:space="preserve">× Inflow</w:t>
+            </w:r>
+          </w:p>
+        </w:tc>
+        <w:tc>
+          <w:tcPr/>
+          <w:p>
+            <w:pPr>
+              <w:pStyle w:val="Compact"/>
+            </w:pPr>
+            <w:r>
+              <w:t xml:space="preserve">+3.307</w:t>
+            </w:r>
+          </w:p>
+        </w:tc>
+        <w:tc>
+          <w:tcPr/>
+          <w:p>
+            <w:pPr>
+              <w:pStyle w:val="Compact"/>
+            </w:pPr>
+            <w:r>
+              <w:t xml:space="preserve">0.642</w:t>
+            </w:r>
+          </w:p>
+        </w:tc>
+        <w:tc>
+          <w:tcPr/>
+          <w:p>
+            <w:pPr>
+              <w:pStyle w:val="Compact"/>
+            </w:pPr>
+          </w:p>
+        </w:tc>
+      </w:tr>
+      <w:tr>
+        <w:tc>
+          <w:tcPr/>
+          <w:p>
+            <w:pPr>
+              <w:pStyle w:val="Compact"/>
+            </w:pPr>
+            <w:r>
+              <w:rPr>
+                <w:b/>
+                <w:bCs/>
+              </w:rPr>
+              <w:t xml:space="preserve">β₅</w:t>
+            </w:r>
+            <w:r>
+              <w:rPr>
+                <w:b/>
+                <w:bCs/>
+              </w:rPr>
+              <w:t xml:space="preserve"> </w:t>
+            </w:r>
+            <w:r>
+              <w:rPr>
+                <w:b/>
+                <w:bCs/>
+                <w:i/>
+                <w:iCs/>
+              </w:rPr>
+              <w:t xml:space="preserve">L</w:t>
+            </w:r>
+            <w:r>
+              <w:rPr>
+                <w:b/>
+                <w:bCs/>
+              </w:rPr>
+              <w:t xml:space="preserve"> </w:t>
+            </w:r>
+            <w:r>
+              <w:rPr>
+                <w:b/>
+                <w:bCs/>
+              </w:rPr>
+              <w:t xml:space="preserve">× Outflow</w:t>
+            </w:r>
+          </w:p>
+        </w:tc>
+        <w:tc>
+          <w:tcPr/>
+          <w:p>
+            <w:pPr>
+              <w:pStyle w:val="Compact"/>
+            </w:pPr>
+            <w:r>
+              <w:rPr>
+                <w:b/>
+                <w:bCs/>
+              </w:rPr>
+              <w:t xml:space="preserve">−18.579</w:t>
+            </w:r>
+          </w:p>
+        </w:tc>
+        <w:tc>
+          <w:tcPr/>
+          <w:p>
+            <w:pPr>
+              <w:pStyle w:val="Compact"/>
+            </w:pPr>
+            <w:r>
+              <w:rPr>
+                <w:b/>
+                <w:bCs/>
+              </w:rPr>
+              <w:t xml:space="preserve">0.120</w:t>
+            </w:r>
+          </w:p>
+        </w:tc>
+        <w:tc>
+          <w:tcPr/>
+          <w:p>
+            <w:pPr>
+              <w:pStyle w:val="Compact"/>
+            </w:pPr>
+          </w:p>
+        </w:tc>
+      </w:tr>
+      <w:tr>
+        <w:tc>
+          <w:tcPr/>
+          <w:p>
+            <w:pPr>
+              <w:pStyle w:val="Compact"/>
+            </w:pPr>
+            <w:r>
+              <w:t xml:space="preserve">VIX</w:t>
+            </w:r>
+          </w:p>
+        </w:tc>
+        <w:tc>
+          <w:tcPr/>
+          <w:p>
+            <w:pPr>
+              <w:pStyle w:val="Compact"/>
+            </w:pPr>
+            <w:r>
+              <w:t xml:space="preserve">+0.009</w:t>
+            </w:r>
+          </w:p>
+        </w:tc>
+        <w:tc>
+          <w:tcPr/>
+          <w:p>
+            <w:pPr>
+              <w:pStyle w:val="Compact"/>
+            </w:pPr>
+            <w:r>
+              <w:t xml:space="preserve">0.003</w:t>
+            </w:r>
+          </w:p>
+        </w:tc>
+        <w:tc>
+          <w:tcPr/>
+          <w:p>
+            <w:pPr>
+              <w:pStyle w:val="Compact"/>
+            </w:pPr>
+            <w:r>
+              <w:t xml:space="preserve">***</w:t>
+            </w:r>
+          </w:p>
+        </w:tc>
+      </w:tr>
+      <w:tr>
+        <w:tc>
+          <w:tcPr/>
+          <w:p>
+            <w:pPr>
+              <w:pStyle w:val="Compact"/>
+            </w:pPr>
+            <w:r>
+              <w:t xml:space="preserve">ΔlnN*</w:t>
+            </w:r>
+          </w:p>
+        </w:tc>
+        <w:tc>
+          <w:tcPr/>
+          <w:p>
+            <w:pPr>
+              <w:pStyle w:val="Compact"/>
+            </w:pPr>
+            <w:r>
+              <w:t xml:space="preserve">+0.042</w:t>
+            </w:r>
+          </w:p>
+        </w:tc>
+        <w:tc>
+          <w:tcPr/>
+          <w:p>
+            <w:pPr>
+              <w:pStyle w:val="Compact"/>
+            </w:pPr>
+            <w:r>
+              <w:t xml:space="preserve">0.851</w:t>
+            </w:r>
+          </w:p>
+        </w:tc>
+        <w:tc>
+          <w:tcPr/>
+          <w:p>
+            <w:pPr>
+              <w:pStyle w:val="Compact"/>
+            </w:pPr>
+          </w:p>
+        </w:tc>
+      </w:tr>
+      <w:tr>
+        <w:tc>
+          <w:tcPr/>
+          <w:p>
+            <w:pPr>
+              <w:pStyle w:val="Compact"/>
+            </w:pPr>
+            <w:r>
+              <w:t xml:space="preserve">USDT fixed effect</w:t>
+            </w:r>
+          </w:p>
+        </w:tc>
+        <w:tc>
+          <w:tcPr/>
+          <w:p>
+            <w:pPr>
+              <w:pStyle w:val="Compact"/>
+            </w:pPr>
+            <w:r>
+              <w:t xml:space="preserve">−0.006</w:t>
+            </w:r>
+          </w:p>
+        </w:tc>
+        <w:tc>
+          <w:tcPr/>
+          <w:p>
+            <w:pPr>
+              <w:pStyle w:val="Compact"/>
+            </w:pPr>
+            <w:r>
+              <w:t xml:space="preserve">0.856</w:t>
+            </w:r>
+          </w:p>
+        </w:tc>
+        <w:tc>
+          <w:tcPr/>
+          <w:p>
+            <w:pPr>
+              <w:pStyle w:val="Compact"/>
+            </w:pPr>
+          </w:p>
+        </w:tc>
+      </w:tr>
+    </w:tbl>
+    <w:p>
+      <w:pPr>
+        <w:pStyle w:val="BodyText"/>
+      </w:pPr>
+      <w:r>
+        <w:rPr>
+          <w:i/>
+          <w:iCs/>
+        </w:rPr>
+        <w:t xml:space="preserve">Note.</w:t>
+      </w:r>
+      <w:r>
+        <w:t xml:space="preserve"> </w:t>
+      </w:r>
+      <w:r>
+        <w:t xml:space="preserve">DV = ΔSpread.</w:t>
+      </w:r>
+      <w:r>
+        <w:t xml:space="preserve"> </w:t>
+      </w:r>
+      <w:r>
+        <w:rPr>
+          <w:i/>
+          <w:iCs/>
+        </w:rPr>
+        <w:t xml:space="preserve">N</w:t>
+      </w:r>
+      <w:r>
+        <w:t xml:space="preserve"> </w:t>
+      </w:r>
+      <w:r>
+        <w:t xml:space="preserve">= 100. SE clustered by month. R² = 0.120.</w:t>
+      </w:r>
+    </w:p>
+    <w:p>
+      <w:pPr>
+        <w:pStyle w:val="BodyText"/>
+      </w:pPr>
+      <w:r>
+        <w:t xml:space="preserve">The sign of β₅ = −18.58 is in the predicted direction: higher liquid buffers reduce the spread impact of outflows. The total outflow effect at any buffer level is β₂ + β₅ ×</w:t>
+      </w:r>
+      <w:r>
+        <w:t xml:space="preserve"> </w:t>
+      </w:r>
+      <w:r>
+        <w:rPr>
+          <w:i/>
+          <w:iCs/>
+        </w:rPr>
+        <w:t xml:space="preserve">L</w:t>
+      </w:r>
+      <w:r>
+        <w:t xml:space="preserve"> </w:t>
+      </w:r>
+      <w:r>
+        <w:t xml:space="preserve">= 3.774 − 18.579 ×</w:t>
+      </w:r>
+      <w:r>
+        <w:t xml:space="preserve"> </w:t>
+      </w:r>
+      <w:r>
+        <w:rPr>
+          <w:i/>
+          <w:iCs/>
+        </w:rPr>
+        <w:t xml:space="preserve">L</w:t>
+      </w:r>
+      <w:r>
+        <w:t xml:space="preserve">, which approaches zero at</w:t>
+      </w:r>
+      <w:r>
+        <w:t xml:space="preserve"> </w:t>
+      </w:r>
+      <w:r>
+        <w:rPr>
+          <w:i/>
+          <w:iCs/>
+        </w:rPr>
+        <w:t xml:space="preserve">L</w:t>
+      </w:r>
+      <w:r>
+        <w:t xml:space="preserve"> </w:t>
+      </w:r>
+      <w:r>
+        <w:t xml:space="preserve">≈ 20% (USDT’s approximate buffer level in 2022) and reaches its maximum at</w:t>
+      </w:r>
+      <w:r>
+        <w:t xml:space="preserve"> </w:t>
+      </w:r>
+      <w:r>
+        <w:rPr>
+          <w:i/>
+          <w:iCs/>
+        </w:rPr>
+        <w:t xml:space="preserve">L</w:t>
+      </w:r>
+      <w:r>
+        <w:t xml:space="preserve"> </w:t>
+      </w:r>
+      <w:r>
+        <w:t xml:space="preserve">≈ 0 (USDT’s trajectory in early 2026). The coefficient is not significant at conventional levels (</w:t>
+      </w:r>
+      <w:r>
+        <w:rPr>
+          <w:i/>
+          <w:iCs/>
+        </w:rPr>
+        <w:t xml:space="preserve">p</w:t>
+      </w:r>
+      <w:r>
+        <w:t xml:space="preserve"> </w:t>
+      </w:r>
+      <w:r>
+        <w:t xml:space="preserve">= 0.12), reflecting the dilution of a nonlinear effect across the full range of</w:t>
+      </w:r>
+      <w:r>
+        <w:t xml:space="preserve"> </w:t>
+      </w:r>
+      <w:r>
+        <w:rPr>
+          <w:i/>
+          <w:iCs/>
+        </w:rPr>
+        <w:t xml:space="preserve">L</w:t>
+      </w:r>
+      <w:r>
+        <w:t xml:space="preserve">. The threshold specification, which concentrates the test at</w:t>
+      </w:r>
+      <w:r>
+        <w:t xml:space="preserve"> </w:t>
+      </w:r>
+      <w:r>
+        <w:rPr>
+          <w:i/>
+          <w:iCs/>
+        </w:rPr>
+        <w:t xml:space="preserve">L</w:t>
+      </w:r>
+      <w:r>
+        <w:t xml:space="preserve"> </w:t>
+      </w:r>
+      <w:r>
+        <w:t xml:space="preserve">&lt; 12%, recovers greater statistical power precisely because the relationship is nonlinear. The two specifications are consistent in economic direction and implied break-even buffer level.</w:t>
       </w:r>
     </w:p>
     <w:bookmarkEnd w:id="56"/>
+    <w:bookmarkStart w:id="57" w:name="X3eb461317b59d3bad3b2301a363379a81a42484"/>
+    <w:p>
+      <w:pPr>
+        <w:pStyle w:val="Heading3"/>
+      </w:pPr>
+      <w:r>
+        <w:t xml:space="preserve">A.7 Event Study: Normal Model and Placebo Design</w:t>
+      </w:r>
+    </w:p>
+    <w:p>
+      <w:pPr>
+        <w:pStyle w:val="FirstParagraph"/>
+      </w:pPr>
+      <w:r>
+        <w:t xml:space="preserve">The normal model is Δspread*_d* = α + γ₁·ΔVIX*_d* + γ₂·ΔlnN**_d* + ε*_d*, estimated over the pre-event window [−120, −6] trading days via OLS. The original level-model specification inflated CARs approximately 120-fold by including the 2022 hiking trend in the estimation window; first-differencing corrects this. Event window: [−5, +20] trading days. Placebo pseudo-events: October 2022, June 2023, September 2024 — chosen as low-volatility periods with no major stablecoin or monetary policy news.</w:t>
+      </w:r>
+    </w:p>
     <w:bookmarkEnd w:id="57"/>
     <w:bookmarkEnd w:id="58"/>
+    <w:bookmarkEnd w:id="59"/>
     <w:sectPr>
       <w:pgSz w:h="16838" w:w="11906"/>
       <w:pgMar w:bottom="1417" w:footer="720" w:gutter="0" w:header="720" w:left="1701" w:right="1701" w:top="1417"/>

--- a/0621_Final_Draft_for_Submission.docx
+++ b/0621_Final_Draft_for_Submission.docx
@@ -4,15 +4,34 @@
   <w:body>
     <w:p>
       <w:pPr>
-        <w:pStyle w:val="Title"/>
+        <w:spacing w:after="40"/>
+        <w:jc w:val="center"/>
       </w:pPr>
       <w:r>
         <w:rPr>
           <w:rFonts w:ascii="Times New Roman" w:hAnsi="Times New Roman"/>
-          <w:color w:val="13294B"/>
-          <w:sz w:val="36"/>
-        </w:rPr>
-        <w:t>Stablecoins and the Exorbitant Privilege: Reserve Buffer Adequacy and OIS–Treasury Spread Dynamics</w:t>
+          <w:b/>
+          <w:color w:val="000000"/>
+          <w:sz w:val="32"/>
+          <w:u w:val="single"/>
+        </w:rPr>
+        <w:t>Stablecoins and the Exorbitant Privilege:</w:t>
+      </w:r>
+    </w:p>
+    <w:p>
+      <w:pPr>
+        <w:spacing w:after="40"/>
+        <w:jc w:val="center"/>
+      </w:pPr>
+      <w:r>
+        <w:rPr>
+          <w:rFonts w:ascii="Times New Roman" w:hAnsi="Times New Roman"/>
+          <w:b/>
+          <w:color w:val="000000"/>
+          <w:sz w:val="28"/>
+          <w:u w:val="single"/>
+        </w:rPr>
+        <w:t>Reserve Buffer Adequacy and OIS–Treasury Spread Dynamics</w:t>
       </w:r>
     </w:p>
     <w:p>
@@ -24,7 +43,7 @@
           <w:rFonts w:ascii="Times New Roman" w:hAnsi="Times New Roman"/>
           <w:sz w:val="24"/>
         </w:rPr>
-        <w:t>Mireu Mimi Kim · Sara Ambre Chekroune · Oybek Ibragimov · Jade Zhu · Alexandre Godefroy · Baptiste Degand · Minjin Kim</w:t>
+        <w:t>Mireu Mimi Kim (2025462112)</w:t>
       </w:r>
     </w:p>
     <w:p>
@@ -36,7 +55,7 @@
           <w:rFonts w:ascii="Times New Roman" w:hAnsi="Times New Roman"/>
           <w:sz w:val="24"/>
         </w:rPr>
-        <w:t>Yonsei Graduate School of International Studies · Topics in International Finance (2026-1) · Professor Hur Sewon</w:t>
+        <w:t>Sara Ambre Chekroune (2025462014)</w:t>
       </w:r>
     </w:p>
     <w:p>
@@ -46,717 +65,859 @@
       <w:r>
         <w:rPr>
           <w:rFonts w:ascii="Times New Roman" w:hAnsi="Times New Roman"/>
-          <w:b/>
-          <w:sz w:val="24"/>
-        </w:rPr>
-        <w:t>JEL Classification:</w:t>
-      </w:r>
-      <w:r>
-        <w:rPr>
-          <w:rFonts w:ascii="Times New Roman" w:hAnsi="Times New Roman"/>
-          <w:sz w:val="24"/>
-        </w:rPr>
-        <w:t xml:space="preserve"> E44, F31, G12, G18, G23</w:t>
+          <w:sz w:val="24"/>
+        </w:rPr>
+        <w:t>Oybek Ibragimov (2024462029)</w:t>
       </w:r>
     </w:p>
     <w:p>
       <w:pPr>
-        <w:pStyle w:val="Heading2"/>
+        <w:jc w:val="center"/>
       </w:pPr>
       <w:r>
         <w:rPr>
           <w:rFonts w:ascii="Times New Roman" w:hAnsi="Times New Roman"/>
-          <w:color w:val="13294B"/>
-          <w:sz w:val="28"/>
-        </w:rPr>
-        <w:t>Abstract</w:t>
-      </w:r>
-    </w:p>
-    <w:p>
-      <w:r>
-        <w:rPr>
-          <w:rFonts w:ascii="Times New Roman" w:hAnsi="Times New Roman"/>
-          <w:sz w:val="24"/>
-        </w:rPr>
-        <w:t xml:space="preserve">Large-scale USD-pegged stablecoins now hold Treasury bills at a scale comparable to mid-sized sovereign reserve managers, creating a structural channel through which stablecoin supply dynamics may affect the short-term U.S. government securities market. We document a "New Triffin Dilemma": in normal times, stablecoin issuance compresses the OIS–Treasury spread by increasing T-bill demand (the privilege channel), but an adequately thin liquid reserve buffer transforms expansion episodes into a fragility risk. We test this mechanism using an issuer-level panel of 102 observations covering USDT and USDC from January 2022 to March 2026. Supply growth is measured from DeFiLlama daily circulating supply; the liquid buffer </w:t>
-      </w:r>
-      <w:r>
-        <w:rPr>
-          <w:rFonts w:ascii="Times New Roman" w:hAnsi="Times New Roman"/>
-          <w:i/>
-          <w:sz w:val="24"/>
-        </w:rPr>
-        <w:t>L</w:t>
-      </w:r>
-      <w:r>
-        <w:rPr>
-          <w:rFonts w:ascii="Times New Roman" w:hAnsi="Times New Roman"/>
-          <w:sz w:val="24"/>
-        </w:rPr>
-        <w:t xml:space="preserve"> — Cash and Bank Deposits plus Money Market Funds — is constructed from BDO ISAE 3000R attestation PDFs verified quarter-by-quarter. The continuous buffer-interaction is not significant in the panel (β₄ = −4.35, </w:t>
-      </w:r>
-      <w:r>
-        <w:rPr>
-          <w:rFonts w:ascii="Times New Roman" w:hAnsi="Times New Roman"/>
-          <w:i/>
-          <w:sz w:val="24"/>
-        </w:rPr>
-        <w:t>p</w:t>
-      </w:r>
-      <w:r>
-        <w:rPr>
-          <w:rFonts w:ascii="Times New Roman" w:hAnsi="Times New Roman"/>
-          <w:sz w:val="24"/>
-        </w:rPr>
-        <w:t xml:space="preserve"> = 0.68), consistent with a nonlinear rather than proportional mechanism. Separating supply inflows from outflows, we find that supply contractions in low-buffer states (</w:t>
-      </w:r>
-      <w:r>
-        <w:rPr>
-          <w:rFonts w:ascii="Times New Roman" w:hAnsi="Times New Roman"/>
-          <w:i/>
-          <w:sz w:val="24"/>
-        </w:rPr>
-        <w:t>L</w:t>
-      </w:r>
-      <w:r>
-        <w:rPr>
-          <w:rFonts w:ascii="Times New Roman" w:hAnsi="Times New Roman"/>
-          <w:sz w:val="24"/>
-        </w:rPr>
-        <w:t xml:space="preserve"> &lt; 12%) are associated with OIS–Treasury spread increases: the Low × Outflow coefficient β₅ = +7.55 (</w:t>
-      </w:r>
-      <w:r>
-        <w:rPr>
-          <w:rFonts w:ascii="Times New Roman" w:hAnsi="Times New Roman"/>
-          <w:i/>
-          <w:sz w:val="24"/>
-        </w:rPr>
-        <w:t>p</w:t>
-      </w:r>
-      <w:r>
-        <w:rPr>
-          <w:rFonts w:ascii="Times New Roman" w:hAnsi="Times New Roman"/>
-          <w:sz w:val="24"/>
-        </w:rPr>
-        <w:t xml:space="preserve"> = 0.065), identified by six low-buffer outflow observations spanning both issuers. The inflow coefficient is uniformly insignificant, consistent with the asymmetric theoretical prediction that only forced T-bill sales — triggered by outflows when buffers are depleted — generate spread pressure. We interpret this as suggestive evidence of a forced-sale channel and discuss implications for stablecoin reserve regulation.</w:t>
-      </w:r>
-    </w:p>
-    <w:p>
-      <w:r>
-        <w:rPr>
-          <w:rFonts w:ascii="Times New Roman" w:hAnsi="Times New Roman"/>
-          <w:b/>
-          <w:sz w:val="24"/>
-        </w:rPr>
-        <w:t>Keywords:</w:t>
-      </w:r>
-      <w:r>
-        <w:rPr>
-          <w:rFonts w:ascii="Times New Roman" w:hAnsi="Times New Roman"/>
-          <w:sz w:val="24"/>
-        </w:rPr>
-        <w:t xml:space="preserve"> stablecoins, exorbitant privilege, safe-asset demand, reserve adequacy, Triffin dilemma, OIS–Treasury spread, threshold regression, liquidity buffer</w:t>
+          <w:sz w:val="24"/>
+        </w:rPr>
+        <w:t>Jade Zhu (2026846114)</w:t>
       </w:r>
     </w:p>
     <w:p>
       <w:pPr>
-        <w:pStyle w:val="Heading2"/>
+        <w:jc w:val="center"/>
       </w:pPr>
       <w:r>
         <w:rPr>
           <w:rFonts w:ascii="Times New Roman" w:hAnsi="Times New Roman"/>
-          <w:color w:val="13294B"/>
-          <w:sz w:val="28"/>
-        </w:rPr>
-        <w:t>Acknowledgements</w:t>
-      </w:r>
-    </w:p>
-    <w:p>
-      <w:r>
-        <w:rPr>
-          <w:rFonts w:ascii="Times New Roman" w:hAnsi="Times New Roman"/>
-          <w:sz w:val="24"/>
-        </w:rPr>
-        <w:t>The authors thank Professor Hur Sewon for detailed feedback at multiple stages of this project. All errors are our own. Replication code and data are available at the project repository.</w:t>
+          <w:sz w:val="24"/>
+        </w:rPr>
+        <w:t>Alexandre Godefroy (2026846111)</w:t>
       </w:r>
     </w:p>
     <w:p>
       <w:pPr>
-        <w:pStyle w:val="Heading2"/>
+        <w:jc w:val="center"/>
       </w:pPr>
       <w:r>
         <w:rPr>
           <w:rFonts w:ascii="Times New Roman" w:hAnsi="Times New Roman"/>
-          <w:color w:val="13294B"/>
-          <w:sz w:val="28"/>
-        </w:rPr>
-        <w:t>1. Introduction</w:t>
-      </w:r>
-    </w:p>
-    <w:p>
-      <w:r>
-        <w:rPr>
-          <w:rFonts w:ascii="Times New Roman" w:hAnsi="Times New Roman"/>
-          <w:sz w:val="24"/>
-        </w:rPr>
-        <w:t>Between 2021 and early 2026, the combined market capitalization of USD-pegged stablecoins grew from under $50 billion to over $300 billion, with Tether (USDT) and USD Coin (USDC) together accounting for more than 90% of outstanding supply. Both issuers maintain approximately 1:1 backing in short-duration dollar assets — predominantly U.S. Treasury bills — making their combined T-bill holdings comparable in scale to those of mid-sized sovereign reserve managers such as Norway or South Korea. This structural T-bill demand creates a novel channel through which stablecoin supply dynamics may affect the short-end of the U.S. government securities market. This paper asks whether that channel exists, and whether its sign depends critically on how much liquid reserve buffer the issuer holds.</w:t>
-      </w:r>
-    </w:p>
-    <w:p>
-      <w:r>
-        <w:rPr>
-          <w:rFonts w:ascii="Times New Roman" w:hAnsi="Times New Roman"/>
-          <w:sz w:val="24"/>
-        </w:rPr>
-        <w:t xml:space="preserve">The intellectual starting point is the concept of </w:t>
-      </w:r>
-      <w:r>
-        <w:rPr>
-          <w:rFonts w:ascii="Times New Roman" w:hAnsi="Times New Roman"/>
-          <w:i/>
-          <w:sz w:val="24"/>
-        </w:rPr>
-        <w:t>exorbitant privilege</w:t>
-      </w:r>
-      <w:r>
-        <w:rPr>
-          <w:rFonts w:ascii="Times New Roman" w:hAnsi="Times New Roman"/>
-          <w:sz w:val="24"/>
-        </w:rPr>
-        <w:t xml:space="preserve">, the excess return the United States earns on its external liabilities relative to its assets by virtue of the dollar's reserve-currency role (Gourinchas &amp; Rey, 2007). The mechanism, formalized by Caballero et al. (2008), operates through safe-asset demand: foreign investors and intermediaries bid up the price of U.S. Treasuries, compressing yields and reducing the government's borrowing cost. Krishnamurthy &amp; Vissing-Jorgensen (2012) provide direct evidence that Treasury supply reductions widen corporate credit spreads, confirming that the marginal investor in Treasuries is highly inelastic — a property stablecoin issuers now exploit at scale. Maggiori (2017) provides the micro-founded general equilibrium framework we use: in his two-country continuous-time model, the country whose financial intermediaries absorb global risk issues the global safe asset, and the premium those intermediaries earn — the convenience yield — equals the wedge between the safe rate and the market clearing rate. We extend this framework to incorporate stablecoin issuers as a third class of safe-asset intermediary. Each dollar of new stablecoin issuance requires purchasing </w:t>
-      </w:r>
-      <w:r>
-        <w:rPr>
-          <w:rFonts w:ascii="Times New Roman" w:hAnsi="Times New Roman"/>
-          <w:i/>
-          <w:sz w:val="24"/>
-        </w:rPr>
-        <w:t>θ</w:t>
-      </w:r>
-      <w:r>
-        <w:rPr>
-          <w:rFonts w:ascii="Times New Roman" w:hAnsi="Times New Roman"/>
-          <w:sz w:val="24"/>
-        </w:rPr>
-        <w:t xml:space="preserve"> dollars of T-bills, mechanically compressing the convenience yield; each dollar of redemption requires the reverse. This is the </w:t>
-      </w:r>
-      <w:r>
-        <w:rPr>
-          <w:rFonts w:ascii="Times New Roman" w:hAnsi="Times New Roman"/>
-          <w:i/>
-          <w:sz w:val="24"/>
-        </w:rPr>
-        <w:t>privilege amplification channel</w:t>
-      </w:r>
-      <w:r>
-        <w:rPr>
-          <w:rFonts w:ascii="Times New Roman" w:hAnsi="Times New Roman"/>
-          <w:sz w:val="24"/>
-        </w:rPr>
-        <w:t>.</w:t>
-      </w:r>
-    </w:p>
-    <w:p>
-      <w:r>
-        <w:rPr>
-          <w:rFonts w:ascii="Times New Roman" w:hAnsi="Times New Roman"/>
-          <w:sz w:val="24"/>
-        </w:rPr>
-        <w:t>The fragility dimension mirrors the original Triffin (1960) dilemma, in which the United States had to run current account deficits to supply dollars to the world, but those same deficits eventually undermined confidence in dollar convertibility. In our setting, stablecoin issuers supply dollar-denominated safe assets to crypto markets, but the T-bill portfolios they hold as backing create a systemic linkage: a large-scale redemption run forces T-bill liquidation, widening the OIS–Treasury spread and potentially destabilizing the very market the issuers ordinarily support. Cole &amp; Kehoe (2000) provide the theoretical framework for how this kind of self-fulfilling fragility can materialize under reserve constraints, and Obstfeld et al. (2010) document empirically that reserve adequacy shapes crisis risk across countries.</w:t>
-      </w:r>
-    </w:p>
-    <w:p>
-      <w:r>
-        <w:rPr>
-          <w:rFonts w:ascii="Times New Roman" w:hAnsi="Times New Roman"/>
-          <w:sz w:val="24"/>
-        </w:rPr>
-        <w:t xml:space="preserve">The critical variable linking the privilege and fragility channels is the </w:t>
-      </w:r>
-      <w:r>
-        <w:rPr>
-          <w:rFonts w:ascii="Times New Roman" w:hAnsi="Times New Roman"/>
-          <w:i/>
-          <w:sz w:val="24"/>
-        </w:rPr>
-        <w:t>liquid buffer</w:t>
-      </w:r>
-      <w:r>
-        <w:rPr>
-          <w:rFonts w:ascii="Times New Roman" w:hAnsi="Times New Roman"/>
-          <w:sz w:val="24"/>
-        </w:rPr>
-        <w:t xml:space="preserve"> — cash and near-cash holdings relative to outstanding supply. An issuer with substantial cash, money market funds, or short-dated repos can absorb redemptions without touching its T-bill portfolio; an issuer whose liquid buffer approaches depletion must sell T-bills for any material redemption. This nonlinear threshold structure — buffer-adequacy determines which channel dominates — has not been empirically tested for stablecoins. Gorton &amp; Zhang (2023) provide the closest antecedent, documenting that stablecoins share structural properties with pre-Federal Reserve private bank notes and are vulnerable to run dynamics. Duffie (2022) argues for regulatory standards requiring minimum liquid reserve ratios precisely because of this fragility channel. Our contribution is to provide an empirical test of the threshold mechanism using directly verified attestation data.</w:t>
-      </w:r>
-    </w:p>
-    <w:p>
-      <w:r>
-        <w:rPr>
-          <w:rFonts w:ascii="Times New Roman" w:hAnsi="Times New Roman"/>
-          <w:sz w:val="24"/>
-        </w:rPr>
-        <w:t xml:space="preserve">Our empirical strategy addresses two challenges that previous informal treatments have ignored. First, the OIS–Treasury spread is non-stationary in levels (ADF </w:t>
-      </w:r>
-      <w:r>
-        <w:rPr>
-          <w:rFonts w:ascii="Times New Roman" w:hAnsi="Times New Roman"/>
-          <w:i/>
-          <w:sz w:val="24"/>
-        </w:rPr>
-        <w:t>p</w:t>
-      </w:r>
-      <w:r>
-        <w:rPr>
-          <w:rFonts w:ascii="Times New Roman" w:hAnsi="Times New Roman"/>
-          <w:sz w:val="24"/>
-        </w:rPr>
-        <w:t xml:space="preserve"> = 0.49) but stationary in first differences (</w:t>
-      </w:r>
-      <w:r>
-        <w:rPr>
-          <w:rFonts w:ascii="Times New Roman" w:hAnsi="Times New Roman"/>
-          <w:i/>
-          <w:sz w:val="24"/>
-        </w:rPr>
-        <w:t>p</w:t>
-      </w:r>
-      <w:r>
-        <w:rPr>
-          <w:rFonts w:ascii="Times New Roman" w:hAnsi="Times New Roman"/>
-          <w:sz w:val="24"/>
-        </w:rPr>
-        <w:t xml:space="preserve"> = 0.03), so a levels regression with the spread as dependent variable risks spurious inference in the sense of Granger &amp; Newbold (1974) and Phillips (1986). We address this by making the change in the spread the primary dependent variable in our threshold specification. Second, the threshold itself is not known </w:t>
-      </w:r>
-      <w:r>
-        <w:rPr>
-          <w:rFonts w:ascii="Times New Roman" w:hAnsi="Times New Roman"/>
-          <w:i/>
-          <w:sz w:val="24"/>
-        </w:rPr>
-        <w:t>a priori</w:t>
-      </w:r>
-      <w:r>
-        <w:rPr>
-          <w:rFonts w:ascii="Times New Roman" w:hAnsi="Times New Roman"/>
-          <w:sz w:val="24"/>
-        </w:rPr>
-        <w:t>; we evaluate it at economically motivated candidate values (4% and 6%) within the threshold-regression framework of Hansen (2000), with standard errors clustered by month following Cameron &amp; Miller (2015). We also present an issuer-specific event study (MacKinlay, 1997) around two USDT stress episodes as qualitative context.</w:t>
-      </w:r>
-    </w:p>
-    <w:p>
-      <w:r>
-        <w:rPr>
-          <w:rFonts w:ascii="Times New Roman" w:hAnsi="Times New Roman"/>
-          <w:sz w:val="24"/>
-        </w:rPr>
-        <w:t>The paper is organized as follows. Section 2 describes our data, theoretical framework, and estimation strategy. Section 3 presents the empirical results. Section 4 concludes with policy implications and directions for future research.</w:t>
+          <w:sz w:val="24"/>
+        </w:rPr>
+        <w:t>Baptiste Degand (2026847313)</w:t>
       </w:r>
     </w:p>
     <w:p>
       <w:pPr>
-        <w:pStyle w:val="Heading2"/>
+        <w:jc w:val="center"/>
       </w:pPr>
       <w:r>
         <w:rPr>
           <w:rFonts w:ascii="Times New Roman" w:hAnsi="Times New Roman"/>
-          <w:color w:val="13294B"/>
-          <w:sz w:val="28"/>
-        </w:rPr>
-        <w:t>2. Methodology</w:t>
+          <w:sz w:val="24"/>
+        </w:rPr>
+        <w:t>Minjin Kim (2025461111)</w:t>
       </w:r>
     </w:p>
     <w:p>
       <w:pPr>
-        <w:pStyle w:val="Heading3"/>
+        <w:jc w:val="center"/>
       </w:pPr>
       <w:r>
         <w:rPr>
           <w:rFonts w:ascii="Times New Roman" w:hAnsi="Times New Roman"/>
-          <w:color w:val="13294B"/>
-          <w:sz w:val="24"/>
-        </w:rPr>
-        <w:t>2.1 Theoretical Framework</w:t>
-      </w:r>
-    </w:p>
-    <w:p>
-      <w:r>
-        <w:rPr>
-          <w:rFonts w:ascii="Times New Roman" w:hAnsi="Times New Roman"/>
-          <w:sz w:val="24"/>
-        </w:rPr>
-        <w:t xml:space="preserve">We extend Maggiori's (2017) two-country continuous-time model to incorporate stablecoin issuers as a third intermediary class. Let </w:t>
-      </w:r>
-      <w:r>
-        <w:rPr>
-          <w:rFonts w:ascii="Times New Roman" w:hAnsi="Times New Roman"/>
           <w:i/>
           <w:sz w:val="24"/>
         </w:rPr>
-        <w:t>S_t</w:t>
-      </w:r>
-      <w:r>
-        <w:rPr>
-          <w:rFonts w:ascii="Times New Roman" w:hAnsi="Times New Roman"/>
-          <w:sz w:val="24"/>
-        </w:rPr>
-        <w:t xml:space="preserve"> denote aggregate USD-pegged stablecoin supply, </w:t>
-      </w:r>
-      <w:r>
-        <w:rPr>
-          <w:rFonts w:ascii="Times New Roman" w:hAnsi="Times New Roman"/>
-          <w:i/>
-          <w:sz w:val="24"/>
-        </w:rPr>
-        <w:t>θ_t</w:t>
-      </w:r>
-      <w:r>
-        <w:rPr>
-          <w:rFonts w:ascii="Times New Roman" w:hAnsi="Times New Roman"/>
-          <w:sz w:val="24"/>
-        </w:rPr>
-        <w:t xml:space="preserve"> the Treasury-exposure ratio (T-bill holdings / supply), and </w:t>
-      </w:r>
-      <w:r>
-        <w:rPr>
-          <w:rFonts w:ascii="Times New Roman" w:hAnsi="Times New Roman"/>
-          <w:i/>
-          <w:sz w:val="24"/>
-        </w:rPr>
-        <w:t>L_t</w:t>
-      </w:r>
-      <w:r>
-        <w:rPr>
-          <w:rFonts w:ascii="Times New Roman" w:hAnsi="Times New Roman"/>
-          <w:sz w:val="24"/>
-        </w:rPr>
-        <w:t xml:space="preserve"> the liquid-buffer ratio (cash and near-cash / supply). Normal issuance of Δ</w:t>
-      </w:r>
-      <w:r>
-        <w:rPr>
-          <w:rFonts w:ascii="Times New Roman" w:hAnsi="Times New Roman"/>
-          <w:i/>
-          <w:sz w:val="24"/>
-        </w:rPr>
-        <w:t>S</w:t>
-      </w:r>
-      <w:r>
-        <w:rPr>
-          <w:rFonts w:ascii="Times New Roman" w:hAnsi="Times New Roman"/>
-          <w:sz w:val="24"/>
-        </w:rPr>
-        <w:t xml:space="preserve"> &gt; 0 requires purchasing </w:t>
-      </w:r>
-      <w:r>
-        <w:rPr>
-          <w:rFonts w:ascii="Times New Roman" w:hAnsi="Times New Roman"/>
-          <w:i/>
-          <w:sz w:val="24"/>
-        </w:rPr>
-        <w:t>θ</w:t>
-      </w:r>
-      <w:r>
-        <w:rPr>
-          <w:rFonts w:ascii="Times New Roman" w:hAnsi="Times New Roman"/>
-          <w:sz w:val="24"/>
-        </w:rPr>
-        <w:t>·Δ</w:t>
-      </w:r>
-      <w:r>
-        <w:rPr>
-          <w:rFonts w:ascii="Times New Roman" w:hAnsi="Times New Roman"/>
-          <w:i/>
-          <w:sz w:val="24"/>
-        </w:rPr>
-        <w:t>S</w:t>
-      </w:r>
-      <w:r>
-        <w:rPr>
-          <w:rFonts w:ascii="Times New Roman" w:hAnsi="Times New Roman"/>
-          <w:sz w:val="24"/>
-        </w:rPr>
-        <w:t xml:space="preserve"> in T-bills, compressing the convenience yield — the spread between the T-bill rate and the overnight swap rate. In a redemption episode (Δ</w:t>
-      </w:r>
-      <w:r>
-        <w:rPr>
-          <w:rFonts w:ascii="Times New Roman" w:hAnsi="Times New Roman"/>
-          <w:i/>
-          <w:sz w:val="24"/>
-        </w:rPr>
-        <w:t>S</w:t>
-      </w:r>
-      <w:r>
-        <w:rPr>
-          <w:rFonts w:ascii="Times New Roman" w:hAnsi="Times New Roman"/>
-          <w:sz w:val="24"/>
-        </w:rPr>
-        <w:t xml:space="preserve"> &lt; 0), the issuer can absorb the first </w:t>
-      </w:r>
-      <w:r>
-        <w:rPr>
-          <w:rFonts w:ascii="Times New Roman" w:hAnsi="Times New Roman"/>
-          <w:i/>
-          <w:sz w:val="24"/>
-        </w:rPr>
-        <w:t>L</w:t>
-      </w:r>
-      <w:r>
-        <w:rPr>
-          <w:rFonts w:ascii="Times New Roman" w:hAnsi="Times New Roman"/>
-          <w:sz w:val="24"/>
-        </w:rPr>
-        <w:t>·|Δ</w:t>
-      </w:r>
-      <w:r>
-        <w:rPr>
-          <w:rFonts w:ascii="Times New Roman" w:hAnsi="Times New Roman"/>
-          <w:i/>
-          <w:sz w:val="24"/>
-        </w:rPr>
-        <w:t>S</w:t>
-      </w:r>
-      <w:r>
-        <w:rPr>
-          <w:rFonts w:ascii="Times New Roman" w:hAnsi="Times New Roman"/>
-          <w:sz w:val="24"/>
-        </w:rPr>
-        <w:t>| from liquid reserves without T-bill sales; anything beyond that forces T-bill liquidation.</w:t>
-      </w:r>
-    </w:p>
-    <w:p>
-      <w:r>
-        <w:rPr>
-          <w:rFonts w:ascii="Times New Roman" w:hAnsi="Times New Roman"/>
-          <w:sz w:val="24"/>
-        </w:rPr>
-        <w:t>Define *L** as the critical buffer below which any non-trivial redemption triggers forced T-bill sales. This generates a regime-switch in the relationship between supply growth and spread dynamics:</w:t>
-      </w:r>
-    </w:p>
-    <w:p>
-      <w:r>
-        <w:rPr>
-          <w:rFonts w:ascii="Times New Roman" w:hAnsi="Times New Roman"/>
-          <w:sz w:val="24"/>
-        </w:rPr>
-        <w:t xml:space="preserve">For *L &gt; L***: ∂Spread / ∂(ΔlnS) ≈ β₁ &lt; 0 </w:t>
-      </w:r>
-      <w:r>
-        <w:rPr>
-          <w:rFonts w:ascii="Times New Roman" w:hAnsi="Times New Roman"/>
-          <w:i/>
-          <w:sz w:val="24"/>
-        </w:rPr>
-        <w:t>(convenience yield compression dominates)</w:t>
-      </w:r>
-    </w:p>
-    <w:p>
-      <w:r>
-        <w:rPr>
-          <w:rFonts w:ascii="Times New Roman" w:hAnsi="Times New Roman"/>
-          <w:sz w:val="24"/>
-        </w:rPr>
-        <w:t xml:space="preserve">For *L &lt; L***: ∂Spread / ∂(ΔlnS) ≈ β₁ + β₃ </w:t>
-      </w:r>
-      <w:r>
-        <w:rPr>
-          <w:rFonts w:ascii="Times New Roman" w:hAnsi="Times New Roman"/>
-          <w:i/>
-          <w:sz w:val="24"/>
-        </w:rPr>
-        <w:t>(forced liquidation modifies the transmission)</w:t>
-      </w:r>
-    </w:p>
-    <w:p>
-      <w:r>
-        <w:rPr>
-          <w:rFonts w:ascii="Times New Roman" w:hAnsi="Times New Roman"/>
-          <w:sz w:val="24"/>
-        </w:rPr>
-        <w:t xml:space="preserve">This motivates two testable hypotheses. </w:t>
-      </w:r>
-      <w:r>
-        <w:rPr>
-          <w:rFonts w:ascii="Times New Roman" w:hAnsi="Times New Roman"/>
-          <w:b/>
-          <w:sz w:val="24"/>
-        </w:rPr>
-        <w:t>H1</w:t>
-      </w:r>
-      <w:r>
-        <w:rPr>
-          <w:rFonts w:ascii="Times New Roman" w:hAnsi="Times New Roman"/>
-          <w:sz w:val="24"/>
-        </w:rPr>
-        <w:t xml:space="preserve"> (</w:t>
-      </w:r>
-      <w:r>
-        <w:rPr>
-          <w:rFonts w:ascii="Times New Roman" w:hAnsi="Times New Roman"/>
-          <w:i/>
-          <w:sz w:val="24"/>
-        </w:rPr>
-        <w:t>Privilege Amplification</w:t>
-      </w:r>
-      <w:r>
-        <w:rPr>
-          <w:rFonts w:ascii="Times New Roman" w:hAnsi="Times New Roman"/>
-          <w:sz w:val="24"/>
-        </w:rPr>
-        <w:t xml:space="preserve">): stablecoin supply growth compresses the OIS–Treasury spread in the aggregate. </w:t>
-      </w:r>
-      <w:r>
-        <w:rPr>
-          <w:rFonts w:ascii="Times New Roman" w:hAnsi="Times New Roman"/>
-          <w:b/>
-          <w:sz w:val="24"/>
-        </w:rPr>
-        <w:t>H2</w:t>
-      </w:r>
-      <w:r>
-        <w:rPr>
-          <w:rFonts w:ascii="Times New Roman" w:hAnsi="Times New Roman"/>
-          <w:sz w:val="24"/>
-        </w:rPr>
-        <w:t xml:space="preserve"> (</w:t>
-      </w:r>
-      <w:r>
-        <w:rPr>
-          <w:rFonts w:ascii="Times New Roman" w:hAnsi="Times New Roman"/>
-          <w:i/>
-          <w:sz w:val="24"/>
-        </w:rPr>
-        <w:t>Fragility Threshold</w:t>
-      </w:r>
-      <w:r>
-        <w:rPr>
-          <w:rFonts w:ascii="Times New Roman" w:hAnsi="Times New Roman"/>
-          <w:sz w:val="24"/>
-        </w:rPr>
-        <w:t xml:space="preserve">): the relationship is nonlinear, with the buffer-mediated regime shift concentrated at very low </w:t>
-      </w:r>
-      <w:r>
-        <w:rPr>
-          <w:rFonts w:ascii="Times New Roman" w:hAnsi="Times New Roman"/>
-          <w:i/>
-          <w:sz w:val="24"/>
-        </w:rPr>
-        <w:t>L</w:t>
-      </w:r>
-      <w:r>
-        <w:rPr>
-          <w:rFonts w:ascii="Times New Roman" w:hAnsi="Times New Roman"/>
-          <w:sz w:val="24"/>
-        </w:rPr>
-        <w:t>.</w:t>
+        <w:t>Yonsei GSIS — Topics in International Finance (2026-1)</w:t>
       </w:r>
     </w:p>
     <w:p>
       <w:pPr>
-        <w:pStyle w:val="Heading3"/>
+        <w:jc w:val="center"/>
       </w:pPr>
       <w:r>
         <w:rPr>
           <w:rFonts w:ascii="Times New Roman" w:hAnsi="Times New Roman"/>
-          <w:color w:val="13294B"/>
-          <w:sz w:val="24"/>
-        </w:rPr>
-        <w:t>2.2 Data Sources and Variable Construction</w:t>
+          <w:sz w:val="24"/>
+        </w:rPr>
+        <w:t>June 2026</w:t>
       </w:r>
     </w:p>
     <w:p>
+      <w:pPr>
+        <w:jc w:val="center"/>
+      </w:pPr>
       <w:r>
         <w:rPr>
           <w:rFonts w:ascii="Times New Roman" w:hAnsi="Times New Roman"/>
           <w:b/>
           <w:sz w:val="24"/>
         </w:rPr>
-        <w:t>OIS–Treasury Spread.</w:t>
-      </w:r>
-      <w:r>
-        <w:rPr>
-          <w:rFonts w:ascii="Times New Roman" w:hAnsi="Times New Roman"/>
-          <w:sz w:val="24"/>
-        </w:rPr>
-        <w:t xml:space="preserve"> We construct the spread as the 3-month constant-maturity T-bill yield (DGS3MO, FRED) minus the daily overnight SOFR rate (SOFR, FRED), converted to a monthly mean of daily values. We use DGS3MO on a bond-equivalent basis rather than the discount-basis series DTB3, which understates yields by 5–10 bps. We use overnight SOFR rather than the 90-day trailing average (SOFR90DAYAVG), which lagged overnight SOFR by up to 119 bps during the 2022 hiking cycle and inflated mean spreads to 84 bps — a policy artifact rather than a convenience yield signal. Overnight SOFR produces a sample mean of approximately 17 bps, which is economically plausible. Additional details on the spread construction are in Appendix A.4.</w:t>
+        <w:t>JEL Classification:</w:t>
+      </w:r>
+      <w:r>
+        <w:rPr>
+          <w:rFonts w:ascii="Times New Roman" w:hAnsi="Times New Roman"/>
+          <w:sz w:val="24"/>
+        </w:rPr>
+        <w:t xml:space="preserve"> E44, F31, G12, G18, G23</w:t>
       </w:r>
     </w:p>
     <w:p>
+      <w:pPr>
+        <w:spacing w:before="200" w:after="80"/>
+      </w:pPr>
       <w:r>
         <w:rPr>
           <w:rFonts w:ascii="Times New Roman" w:hAnsi="Times New Roman"/>
           <w:b/>
-          <w:sz w:val="24"/>
-        </w:rPr>
-        <w:t>Stablecoin Supply.</w:t>
-      </w:r>
-      <w:r>
-        <w:rPr>
-          <w:rFonts w:ascii="Times New Roman" w:hAnsi="Times New Roman"/>
-          <w:sz w:val="24"/>
-        </w:rPr>
-        <w:t xml:space="preserve"> Daily circulating supply for USDT and USDC is obtained from the DeFiLlama stablecoins API. Monthly supply growth is ΔlnS</w:t>
-      </w:r>
-      <w:r>
-        <w:rPr>
-          <w:rFonts w:ascii="Times New Roman" w:hAnsi="Times New Roman"/>
-          <w:i/>
-          <w:sz w:val="24"/>
-        </w:rPr>
-        <w:t>_it</w:t>
-      </w:r>
-      <w:r>
-        <w:rPr>
-          <w:rFonts w:ascii="Times New Roman" w:hAnsi="Times New Roman"/>
-          <w:sz w:val="24"/>
-        </w:rPr>
-        <w:t xml:space="preserve"> = log(supply</w:t>
-      </w:r>
-      <w:r>
-        <w:rPr>
-          <w:rFonts w:ascii="Times New Roman" w:hAnsi="Times New Roman"/>
-          <w:i/>
-          <w:sz w:val="24"/>
-        </w:rPr>
-        <w:t>_{i,t}</w:t>
-      </w:r>
-      <w:r>
-        <w:rPr>
-          <w:rFonts w:ascii="Times New Roman" w:hAnsi="Times New Roman"/>
-          <w:sz w:val="24"/>
-        </w:rPr>
-        <w:t>) − log(supply</w:t>
-      </w:r>
-      <w:r>
-        <w:rPr>
-          <w:rFonts w:ascii="Times New Roman" w:hAnsi="Times New Roman"/>
-          <w:i/>
-          <w:sz w:val="24"/>
-        </w:rPr>
-        <w:t>_{i,t−1}</w:t>
-      </w:r>
-      <w:r>
-        <w:rPr>
-          <w:rFonts w:ascii="Times New Roman" w:hAnsi="Times New Roman"/>
-          <w:sz w:val="24"/>
-        </w:rPr>
-        <w:t xml:space="preserve">) for each issuer </w:t>
-      </w:r>
-      <w:r>
-        <w:rPr>
-          <w:rFonts w:ascii="Times New Roman" w:hAnsi="Times New Roman"/>
-          <w:i/>
-          <w:sz w:val="24"/>
-        </w:rPr>
-        <w:t>i</w:t>
-      </w:r>
-      <w:r>
-        <w:rPr>
-          <w:rFonts w:ascii="Times New Roman" w:hAnsi="Times New Roman"/>
-          <w:sz w:val="24"/>
-        </w:rPr>
-        <w:t>. We use DeFiLlama circulating supply — tokens actively in circulation across all chains — rather than total outstanding supply from reserve attestations, which is available only quarterly for USDT and reflects non-circulating reserve tokens.</w:t>
+          <w:color w:val="000000"/>
+          <w:sz w:val="28"/>
+        </w:rPr>
+        <w:t>Abstract</w:t>
       </w:r>
     </w:p>
     <w:p>
+      <w:pPr>
+        <w:jc w:val="both"/>
+      </w:pPr>
+      <w:r>
+        <w:rPr>
+          <w:rFonts w:ascii="Times New Roman" w:hAnsi="Times New Roman"/>
+          <w:sz w:val="24"/>
+        </w:rPr>
+        <w:t xml:space="preserve">Large-scale USD-pegged stablecoins now hold Treasury bills at a scale comparable to mid-sized sovereign reserve managers, creating a structural channel through which stablecoin supply dynamics may affect the short-term U.S. government securities market. We document a "New Triffin Dilemma": in normal times, stablecoin issuance compresses the OIS–Treasury spread by increasing T-bill demand (the privilege channel), but an adequately thin liquid reserve buffer transforms expansion episodes into a fragility risk. We test this mechanism using an issuer-level panel of 102 observations covering USDT and USDC from January 2022 to March 2026. Supply growth is measured from DeFiLlama daily circulating supply; the liquid buffer </w:t>
+      </w:r>
+      <w:r>
+        <w:rPr>
+          <w:rFonts w:ascii="Times New Roman" w:hAnsi="Times New Roman"/>
+          <w:i/>
+          <w:sz w:val="24"/>
+        </w:rPr>
+        <w:t>L</w:t>
+      </w:r>
+      <w:r>
+        <w:rPr>
+          <w:rFonts w:ascii="Times New Roman" w:hAnsi="Times New Roman"/>
+          <w:sz w:val="24"/>
+        </w:rPr>
+        <w:t xml:space="preserve"> — Cash and Bank Deposits plus Money Market Funds — is constructed from BDO ISAE 3000R attestation PDFs verified quarter-by-quarter. The continuous buffer-interaction is not significant in the panel (β₄ = −4.35, </w:t>
+      </w:r>
+      <w:r>
+        <w:rPr>
+          <w:rFonts w:ascii="Times New Roman" w:hAnsi="Times New Roman"/>
+          <w:i/>
+          <w:sz w:val="24"/>
+        </w:rPr>
+        <w:t>p</w:t>
+      </w:r>
+      <w:r>
+        <w:rPr>
+          <w:rFonts w:ascii="Times New Roman" w:hAnsi="Times New Roman"/>
+          <w:sz w:val="24"/>
+        </w:rPr>
+        <w:t xml:space="preserve"> = 0.68), consistent with a nonlinear rather than proportional mechanism. Separating supply inflows from outflows, we find that supply contractions in low-buffer states (</w:t>
+      </w:r>
+      <w:r>
+        <w:rPr>
+          <w:rFonts w:ascii="Times New Roman" w:hAnsi="Times New Roman"/>
+          <w:i/>
+          <w:sz w:val="24"/>
+        </w:rPr>
+        <w:t>L</w:t>
+      </w:r>
+      <w:r>
+        <w:rPr>
+          <w:rFonts w:ascii="Times New Roman" w:hAnsi="Times New Roman"/>
+          <w:sz w:val="24"/>
+        </w:rPr>
+        <w:t xml:space="preserve"> &lt; 12%) are associated with OIS–Treasury spread increases: the Low × Outflow coefficient β₅ = +7.55 (</w:t>
+      </w:r>
+      <w:r>
+        <w:rPr>
+          <w:rFonts w:ascii="Times New Roman" w:hAnsi="Times New Roman"/>
+          <w:i/>
+          <w:sz w:val="24"/>
+        </w:rPr>
+        <w:t>p</w:t>
+      </w:r>
+      <w:r>
+        <w:rPr>
+          <w:rFonts w:ascii="Times New Roman" w:hAnsi="Times New Roman"/>
+          <w:sz w:val="24"/>
+        </w:rPr>
+        <w:t xml:space="preserve"> = 0.065), identified by six low-buffer outflow observations spanning both issuers. The inflow coefficient is uniformly insignificant, consistent with the asymmetric theoretical prediction that only forced T-bill sales — triggered by outflows when buffers are depleted — generate spread pressure. We interpret this as suggestive evidence of a forced-sale channel and discuss implications for stablecoin reserve regulation.</w:t>
+      </w:r>
+    </w:p>
+    <w:p>
+      <w:pPr>
+        <w:jc w:val="both"/>
+      </w:pPr>
+      <w:r>
+        <w:rPr>
+          <w:rFonts w:ascii="Times New Roman" w:hAnsi="Times New Roman"/>
+          <w:b/>
+          <w:sz w:val="24"/>
+        </w:rPr>
+        <w:t>Keywords:</w:t>
+      </w:r>
+      <w:r>
+        <w:rPr>
+          <w:rFonts w:ascii="Times New Roman" w:hAnsi="Times New Roman"/>
+          <w:sz w:val="24"/>
+        </w:rPr>
+        <w:t xml:space="preserve"> stablecoins, exorbitant privilege, safe-asset demand, reserve adequacy, Triffin dilemma, OIS–Treasury spread, threshold regression, liquidity buffer</w:t>
+      </w:r>
+    </w:p>
+    <w:p>
+      <w:pPr>
+        <w:spacing w:before="200" w:after="80"/>
+      </w:pPr>
+      <w:r>
+        <w:rPr>
+          <w:rFonts w:ascii="Times New Roman" w:hAnsi="Times New Roman"/>
+          <w:b/>
+          <w:color w:val="000000"/>
+          <w:sz w:val="28"/>
+        </w:rPr>
+        <w:t>Acknowledgements</w:t>
+      </w:r>
+    </w:p>
+    <w:p>
+      <w:pPr>
+        <w:jc w:val="both"/>
+      </w:pPr>
+      <w:r>
+        <w:rPr>
+          <w:rFonts w:ascii="Times New Roman" w:hAnsi="Times New Roman"/>
+          <w:sz w:val="24"/>
+        </w:rPr>
+        <w:t>The authors thank Professor Hur Sewon for detailed feedback at multiple stages of this project. All errors are our own. Replication code and data are available at the project repository.</w:t>
+      </w:r>
+    </w:p>
+    <w:p>
+      <w:pPr>
+        <w:spacing w:before="200" w:after="80"/>
+      </w:pPr>
+      <w:r>
+        <w:rPr>
+          <w:rFonts w:ascii="Times New Roman" w:hAnsi="Times New Roman"/>
+          <w:b/>
+          <w:color w:val="000000"/>
+          <w:sz w:val="28"/>
+        </w:rPr>
+        <w:t>1. Introduction</w:t>
+      </w:r>
+    </w:p>
+    <w:p>
+      <w:pPr>
+        <w:jc w:val="both"/>
+      </w:pPr>
+      <w:r>
+        <w:rPr>
+          <w:rFonts w:ascii="Times New Roman" w:hAnsi="Times New Roman"/>
+          <w:sz w:val="24"/>
+        </w:rPr>
+        <w:t>Between 2021 and early 2026, the combined market capitalization of USD-pegged stablecoins grew from under $50 billion to over $300 billion, with Tether (USDT) and USD Coin (USDC) together accounting for more than 90% of outstanding supply. Both issuers maintain approximately 1:1 backing in short-duration dollar assets — predominantly U.S. Treasury bills — making their combined T-bill holdings comparable in scale to those of mid-sized sovereign reserve managers such as Norway or South Korea. This structural T-bill demand creates a novel channel through which stablecoin supply dynamics may affect the short-end of the U.S. government securities market. This paper asks whether that channel exists, and whether its sign depends critically on how much liquid reserve buffer the issuer holds.</w:t>
+      </w:r>
+    </w:p>
+    <w:p>
+      <w:pPr>
+        <w:jc w:val="both"/>
+      </w:pPr>
+      <w:r>
+        <w:rPr>
+          <w:rFonts w:ascii="Times New Roman" w:hAnsi="Times New Roman"/>
+          <w:sz w:val="24"/>
+        </w:rPr>
+        <w:t xml:space="preserve">The intellectual starting point is the concept of </w:t>
+      </w:r>
+      <w:r>
+        <w:rPr>
+          <w:rFonts w:ascii="Times New Roman" w:hAnsi="Times New Roman"/>
+          <w:i/>
+          <w:sz w:val="24"/>
+        </w:rPr>
+        <w:t>exorbitant privilege</w:t>
+      </w:r>
+      <w:r>
+        <w:rPr>
+          <w:rFonts w:ascii="Times New Roman" w:hAnsi="Times New Roman"/>
+          <w:sz w:val="24"/>
+        </w:rPr>
+        <w:t xml:space="preserve">, the excess return the United States earns on its external liabilities relative to its assets by virtue of the dollar's reserve-currency role (Gourinchas &amp; Rey, 2007). The mechanism, formalized by Caballero et al. (2008), operates through safe-asset demand: foreign investors and intermediaries bid up the price of U.S. Treasuries, compressing yields and reducing the government's borrowing cost. Krishnamurthy &amp; Vissing-Jorgensen (2012) provide direct evidence that Treasury supply reductions widen corporate credit spreads, confirming that the marginal investor in Treasuries is highly inelastic — a property stablecoin issuers now exploit at scale. Maggiori (2017) provides the micro-founded general equilibrium framework we use: in his two-country continuous-time model, the country whose financial intermediaries absorb global risk issues the global safe asset, and the premium those intermediaries earn — the convenience yield — equals the wedge between the safe rate and the market clearing rate. We extend this framework to incorporate stablecoin issuers as a third class of safe-asset intermediary. Each dollar of new stablecoin issuance requires purchasing </w:t>
+      </w:r>
+      <w:r>
+        <w:rPr>
+          <w:rFonts w:ascii="Times New Roman" w:hAnsi="Times New Roman"/>
+          <w:i/>
+          <w:sz w:val="24"/>
+        </w:rPr>
+        <w:t>θ</w:t>
+      </w:r>
+      <w:r>
+        <w:rPr>
+          <w:rFonts w:ascii="Times New Roman" w:hAnsi="Times New Roman"/>
+          <w:sz w:val="24"/>
+        </w:rPr>
+        <w:t xml:space="preserve"> dollars of T-bills, mechanically compressing the convenience yield; each dollar of redemption requires the reverse. This is the </w:t>
+      </w:r>
+      <w:r>
+        <w:rPr>
+          <w:rFonts w:ascii="Times New Roman" w:hAnsi="Times New Roman"/>
+          <w:i/>
+          <w:sz w:val="24"/>
+        </w:rPr>
+        <w:t>privilege amplification channel</w:t>
+      </w:r>
+      <w:r>
+        <w:rPr>
+          <w:rFonts w:ascii="Times New Roman" w:hAnsi="Times New Roman"/>
+          <w:sz w:val="24"/>
+        </w:rPr>
+        <w:t>.</w:t>
+      </w:r>
+    </w:p>
+    <w:p>
+      <w:pPr>
+        <w:jc w:val="both"/>
+      </w:pPr>
+      <w:r>
+        <w:rPr>
+          <w:rFonts w:ascii="Times New Roman" w:hAnsi="Times New Roman"/>
+          <w:sz w:val="24"/>
+        </w:rPr>
+        <w:t>The fragility dimension mirrors the original Triffin (1960) dilemma, in which the United States had to run current account deficits to supply dollars to the world, but those same deficits eventually undermined confidence in dollar convertibility. In our setting, stablecoin issuers supply dollar-denominated safe assets to crypto markets, but the T-bill portfolios they hold as backing create a systemic linkage: a large-scale redemption run forces T-bill liquidation, widening the OIS–Treasury spread and potentially destabilizing the very market the issuers ordinarily support. Cole &amp; Kehoe (2000) provide the theoretical framework for how this kind of self-fulfilling fragility can materialize under reserve constraints, and Obstfeld et al. (2010) document empirically that reserve adequacy shapes crisis risk across countries.</w:t>
+      </w:r>
+    </w:p>
+    <w:p>
+      <w:pPr>
+        <w:jc w:val="both"/>
+      </w:pPr>
+      <w:r>
+        <w:rPr>
+          <w:rFonts w:ascii="Times New Roman" w:hAnsi="Times New Roman"/>
+          <w:sz w:val="24"/>
+        </w:rPr>
+        <w:t xml:space="preserve">The critical variable linking the privilege and fragility channels is the </w:t>
+      </w:r>
+      <w:r>
+        <w:rPr>
+          <w:rFonts w:ascii="Times New Roman" w:hAnsi="Times New Roman"/>
+          <w:i/>
+          <w:sz w:val="24"/>
+        </w:rPr>
+        <w:t>liquid buffer</w:t>
+      </w:r>
+      <w:r>
+        <w:rPr>
+          <w:rFonts w:ascii="Times New Roman" w:hAnsi="Times New Roman"/>
+          <w:sz w:val="24"/>
+        </w:rPr>
+        <w:t xml:space="preserve"> — cash and near-cash holdings relative to outstanding supply. An issuer with substantial cash, money market funds, or short-dated repos can absorb redemptions without touching its T-bill portfolio; an issuer whose liquid buffer approaches depletion must sell T-bills for any material redemption. This nonlinear threshold structure — buffer-adequacy determines which channel dominates — has not been empirically tested for stablecoins. Gorton &amp; Zhang (2023) provide the closest antecedent, documenting that stablecoins share structural properties with pre-Federal Reserve private bank notes and are vulnerable to run dynamics. Duffie (2022) argues for regulatory standards requiring minimum liquid reserve ratios precisely because of this fragility channel. Our contribution is to provide an empirical test of the threshold mechanism using directly verified attestation data.</w:t>
+      </w:r>
+    </w:p>
+    <w:p>
+      <w:pPr>
+        <w:jc w:val="both"/>
+      </w:pPr>
+      <w:r>
+        <w:rPr>
+          <w:rFonts w:ascii="Times New Roman" w:hAnsi="Times New Roman"/>
+          <w:sz w:val="24"/>
+        </w:rPr>
+        <w:t xml:space="preserve">Our empirical strategy addresses two challenges that previous informal treatments have ignored. First, the OIS–Treasury spread is non-stationary in levels (ADF </w:t>
+      </w:r>
+      <w:r>
+        <w:rPr>
+          <w:rFonts w:ascii="Times New Roman" w:hAnsi="Times New Roman"/>
+          <w:i/>
+          <w:sz w:val="24"/>
+        </w:rPr>
+        <w:t>p</w:t>
+      </w:r>
+      <w:r>
+        <w:rPr>
+          <w:rFonts w:ascii="Times New Roman" w:hAnsi="Times New Roman"/>
+          <w:sz w:val="24"/>
+        </w:rPr>
+        <w:t xml:space="preserve"> = 0.49) but stationary in first differences (</w:t>
+      </w:r>
+      <w:r>
+        <w:rPr>
+          <w:rFonts w:ascii="Times New Roman" w:hAnsi="Times New Roman"/>
+          <w:i/>
+          <w:sz w:val="24"/>
+        </w:rPr>
+        <w:t>p</w:t>
+      </w:r>
+      <w:r>
+        <w:rPr>
+          <w:rFonts w:ascii="Times New Roman" w:hAnsi="Times New Roman"/>
+          <w:sz w:val="24"/>
+        </w:rPr>
+        <w:t xml:space="preserve"> = 0.03), so a levels regression with the spread as dependent variable risks spurious inference in the sense of Granger &amp; Newbold (1974) and Phillips (1986). We address this by making the change in the spread the primary dependent variable in our threshold specification. Second, the threshold itself is not known </w:t>
+      </w:r>
+      <w:r>
+        <w:rPr>
+          <w:rFonts w:ascii="Times New Roman" w:hAnsi="Times New Roman"/>
+          <w:i/>
+          <w:sz w:val="24"/>
+        </w:rPr>
+        <w:t>a priori</w:t>
+      </w:r>
+      <w:r>
+        <w:rPr>
+          <w:rFonts w:ascii="Times New Roman" w:hAnsi="Times New Roman"/>
+          <w:sz w:val="24"/>
+        </w:rPr>
+        <w:t>; we evaluate it at economically motivated candidate values (4% and 6%) within the threshold-regression framework of Hansen (2000), with standard errors clustered by month following Cameron &amp; Miller (2015). We also present an issuer-specific event study (MacKinlay, 1997) around two USDT stress episodes as qualitative context.</w:t>
+      </w:r>
+    </w:p>
+    <w:p>
+      <w:pPr>
+        <w:jc w:val="both"/>
+      </w:pPr>
+      <w:r>
+        <w:rPr>
+          <w:rFonts w:ascii="Times New Roman" w:hAnsi="Times New Roman"/>
+          <w:sz w:val="24"/>
+        </w:rPr>
+        <w:t>The paper is organized as follows. Section 2 describes our data, theoretical framework, and estimation strategy. Section 3 presents the empirical results. Section 4 concludes with policy implications and directions for future research.</w:t>
+      </w:r>
+    </w:p>
+    <w:p>
+      <w:pPr>
+        <w:spacing w:before="200" w:after="80"/>
+      </w:pPr>
+      <w:r>
+        <w:rPr>
+          <w:rFonts w:ascii="Times New Roman" w:hAnsi="Times New Roman"/>
+          <w:b/>
+          <w:color w:val="000000"/>
+          <w:sz w:val="28"/>
+        </w:rPr>
+        <w:t>2. Methodology</w:t>
+      </w:r>
+    </w:p>
+    <w:p>
+      <w:pPr>
+        <w:spacing w:before="200" w:after="80"/>
+      </w:pPr>
+      <w:r>
+        <w:rPr>
+          <w:rFonts w:ascii="Times New Roman" w:hAnsi="Times New Roman"/>
+          <w:b/>
+          <w:color w:val="000000"/>
+          <w:sz w:val="24"/>
+        </w:rPr>
+        <w:t>2.1 Theoretical Framework</w:t>
+      </w:r>
+    </w:p>
+    <w:p>
+      <w:pPr>
+        <w:jc w:val="both"/>
+      </w:pPr>
+      <w:r>
+        <w:rPr>
+          <w:rFonts w:ascii="Times New Roman" w:hAnsi="Times New Roman"/>
+          <w:sz w:val="24"/>
+        </w:rPr>
+        <w:t xml:space="preserve">We extend Maggiori's (2017) two-country continuous-time model to incorporate stablecoin issuers as a third intermediary class. Let </w:t>
+      </w:r>
+      <w:r>
+        <w:rPr>
+          <w:rFonts w:ascii="Times New Roman" w:hAnsi="Times New Roman"/>
+          <w:i/>
+          <w:sz w:val="24"/>
+        </w:rPr>
+        <w:t>S_t</w:t>
+      </w:r>
+      <w:r>
+        <w:rPr>
+          <w:rFonts w:ascii="Times New Roman" w:hAnsi="Times New Roman"/>
+          <w:sz w:val="24"/>
+        </w:rPr>
+        <w:t xml:space="preserve"> denote aggregate USD-pegged stablecoin supply, </w:t>
+      </w:r>
+      <w:r>
+        <w:rPr>
+          <w:rFonts w:ascii="Times New Roman" w:hAnsi="Times New Roman"/>
+          <w:i/>
+          <w:sz w:val="24"/>
+        </w:rPr>
+        <w:t>θ_t</w:t>
+      </w:r>
+      <w:r>
+        <w:rPr>
+          <w:rFonts w:ascii="Times New Roman" w:hAnsi="Times New Roman"/>
+          <w:sz w:val="24"/>
+        </w:rPr>
+        <w:t xml:space="preserve"> the Treasury-exposure ratio (T-bill holdings / supply), and </w:t>
+      </w:r>
+      <w:r>
+        <w:rPr>
+          <w:rFonts w:ascii="Times New Roman" w:hAnsi="Times New Roman"/>
+          <w:i/>
+          <w:sz w:val="24"/>
+        </w:rPr>
+        <w:t>L_t</w:t>
+      </w:r>
+      <w:r>
+        <w:rPr>
+          <w:rFonts w:ascii="Times New Roman" w:hAnsi="Times New Roman"/>
+          <w:sz w:val="24"/>
+        </w:rPr>
+        <w:t xml:space="preserve"> the liquid-buffer ratio (cash and near-cash / supply). Normal issuance of Δ</w:t>
+      </w:r>
+      <w:r>
+        <w:rPr>
+          <w:rFonts w:ascii="Times New Roman" w:hAnsi="Times New Roman"/>
+          <w:i/>
+          <w:sz w:val="24"/>
+        </w:rPr>
+        <w:t>S</w:t>
+      </w:r>
+      <w:r>
+        <w:rPr>
+          <w:rFonts w:ascii="Times New Roman" w:hAnsi="Times New Roman"/>
+          <w:sz w:val="24"/>
+        </w:rPr>
+        <w:t xml:space="preserve"> &gt; 0 requires purchasing </w:t>
+      </w:r>
+      <w:r>
+        <w:rPr>
+          <w:rFonts w:ascii="Times New Roman" w:hAnsi="Times New Roman"/>
+          <w:i/>
+          <w:sz w:val="24"/>
+        </w:rPr>
+        <w:t>θ</w:t>
+      </w:r>
+      <w:r>
+        <w:rPr>
+          <w:rFonts w:ascii="Times New Roman" w:hAnsi="Times New Roman"/>
+          <w:sz w:val="24"/>
+        </w:rPr>
+        <w:t>·Δ</w:t>
+      </w:r>
+      <w:r>
+        <w:rPr>
+          <w:rFonts w:ascii="Times New Roman" w:hAnsi="Times New Roman"/>
+          <w:i/>
+          <w:sz w:val="24"/>
+        </w:rPr>
+        <w:t>S</w:t>
+      </w:r>
+      <w:r>
+        <w:rPr>
+          <w:rFonts w:ascii="Times New Roman" w:hAnsi="Times New Roman"/>
+          <w:sz w:val="24"/>
+        </w:rPr>
+        <w:t xml:space="preserve"> in T-bills, compressing the convenience yield — the spread between the T-bill rate and the overnight swap rate. In a redemption episode (Δ</w:t>
+      </w:r>
+      <w:r>
+        <w:rPr>
+          <w:rFonts w:ascii="Times New Roman" w:hAnsi="Times New Roman"/>
+          <w:i/>
+          <w:sz w:val="24"/>
+        </w:rPr>
+        <w:t>S</w:t>
+      </w:r>
+      <w:r>
+        <w:rPr>
+          <w:rFonts w:ascii="Times New Roman" w:hAnsi="Times New Roman"/>
+          <w:sz w:val="24"/>
+        </w:rPr>
+        <w:t xml:space="preserve"> &lt; 0), the issuer can absorb the first </w:t>
+      </w:r>
+      <w:r>
+        <w:rPr>
+          <w:rFonts w:ascii="Times New Roman" w:hAnsi="Times New Roman"/>
+          <w:i/>
+          <w:sz w:val="24"/>
+        </w:rPr>
+        <w:t>L</w:t>
+      </w:r>
+      <w:r>
+        <w:rPr>
+          <w:rFonts w:ascii="Times New Roman" w:hAnsi="Times New Roman"/>
+          <w:sz w:val="24"/>
+        </w:rPr>
+        <w:t>·|Δ</w:t>
+      </w:r>
+      <w:r>
+        <w:rPr>
+          <w:rFonts w:ascii="Times New Roman" w:hAnsi="Times New Roman"/>
+          <w:i/>
+          <w:sz w:val="24"/>
+        </w:rPr>
+        <w:t>S</w:t>
+      </w:r>
+      <w:r>
+        <w:rPr>
+          <w:rFonts w:ascii="Times New Roman" w:hAnsi="Times New Roman"/>
+          <w:sz w:val="24"/>
+        </w:rPr>
+        <w:t>| from liquid reserves without T-bill sales; anything beyond that forces T-bill liquidation.</w:t>
+      </w:r>
+    </w:p>
+    <w:p>
+      <w:pPr>
+        <w:jc w:val="both"/>
+      </w:pPr>
+      <w:r>
+        <w:rPr>
+          <w:rFonts w:ascii="Times New Roman" w:hAnsi="Times New Roman"/>
+          <w:sz w:val="24"/>
+        </w:rPr>
+        <w:t>Define *L** as the critical buffer below which any non-trivial redemption triggers forced T-bill sales. This generates a regime-switch in the relationship between supply growth and spread dynamics:</w:t>
+      </w:r>
+    </w:p>
+    <w:p>
+      <w:pPr>
+        <w:jc w:val="both"/>
+      </w:pPr>
+      <w:r>
+        <w:rPr>
+          <w:rFonts w:ascii="Times New Roman" w:hAnsi="Times New Roman"/>
+          <w:sz w:val="24"/>
+        </w:rPr>
+        <w:t xml:space="preserve">For *L &gt; L***: ∂Spread / ∂(ΔlnS) ≈ β₁ &lt; 0 </w:t>
+      </w:r>
+      <w:r>
+        <w:rPr>
+          <w:rFonts w:ascii="Times New Roman" w:hAnsi="Times New Roman"/>
+          <w:i/>
+          <w:sz w:val="24"/>
+        </w:rPr>
+        <w:t>(convenience yield compression dominates)</w:t>
+      </w:r>
+    </w:p>
+    <w:p>
+      <w:pPr>
+        <w:jc w:val="both"/>
+      </w:pPr>
+      <w:r>
+        <w:rPr>
+          <w:rFonts w:ascii="Times New Roman" w:hAnsi="Times New Roman"/>
+          <w:sz w:val="24"/>
+        </w:rPr>
+        <w:t xml:space="preserve">For *L &lt; L***: ∂Spread / ∂(ΔlnS) ≈ β₁ + β₃ </w:t>
+      </w:r>
+      <w:r>
+        <w:rPr>
+          <w:rFonts w:ascii="Times New Roman" w:hAnsi="Times New Roman"/>
+          <w:i/>
+          <w:sz w:val="24"/>
+        </w:rPr>
+        <w:t>(forced liquidation modifies the transmission)</w:t>
+      </w:r>
+    </w:p>
+    <w:p>
+      <w:pPr>
+        <w:jc w:val="both"/>
+      </w:pPr>
+      <w:r>
+        <w:rPr>
+          <w:rFonts w:ascii="Times New Roman" w:hAnsi="Times New Roman"/>
+          <w:sz w:val="24"/>
+        </w:rPr>
+        <w:t xml:space="preserve">This motivates two testable hypotheses. </w:t>
+      </w:r>
+      <w:r>
+        <w:rPr>
+          <w:rFonts w:ascii="Times New Roman" w:hAnsi="Times New Roman"/>
+          <w:b/>
+          <w:sz w:val="24"/>
+        </w:rPr>
+        <w:t>H1</w:t>
+      </w:r>
+      <w:r>
+        <w:rPr>
+          <w:rFonts w:ascii="Times New Roman" w:hAnsi="Times New Roman"/>
+          <w:sz w:val="24"/>
+        </w:rPr>
+        <w:t xml:space="preserve"> (</w:t>
+      </w:r>
+      <w:r>
+        <w:rPr>
+          <w:rFonts w:ascii="Times New Roman" w:hAnsi="Times New Roman"/>
+          <w:i/>
+          <w:sz w:val="24"/>
+        </w:rPr>
+        <w:t>Privilege Amplification</w:t>
+      </w:r>
+      <w:r>
+        <w:rPr>
+          <w:rFonts w:ascii="Times New Roman" w:hAnsi="Times New Roman"/>
+          <w:sz w:val="24"/>
+        </w:rPr>
+        <w:t xml:space="preserve">): stablecoin supply growth compresses the OIS–Treasury spread in the aggregate. </w:t>
+      </w:r>
+      <w:r>
+        <w:rPr>
+          <w:rFonts w:ascii="Times New Roman" w:hAnsi="Times New Roman"/>
+          <w:b/>
+          <w:sz w:val="24"/>
+        </w:rPr>
+        <w:t>H2</w:t>
+      </w:r>
+      <w:r>
+        <w:rPr>
+          <w:rFonts w:ascii="Times New Roman" w:hAnsi="Times New Roman"/>
+          <w:sz w:val="24"/>
+        </w:rPr>
+        <w:t xml:space="preserve"> (</w:t>
+      </w:r>
+      <w:r>
+        <w:rPr>
+          <w:rFonts w:ascii="Times New Roman" w:hAnsi="Times New Roman"/>
+          <w:i/>
+          <w:sz w:val="24"/>
+        </w:rPr>
+        <w:t>Fragility Threshold</w:t>
+      </w:r>
+      <w:r>
+        <w:rPr>
+          <w:rFonts w:ascii="Times New Roman" w:hAnsi="Times New Roman"/>
+          <w:sz w:val="24"/>
+        </w:rPr>
+        <w:t xml:space="preserve">): the relationship is nonlinear, with the buffer-mediated regime shift concentrated at very low </w:t>
+      </w:r>
+      <w:r>
+        <w:rPr>
+          <w:rFonts w:ascii="Times New Roman" w:hAnsi="Times New Roman"/>
+          <w:i/>
+          <w:sz w:val="24"/>
+        </w:rPr>
+        <w:t>L</w:t>
+      </w:r>
+      <w:r>
+        <w:rPr>
+          <w:rFonts w:ascii="Times New Roman" w:hAnsi="Times New Roman"/>
+          <w:sz w:val="24"/>
+        </w:rPr>
+        <w:t>.</w:t>
+      </w:r>
+    </w:p>
+    <w:p>
+      <w:pPr>
+        <w:spacing w:before="200" w:after="80"/>
+      </w:pPr>
+      <w:r>
+        <w:rPr>
+          <w:rFonts w:ascii="Times New Roman" w:hAnsi="Times New Roman"/>
+          <w:b/>
+          <w:color w:val="000000"/>
+          <w:sz w:val="24"/>
+        </w:rPr>
+        <w:t>2.2 Data Sources and Variable Construction</w:t>
+      </w:r>
+    </w:p>
+    <w:p>
+      <w:pPr>
+        <w:jc w:val="both"/>
+      </w:pPr>
+      <w:r>
+        <w:rPr>
+          <w:rFonts w:ascii="Times New Roman" w:hAnsi="Times New Roman"/>
+          <w:b/>
+          <w:sz w:val="24"/>
+        </w:rPr>
+        <w:t>OIS–Treasury Spread.</w:t>
+      </w:r>
+      <w:r>
+        <w:rPr>
+          <w:rFonts w:ascii="Times New Roman" w:hAnsi="Times New Roman"/>
+          <w:sz w:val="24"/>
+        </w:rPr>
+        <w:t xml:space="preserve"> We construct the spread as the 3-month constant-maturity T-bill yield (DGS3MO, FRED) minus the daily overnight SOFR rate (SOFR, FRED), converted to a monthly mean of daily values. We use DGS3MO on a bond-equivalent basis rather than the discount-basis series DTB3, which understates yields by 5–10 bps. We use overnight SOFR rather than the 90-day trailing average (SOFR90DAYAVG), which lagged overnight SOFR by up to 119 bps during the 2022 hiking cycle and inflated mean spreads to 84 bps — a policy artifact rather than a convenience yield signal. Overnight SOFR produces a sample mean of approximately 17 bps, which is economically plausible. Additional details on the spread construction are in Appendix A.4.</w:t>
+      </w:r>
+    </w:p>
+    <w:p>
+      <w:pPr>
+        <w:jc w:val="both"/>
+      </w:pPr>
+      <w:r>
+        <w:rPr>
+          <w:rFonts w:ascii="Times New Roman" w:hAnsi="Times New Roman"/>
+          <w:b/>
+          <w:sz w:val="24"/>
+        </w:rPr>
+        <w:t>Stablecoin Supply.</w:t>
+      </w:r>
+      <w:r>
+        <w:rPr>
+          <w:rFonts w:ascii="Times New Roman" w:hAnsi="Times New Roman"/>
+          <w:sz w:val="24"/>
+        </w:rPr>
+        <w:t xml:space="preserve"> Daily circulating supply for USDT and USDC is obtained from the DeFiLlama stablecoins API. Monthly supply growth is ΔlnS</w:t>
+      </w:r>
+      <w:r>
+        <w:rPr>
+          <w:rFonts w:ascii="Times New Roman" w:hAnsi="Times New Roman"/>
+          <w:i/>
+          <w:sz w:val="24"/>
+        </w:rPr>
+        <w:t>_it</w:t>
+      </w:r>
+      <w:r>
+        <w:rPr>
+          <w:rFonts w:ascii="Times New Roman" w:hAnsi="Times New Roman"/>
+          <w:sz w:val="24"/>
+        </w:rPr>
+        <w:t xml:space="preserve"> = log(supply</w:t>
+      </w:r>
+      <w:r>
+        <w:rPr>
+          <w:rFonts w:ascii="Times New Roman" w:hAnsi="Times New Roman"/>
+          <w:i/>
+          <w:sz w:val="24"/>
+        </w:rPr>
+        <w:t>_{i,t}</w:t>
+      </w:r>
+      <w:r>
+        <w:rPr>
+          <w:rFonts w:ascii="Times New Roman" w:hAnsi="Times New Roman"/>
+          <w:sz w:val="24"/>
+        </w:rPr>
+        <w:t>) − log(supply</w:t>
+      </w:r>
+      <w:r>
+        <w:rPr>
+          <w:rFonts w:ascii="Times New Roman" w:hAnsi="Times New Roman"/>
+          <w:i/>
+          <w:sz w:val="24"/>
+        </w:rPr>
+        <w:t>_{i,t−1}</w:t>
+      </w:r>
+      <w:r>
+        <w:rPr>
+          <w:rFonts w:ascii="Times New Roman" w:hAnsi="Times New Roman"/>
+          <w:sz w:val="24"/>
+        </w:rPr>
+        <w:t xml:space="preserve">) for each issuer </w:t>
+      </w:r>
+      <w:r>
+        <w:rPr>
+          <w:rFonts w:ascii="Times New Roman" w:hAnsi="Times New Roman"/>
+          <w:i/>
+          <w:sz w:val="24"/>
+        </w:rPr>
+        <w:t>i</w:t>
+      </w:r>
+      <w:r>
+        <w:rPr>
+          <w:rFonts w:ascii="Times New Roman" w:hAnsi="Times New Roman"/>
+          <w:sz w:val="24"/>
+        </w:rPr>
+        <w:t>. We use DeFiLlama circulating supply — tokens actively in circulation across all chains — rather than total outstanding supply from reserve attestations, which is available only quarterly for USDT and reflects non-circulating reserve tokens.</w:t>
+      </w:r>
+    </w:p>
+    <w:p>
+      <w:pPr>
+        <w:jc w:val="both"/>
+      </w:pPr>
       <w:r>
         <w:rPr>
           <w:rFonts w:ascii="Times New Roman" w:hAnsi="Times New Roman"/>
@@ -923,6 +1084,9 @@
       </w:r>
     </w:p>
     <w:p>
+      <w:pPr>
+        <w:jc w:val="both"/>
+      </w:pPr>
       <w:r>
         <w:rPr>
           <w:rFonts w:ascii="Times New Roman" w:hAnsi="Times New Roman"/>
@@ -937,92 +1101,26 @@
           <w:sz w:val="24"/>
         </w:rPr>
         <w:t xml:space="preserve"> The VIX (CBOE Volatility Index, FRED: VIXCLS) controls for aggregate risk appetite. The log-return on the ACWX ETF (ΔlnN*, Yahoo Finance) proxies rest-of-world equity flows following Maggiori (2017). In the aggregate time-series specification we also include a velocity measure (7-day rolling standard deviation of daily ΔlnS) to capture redemption intensity.</w:t>
-      </w:r>
-    </w:p>
-    <w:p>
-      <w:r>
-        <w:rPr>
-          <w:rFonts w:ascii="Times New Roman" w:hAnsi="Times New Roman"/>
-          <w:b/>
-          <w:sz w:val="24"/>
-        </w:rPr>
-        <w:t>Panel Construction.</w:t>
-      </w:r>
-      <w:r>
-        <w:rPr>
-          <w:rFonts w:ascii="Times New Roman" w:hAnsi="Times New Roman"/>
-          <w:sz w:val="24"/>
-        </w:rPr>
-        <w:t xml:space="preserve"> The issuer-level long panel contains 102 observations: 51 months × 2 issuers (USDT and USDC), January 2022 – March 2026. The spread is a common macro variable for both issuers within a month; issuer-level variation enters through ΔlnS</w:t>
-      </w:r>
-      <w:r>
-        <w:rPr>
-          <w:rFonts w:ascii="Times New Roman" w:hAnsi="Times New Roman"/>
-          <w:i/>
-          <w:sz w:val="24"/>
-        </w:rPr>
-        <w:t>_it</w:t>
-      </w:r>
-      <w:r>
-        <w:rPr>
-          <w:rFonts w:ascii="Times New Roman" w:hAnsi="Times New Roman"/>
-          <w:sz w:val="24"/>
-        </w:rPr>
-        <w:t xml:space="preserve">, </w:t>
-      </w:r>
-      <w:r>
-        <w:rPr>
-          <w:rFonts w:ascii="Times New Roman" w:hAnsi="Times New Roman"/>
-          <w:i/>
-          <w:sz w:val="24"/>
-        </w:rPr>
-        <w:t>L_it</w:t>
-      </w:r>
-      <w:r>
-        <w:rPr>
-          <w:rFonts w:ascii="Times New Roman" w:hAnsi="Times New Roman"/>
-          <w:sz w:val="24"/>
-        </w:rPr>
-        <w:t>, and a USDT fixed effect (baseline = USDC). Month fixed effects are excluded — with two issuers sharing a common monthly spread, month FE would absorb all variation in the dependent variable.</w:t>
       </w:r>
     </w:p>
     <w:p>
       <w:pPr>
-        <w:pStyle w:val="Heading3"/>
+        <w:jc w:val="both"/>
       </w:pPr>
       <w:r>
         <w:rPr>
           <w:rFonts w:ascii="Times New Roman" w:hAnsi="Times New Roman"/>
-          <w:color w:val="13294B"/>
-          <w:sz w:val="24"/>
-        </w:rPr>
-        <w:t>2.3 Estimation Strategy</w:t>
-      </w:r>
-    </w:p>
-    <w:p>
-      <w:r>
-        <w:rPr>
-          <w:rFonts w:ascii="Times New Roman" w:hAnsi="Times New Roman"/>
           <w:b/>
           <w:sz w:val="24"/>
         </w:rPr>
-        <w:t>Continuous-L Panel.</w:t>
-      </w:r>
-      <w:r>
-        <w:rPr>
-          <w:rFonts w:ascii="Times New Roman" w:hAnsi="Times New Roman"/>
-          <w:sz w:val="24"/>
-        </w:rPr>
-        <w:t xml:space="preserve"> The baseline specification follows the professor's recommended form:</w:t>
-      </w:r>
-    </w:p>
-    <w:p>
-      <w:r>
-        <w:rPr>
-          <w:rFonts w:ascii="Times New Roman" w:hAnsi="Times New Roman"/>
-          <w:sz w:val="24"/>
-        </w:rPr>
-        <w:t>Spread</w:t>
+        <w:t>Panel Construction.</w:t>
+      </w:r>
+      <w:r>
+        <w:rPr>
+          <w:rFonts w:ascii="Times New Roman" w:hAnsi="Times New Roman"/>
+          <w:sz w:val="24"/>
+        </w:rPr>
+        <w:t xml:space="preserve"> The issuer-level long panel contains 102 observations: 51 months × 2 issuers (USDT and USDC), January 2022 – March 2026. The spread is a common macro variable for both issuers within a month; issuer-level variation enters through ΔlnS</w:t>
       </w:r>
       <w:r>
         <w:rPr>
@@ -1030,14 +1128,14 @@
           <w:i/>
           <w:sz w:val="24"/>
         </w:rPr>
-        <w:t>_t</w:t>
-      </w:r>
-      <w:r>
-        <w:rPr>
-          <w:rFonts w:ascii="Times New Roman" w:hAnsi="Times New Roman"/>
-          <w:sz w:val="24"/>
-        </w:rPr>
-        <w:t xml:space="preserve"> = α + β₁·ΔlnS</w:t>
+        <w:t>_it</w:t>
+      </w:r>
+      <w:r>
+        <w:rPr>
+          <w:rFonts w:ascii="Times New Roman" w:hAnsi="Times New Roman"/>
+          <w:sz w:val="24"/>
+        </w:rPr>
+        <w:t xml:space="preserve">, </w:t>
       </w:r>
       <w:r>
         <w:rPr>
@@ -1045,21 +1143,6 @@
           <w:i/>
           <w:sz w:val="24"/>
         </w:rPr>
-        <w:t>_it</w:t>
-      </w:r>
-      <w:r>
-        <w:rPr>
-          <w:rFonts w:ascii="Times New Roman" w:hAnsi="Times New Roman"/>
-          <w:sz w:val="24"/>
-        </w:rPr>
-        <w:t xml:space="preserve"> + β₃·</w:t>
-      </w:r>
-      <w:r>
-        <w:rPr>
-          <w:rFonts w:ascii="Times New Roman" w:hAnsi="Times New Roman"/>
-          <w:i/>
-          <w:sz w:val="24"/>
-        </w:rPr>
         <w:t>L_it</w:t>
       </w:r>
       <w:r>
@@ -1067,632 +1150,53 @@
           <w:rFonts w:ascii="Times New Roman" w:hAnsi="Times New Roman"/>
           <w:sz w:val="24"/>
         </w:rPr>
-        <w:t xml:space="preserve"> + β₄·(</w:t>
-      </w:r>
-      <w:r>
-        <w:rPr>
-          <w:rFonts w:ascii="Times New Roman" w:hAnsi="Times New Roman"/>
-          <w:i/>
-          <w:sz w:val="24"/>
-        </w:rPr>
-        <w:t>L_it</w:t>
-      </w:r>
-      <w:r>
-        <w:rPr>
-          <w:rFonts w:ascii="Times New Roman" w:hAnsi="Times New Roman"/>
-          <w:sz w:val="24"/>
-        </w:rPr>
-        <w:t xml:space="preserve"> × ΔlnS</w:t>
-      </w:r>
-      <w:r>
-        <w:rPr>
-          <w:rFonts w:ascii="Times New Roman" w:hAnsi="Times New Roman"/>
-          <w:i/>
-          <w:sz w:val="24"/>
-        </w:rPr>
-        <w:t>_it</w:t>
-      </w:r>
-      <w:r>
-        <w:rPr>
-          <w:rFonts w:ascii="Times New Roman" w:hAnsi="Times New Roman"/>
-          <w:sz w:val="24"/>
-        </w:rPr>
-        <w:t>) + γ₁·VIX</w:t>
-      </w:r>
-      <w:r>
-        <w:rPr>
-          <w:rFonts w:ascii="Times New Roman" w:hAnsi="Times New Roman"/>
-          <w:i/>
-          <w:sz w:val="24"/>
-        </w:rPr>
-        <w:t>_t</w:t>
-      </w:r>
-      <w:r>
-        <w:rPr>
-          <w:rFonts w:ascii="Times New Roman" w:hAnsi="Times New Roman"/>
-          <w:sz w:val="24"/>
-        </w:rPr>
-        <w:t xml:space="preserve"> + γ₂·ΔlnN*</w:t>
-      </w:r>
-      <w:r>
-        <w:rPr>
-          <w:rFonts w:ascii="Times New Roman" w:hAnsi="Times New Roman"/>
-          <w:i/>
-          <w:sz w:val="24"/>
-        </w:rPr>
-        <w:t>_t</w:t>
-      </w:r>
-      <w:r>
-        <w:rPr>
-          <w:rFonts w:ascii="Times New Roman" w:hAnsi="Times New Roman"/>
-          <w:sz w:val="24"/>
-        </w:rPr>
-        <w:t xml:space="preserve"> + δ·USDT</w:t>
-      </w:r>
-      <w:r>
-        <w:rPr>
-          <w:rFonts w:ascii="Times New Roman" w:hAnsi="Times New Roman"/>
-          <w:i/>
-          <w:sz w:val="24"/>
-        </w:rPr>
-        <w:t>_i</w:t>
-      </w:r>
-      <w:r>
-        <w:rPr>
-          <w:rFonts w:ascii="Times New Roman" w:hAnsi="Times New Roman"/>
-          <w:sz w:val="24"/>
-        </w:rPr>
-        <w:t xml:space="preserve"> + ε</w:t>
-      </w:r>
-      <w:r>
-        <w:rPr>
-          <w:rFonts w:ascii="Times New Roman" w:hAnsi="Times New Roman"/>
-          <w:i/>
-          <w:sz w:val="24"/>
-        </w:rPr>
-        <w:t>_it</w:t>
-      </w:r>
-    </w:p>
-    <w:p>
-      <w:r>
-        <w:rPr>
-          <w:rFonts w:ascii="Times New Roman" w:hAnsi="Times New Roman"/>
-          <w:sz w:val="24"/>
-        </w:rPr>
-        <w:t>Standard errors are clustered by month to account for the shared macro shock within each month-period. We report this specification as a benchmark but note that level regressions carry spurious-regression risk because the dependent variable Spread</w:t>
-      </w:r>
-      <w:r>
-        <w:rPr>
-          <w:rFonts w:ascii="Times New Roman" w:hAnsi="Times New Roman"/>
-          <w:i/>
-          <w:sz w:val="24"/>
-        </w:rPr>
-        <w:t>_t</w:t>
-      </w:r>
-      <w:r>
-        <w:rPr>
-          <w:rFonts w:ascii="Times New Roman" w:hAnsi="Times New Roman"/>
-          <w:sz w:val="24"/>
-        </w:rPr>
-        <w:t xml:space="preserve"> is non-stationary (I(1); see Section 3.1 and Appendix A.2); the threshold specifications below therefore use ΔSpread.</w:t>
-      </w:r>
-    </w:p>
-    <w:p>
-      <w:r>
-        <w:rPr>
-          <w:rFonts w:ascii="Times New Roman" w:hAnsi="Times New Roman"/>
-          <w:b/>
-          <w:sz w:val="24"/>
-        </w:rPr>
-        <w:t>Asymmetric Threshold Specification.</w:t>
-      </w:r>
-      <w:r>
-        <w:rPr>
-          <w:rFonts w:ascii="Times New Roman" w:hAnsi="Times New Roman"/>
-          <w:sz w:val="24"/>
-        </w:rPr>
-        <w:t xml:space="preserve"> To address non-stationarity and align with the theoretical mechanism, we use ΔSpread</w:t>
-      </w:r>
-      <w:r>
-        <w:rPr>
-          <w:rFonts w:ascii="Times New Roman" w:hAnsi="Times New Roman"/>
-          <w:i/>
-          <w:sz w:val="24"/>
-        </w:rPr>
-        <w:t>_t</w:t>
-      </w:r>
-      <w:r>
-        <w:rPr>
-          <w:rFonts w:ascii="Times New Roman" w:hAnsi="Times New Roman"/>
-          <w:sz w:val="24"/>
-        </w:rPr>
-        <w:t xml:space="preserve"> = Spread</w:t>
-      </w:r>
-      <w:r>
-        <w:rPr>
-          <w:rFonts w:ascii="Times New Roman" w:hAnsi="Times New Roman"/>
-          <w:i/>
-          <w:sz w:val="24"/>
-        </w:rPr>
-        <w:t>_t</w:t>
-      </w:r>
-      <w:r>
-        <w:rPr>
-          <w:rFonts w:ascii="Times New Roman" w:hAnsi="Times New Roman"/>
-          <w:sz w:val="24"/>
-        </w:rPr>
-        <w:t xml:space="preserve"> − Spread</w:t>
-      </w:r>
-      <w:r>
-        <w:rPr>
-          <w:rFonts w:ascii="Times New Roman" w:hAnsi="Times New Roman"/>
-          <w:i/>
-          <w:sz w:val="24"/>
-        </w:rPr>
-        <w:t>_{t−1}</w:t>
-      </w:r>
-      <w:r>
-        <w:rPr>
-          <w:rFonts w:ascii="Times New Roman" w:hAnsi="Times New Roman"/>
-          <w:sz w:val="24"/>
-        </w:rPr>
-        <w:t xml:space="preserve"> as the primary dependent variable, and decompose monthly supply growth into inflows and outflows:</w:t>
-      </w:r>
-    </w:p>
-    <w:p>
-      <w:r>
-        <w:rPr>
-          <w:rFonts w:ascii="Times New Roman" w:hAnsi="Times New Roman"/>
-          <w:sz w:val="24"/>
-        </w:rPr>
-        <w:t>Inflow</w:t>
-      </w:r>
-      <w:r>
-        <w:rPr>
-          <w:rFonts w:ascii="Times New Roman" w:hAnsi="Times New Roman"/>
-          <w:i/>
-          <w:sz w:val="24"/>
-        </w:rPr>
-        <w:t>_it</w:t>
-      </w:r>
-      <w:r>
-        <w:rPr>
-          <w:rFonts w:ascii="Times New Roman" w:hAnsi="Times New Roman"/>
-          <w:sz w:val="24"/>
-        </w:rPr>
-        <w:t xml:space="preserve"> = max(ΔlnS</w:t>
-      </w:r>
-      <w:r>
-        <w:rPr>
-          <w:rFonts w:ascii="Times New Roman" w:hAnsi="Times New Roman"/>
-          <w:i/>
-          <w:sz w:val="24"/>
-        </w:rPr>
-        <w:t>_it</w:t>
-      </w:r>
-      <w:r>
-        <w:rPr>
-          <w:rFonts w:ascii="Times New Roman" w:hAnsi="Times New Roman"/>
-          <w:sz w:val="24"/>
-        </w:rPr>
-        <w:t>, 0); &amp;ensp; Outflow</w:t>
-      </w:r>
-      <w:r>
-        <w:rPr>
-          <w:rFonts w:ascii="Times New Roman" w:hAnsi="Times New Roman"/>
-          <w:i/>
-          <w:sz w:val="24"/>
-        </w:rPr>
-        <w:t>_it</w:t>
-      </w:r>
-      <w:r>
-        <w:rPr>
-          <w:rFonts w:ascii="Times New Roman" w:hAnsi="Times New Roman"/>
-          <w:sz w:val="24"/>
-        </w:rPr>
-        <w:t xml:space="preserve"> = max(−ΔlnS</w:t>
-      </w:r>
-      <w:r>
-        <w:rPr>
-          <w:rFonts w:ascii="Times New Roman" w:hAnsi="Times New Roman"/>
-          <w:i/>
-          <w:sz w:val="24"/>
-        </w:rPr>
-        <w:t>_it</w:t>
-      </w:r>
-      <w:r>
-        <w:rPr>
-          <w:rFonts w:ascii="Times New Roman" w:hAnsi="Times New Roman"/>
-          <w:sz w:val="24"/>
-        </w:rPr>
-        <w:t>, 0)</w:t>
-      </w:r>
-    </w:p>
-    <w:p>
-      <w:r>
-        <w:rPr>
-          <w:rFonts w:ascii="Times New Roman" w:hAnsi="Times New Roman"/>
-          <w:sz w:val="24"/>
-        </w:rPr>
-        <w:t>The theory predicts that only outflows in low-buffer states trigger forced T-bill sales; inflows (new T-bill purchases) are orderly by construction. We therefore estimate:</w:t>
-      </w:r>
-    </w:p>
-    <w:p>
-      <w:r>
-        <w:rPr>
-          <w:rFonts w:ascii="Times New Roman" w:hAnsi="Times New Roman"/>
-          <w:sz w:val="24"/>
-        </w:rPr>
-        <w:t>ΔSpread</w:t>
-      </w:r>
-      <w:r>
-        <w:rPr>
-          <w:rFonts w:ascii="Times New Roman" w:hAnsi="Times New Roman"/>
-          <w:i/>
-          <w:sz w:val="24"/>
-        </w:rPr>
-        <w:t>_t</w:t>
-      </w:r>
-      <w:r>
-        <w:rPr>
-          <w:rFonts w:ascii="Times New Roman" w:hAnsi="Times New Roman"/>
-          <w:sz w:val="24"/>
-        </w:rPr>
-        <w:t xml:space="preserve"> = α + β₁·Inflow</w:t>
-      </w:r>
-      <w:r>
-        <w:rPr>
-          <w:rFonts w:ascii="Times New Roman" w:hAnsi="Times New Roman"/>
-          <w:i/>
-          <w:sz w:val="24"/>
-        </w:rPr>
-        <w:t>_it</w:t>
-      </w:r>
-      <w:r>
-        <w:rPr>
-          <w:rFonts w:ascii="Times New Roman" w:hAnsi="Times New Roman"/>
-          <w:sz w:val="24"/>
-        </w:rPr>
-        <w:t xml:space="preserve"> + β₂·Outflow</w:t>
-      </w:r>
-      <w:r>
-        <w:rPr>
-          <w:rFonts w:ascii="Times New Roman" w:hAnsi="Times New Roman"/>
-          <w:i/>
-          <w:sz w:val="24"/>
-        </w:rPr>
-        <w:t>_it</w:t>
-      </w:r>
-      <w:r>
-        <w:rPr>
-          <w:rFonts w:ascii="Times New Roman" w:hAnsi="Times New Roman"/>
-          <w:sz w:val="24"/>
-        </w:rPr>
-        <w:t xml:space="preserve"> + β₃·</w:t>
-      </w:r>
-      <w:r>
-        <w:rPr>
-          <w:rFonts w:ascii="Times New Roman" w:hAnsi="Times New Roman"/>
-          <w:b/>
-          <w:sz w:val="24"/>
-        </w:rPr>
-        <w:t>1</w:t>
-      </w:r>
-      <w:r>
-        <w:rPr>
-          <w:rFonts w:ascii="Times New Roman" w:hAnsi="Times New Roman"/>
-          <w:sz w:val="24"/>
-        </w:rPr>
-        <w:t>[</w:t>
-      </w:r>
-      <w:r>
-        <w:rPr>
-          <w:rFonts w:ascii="Times New Roman" w:hAnsi="Times New Roman"/>
-          <w:i/>
-          <w:sz w:val="24"/>
-        </w:rPr>
-        <w:t>L_it</w:t>
-      </w:r>
-      <w:r>
-        <w:rPr>
-          <w:rFonts w:ascii="Times New Roman" w:hAnsi="Times New Roman"/>
-          <w:sz w:val="24"/>
-        </w:rPr>
-        <w:t xml:space="preserve"> &lt; </w:t>
-      </w:r>
-      <w:r>
-        <w:rPr>
-          <w:rFonts w:ascii="Times New Roman" w:hAnsi="Times New Roman"/>
-          <w:i/>
-          <w:sz w:val="24"/>
-        </w:rPr>
-        <w:t>c</w:t>
-      </w:r>
-      <w:r>
-        <w:rPr>
-          <w:rFonts w:ascii="Times New Roman" w:hAnsi="Times New Roman"/>
-          <w:sz w:val="24"/>
-        </w:rPr>
-        <w:t>] + β₄·</w:t>
-      </w:r>
-      <w:r>
-        <w:rPr>
-          <w:rFonts w:ascii="Times New Roman" w:hAnsi="Times New Roman"/>
-          <w:b/>
-          <w:sz w:val="24"/>
-        </w:rPr>
-        <w:t>1</w:t>
-      </w:r>
-      <w:r>
-        <w:rPr>
-          <w:rFonts w:ascii="Times New Roman" w:hAnsi="Times New Roman"/>
-          <w:sz w:val="24"/>
-        </w:rPr>
-        <w:t>[</w:t>
-      </w:r>
-      <w:r>
-        <w:rPr>
-          <w:rFonts w:ascii="Times New Roman" w:hAnsi="Times New Roman"/>
-          <w:i/>
-          <w:sz w:val="24"/>
-        </w:rPr>
-        <w:t>L_it</w:t>
-      </w:r>
-      <w:r>
-        <w:rPr>
-          <w:rFonts w:ascii="Times New Roman" w:hAnsi="Times New Roman"/>
-          <w:sz w:val="24"/>
-        </w:rPr>
-        <w:t xml:space="preserve"> &lt; </w:t>
-      </w:r>
-      <w:r>
-        <w:rPr>
-          <w:rFonts w:ascii="Times New Roman" w:hAnsi="Times New Roman"/>
-          <w:i/>
-          <w:sz w:val="24"/>
-        </w:rPr>
-        <w:t>c</w:t>
-      </w:r>
-      <w:r>
-        <w:rPr>
-          <w:rFonts w:ascii="Times New Roman" w:hAnsi="Times New Roman"/>
-          <w:sz w:val="24"/>
-        </w:rPr>
-        <w:t>]·Inflow</w:t>
-      </w:r>
-      <w:r>
-        <w:rPr>
-          <w:rFonts w:ascii="Times New Roman" w:hAnsi="Times New Roman"/>
-          <w:i/>
-          <w:sz w:val="24"/>
-        </w:rPr>
-        <w:t>_it</w:t>
-      </w:r>
-      <w:r>
-        <w:rPr>
-          <w:rFonts w:ascii="Times New Roman" w:hAnsi="Times New Roman"/>
-          <w:sz w:val="24"/>
-        </w:rPr>
-        <w:t xml:space="preserve"> + β₅·</w:t>
-      </w:r>
-      <w:r>
-        <w:rPr>
-          <w:rFonts w:ascii="Times New Roman" w:hAnsi="Times New Roman"/>
-          <w:b/>
-          <w:sz w:val="24"/>
-        </w:rPr>
-        <w:t>1</w:t>
-      </w:r>
-      <w:r>
-        <w:rPr>
-          <w:rFonts w:ascii="Times New Roman" w:hAnsi="Times New Roman"/>
-          <w:sz w:val="24"/>
-        </w:rPr>
-        <w:t>[</w:t>
-      </w:r>
-      <w:r>
-        <w:rPr>
-          <w:rFonts w:ascii="Times New Roman" w:hAnsi="Times New Roman"/>
-          <w:i/>
-          <w:sz w:val="24"/>
-        </w:rPr>
-        <w:t>L_it</w:t>
-      </w:r>
-      <w:r>
-        <w:rPr>
-          <w:rFonts w:ascii="Times New Roman" w:hAnsi="Times New Roman"/>
-          <w:sz w:val="24"/>
-        </w:rPr>
-        <w:t xml:space="preserve"> &lt; </w:t>
-      </w:r>
-      <w:r>
-        <w:rPr>
-          <w:rFonts w:ascii="Times New Roman" w:hAnsi="Times New Roman"/>
-          <w:i/>
-          <w:sz w:val="24"/>
-        </w:rPr>
-        <w:t>c</w:t>
-      </w:r>
-      <w:r>
-        <w:rPr>
-          <w:rFonts w:ascii="Times New Roman" w:hAnsi="Times New Roman"/>
-          <w:sz w:val="24"/>
-        </w:rPr>
-        <w:t>]·Outflow</w:t>
-      </w:r>
-      <w:r>
-        <w:rPr>
-          <w:rFonts w:ascii="Times New Roman" w:hAnsi="Times New Roman"/>
-          <w:i/>
-          <w:sz w:val="24"/>
-        </w:rPr>
-        <w:t>_it</w:t>
-      </w:r>
-      <w:r>
-        <w:rPr>
-          <w:rFonts w:ascii="Times New Roman" w:hAnsi="Times New Roman"/>
-          <w:sz w:val="24"/>
-        </w:rPr>
-        <w:t xml:space="preserve"> + γ·controls + δ·USDT</w:t>
-      </w:r>
-      <w:r>
-        <w:rPr>
-          <w:rFonts w:ascii="Times New Roman" w:hAnsi="Times New Roman"/>
-          <w:i/>
-          <w:sz w:val="24"/>
-        </w:rPr>
-        <w:t>_i</w:t>
-      </w:r>
-      <w:r>
-        <w:rPr>
-          <w:rFonts w:ascii="Times New Roman" w:hAnsi="Times New Roman"/>
-          <w:sz w:val="24"/>
-        </w:rPr>
-        <w:t xml:space="preserve"> + ε</w:t>
-      </w:r>
-      <w:r>
-        <w:rPr>
-          <w:rFonts w:ascii="Times New Roman" w:hAnsi="Times New Roman"/>
-          <w:i/>
-          <w:sz w:val="24"/>
-        </w:rPr>
-        <w:t>_it</w:t>
-      </w:r>
-    </w:p>
-    <w:p>
-      <w:r>
-        <w:rPr>
-          <w:rFonts w:ascii="Times New Roman" w:hAnsi="Times New Roman"/>
-          <w:sz w:val="24"/>
-        </w:rPr>
-        <w:t xml:space="preserve">The key coefficient is β₅ (Low × Outflow): a positive and significant β₅ indicates that supply contractions in low-buffer states are associated with spread </w:t>
-      </w:r>
-      <w:r>
-        <w:rPr>
-          <w:rFonts w:ascii="Times New Roman" w:hAnsi="Times New Roman"/>
-          <w:i/>
-          <w:sz w:val="24"/>
-        </w:rPr>
-        <w:t>increases</w:t>
-      </w:r>
-      <w:r>
-        <w:rPr>
-          <w:rFonts w:ascii="Times New Roman" w:hAnsi="Times New Roman"/>
-          <w:sz w:val="24"/>
-        </w:rPr>
-        <w:t xml:space="preserve">, consistent with the forced-sale channel. We evaluate this specification at </w:t>
-      </w:r>
-      <w:r>
-        <w:rPr>
-          <w:rFonts w:ascii="Times New Roman" w:hAnsi="Times New Roman"/>
-          <w:i/>
-          <w:sz w:val="24"/>
-        </w:rPr>
-        <w:t>c</w:t>
-      </w:r>
-      <w:r>
-        <w:rPr>
-          <w:rFonts w:ascii="Times New Roman" w:hAnsi="Times New Roman"/>
-          <w:sz w:val="24"/>
-        </w:rPr>
-        <w:t xml:space="preserve"> ∈ {10%, 12%}, reporting the </w:t>
-      </w:r>
-      <w:r>
-        <w:rPr>
-          <w:rFonts w:ascii="Times New Roman" w:hAnsi="Times New Roman"/>
-          <w:i/>
-          <w:sz w:val="24"/>
-        </w:rPr>
-        <w:t>L</w:t>
-      </w:r>
-      <w:r>
-        <w:rPr>
-          <w:rFonts w:ascii="Times New Roman" w:hAnsi="Times New Roman"/>
-          <w:sz w:val="24"/>
-        </w:rPr>
-        <w:t xml:space="preserve"> &lt; 12% threshold as the primary result given its larger identification cell (six low-buffer outflow observations across both issuers), and </w:t>
-      </w:r>
-      <w:r>
-        <w:rPr>
-          <w:rFonts w:ascii="Times New Roman" w:hAnsi="Times New Roman"/>
-          <w:i/>
-          <w:sz w:val="24"/>
-        </w:rPr>
-        <w:t>L</w:t>
-      </w:r>
-      <w:r>
-        <w:rPr>
-          <w:rFonts w:ascii="Times New Roman" w:hAnsi="Times New Roman"/>
-          <w:sz w:val="24"/>
-        </w:rPr>
-        <w:t xml:space="preserve"> &lt; 10% as a robustness check.</w:t>
-      </w:r>
-    </w:p>
-    <w:p>
-      <w:r>
-        <w:rPr>
-          <w:rFonts w:ascii="Times New Roman" w:hAnsi="Times New Roman"/>
-          <w:b/>
-          <w:sz w:val="24"/>
-        </w:rPr>
-        <w:t>Issuer-Specific Event Study.</w:t>
-      </w:r>
-      <w:r>
-        <w:rPr>
-          <w:rFonts w:ascii="Times New Roman" w:hAnsi="Times New Roman"/>
-          <w:sz w:val="24"/>
-        </w:rPr>
-        <w:t xml:space="preserve"> We identify stress episodes where the stablecoin issuer itself was the source of concern, excluding events driven by external factors (bank failures, or the collapse of a different stablecoin protocol). This leaves two events: the USDT partial depeg on May 12, 2022 (when $10bn+ in redemptions broke the USDT peg to $0.945, driven by concerns about Tether's own backing), and the USDT FTX-era stress on November 9, 2022 (when FTX's collapse raised specific concerns about Tether's exposure to Alameda Research). We estimate a first-difference normal model Δspread = </w:t>
-      </w:r>
-      <w:r>
-        <w:rPr>
-          <w:rFonts w:ascii="Times New Roman" w:hAnsi="Times New Roman"/>
-          <w:i/>
-          <w:sz w:val="24"/>
-        </w:rPr>
-        <w:t>f</w:t>
-      </w:r>
-      <w:r>
-        <w:rPr>
-          <w:rFonts w:ascii="Times New Roman" w:hAnsi="Times New Roman"/>
-          <w:sz w:val="24"/>
-        </w:rPr>
-        <w:t>(ΔVIX, ΔlnN*) over the pre-event window [−120, −6] trading days; first-differencing removes the trend contamination that inflated level-model CARs approximately 120-fold. CARs are accumulated over the event window [−5, +20] trading days.</w:t>
+        <w:t>, and a USDT fixed effect (baseline = USDC). Month fixed effects are excluded — with two issuers sharing a common monthly spread, month FE would absorb all variation in the dependent variable.</w:t>
       </w:r>
     </w:p>
     <w:p>
       <w:pPr>
-        <w:pStyle w:val="Heading2"/>
+        <w:spacing w:before="200" w:after="80"/>
       </w:pPr>
       <w:r>
         <w:rPr>
           <w:rFonts w:ascii="Times New Roman" w:hAnsi="Times New Roman"/>
-          <w:color w:val="13294B"/>
-          <w:sz w:val="28"/>
-        </w:rPr>
-        <w:t>3. Results</w:t>
+          <w:b/>
+          <w:color w:val="000000"/>
+          <w:sz w:val="24"/>
+        </w:rPr>
+        <w:t>2.3 Estimation Strategy</w:t>
       </w:r>
     </w:p>
     <w:p>
       <w:pPr>
-        <w:pStyle w:val="Heading3"/>
+        <w:jc w:val="both"/>
       </w:pPr>
       <w:r>
         <w:rPr>
           <w:rFonts w:ascii="Times New Roman" w:hAnsi="Times New Roman"/>
-          <w:color w:val="13294B"/>
-          <w:sz w:val="24"/>
-        </w:rPr>
-        <w:t>3.1 Stationarity and Spuriousness Diagnostics</w:t>
+          <w:b/>
+          <w:sz w:val="24"/>
+        </w:rPr>
+        <w:t>Continuous-L Panel.</w:t>
+      </w:r>
+      <w:r>
+        <w:rPr>
+          <w:rFonts w:ascii="Times New Roman" w:hAnsi="Times New Roman"/>
+          <w:sz w:val="24"/>
+        </w:rPr>
+        <w:t xml:space="preserve"> The baseline specification follows the professor's recommended form:</w:t>
       </w:r>
     </w:p>
     <w:p>
-      <w:r>
-        <w:rPr>
-          <w:rFonts w:ascii="Times New Roman" w:hAnsi="Times New Roman"/>
-          <w:sz w:val="24"/>
-        </w:rPr>
-        <w:t xml:space="preserve">Before presenting regression results, we document the stationarity properties that motivate our differenced specification (Table 1). The dependent variable — the OIS–Treasury spread — is non-stationary in levels (ADF </w:t>
+      <w:pPr>
+        <w:jc w:val="both"/>
+      </w:pPr>
+      <w:r>
+        <w:rPr>
+          <w:rFonts w:ascii="Times New Roman" w:hAnsi="Times New Roman"/>
+          <w:sz w:val="24"/>
+        </w:rPr>
+        <w:t>Spread</w:t>
       </w:r>
       <w:r>
         <w:rPr>
@@ -1700,14 +1204,14 @@
           <w:i/>
           <w:sz w:val="24"/>
         </w:rPr>
-        <w:t>p</w:t>
-      </w:r>
-      <w:r>
-        <w:rPr>
-          <w:rFonts w:ascii="Times New Roman" w:hAnsi="Times New Roman"/>
-          <w:sz w:val="24"/>
-        </w:rPr>
-        <w:t xml:space="preserve"> = 0.494) but stationary in first differences (ΔSpread, </w:t>
+        <w:t>_t</w:t>
+      </w:r>
+      <w:r>
+        <w:rPr>
+          <w:rFonts w:ascii="Times New Roman" w:hAnsi="Times New Roman"/>
+          <w:sz w:val="24"/>
+        </w:rPr>
+        <w:t xml:space="preserve"> = α + β₁·ΔlnS</w:t>
       </w:r>
       <w:r>
         <w:rPr>
@@ -1715,14 +1219,14 @@
           <w:i/>
           <w:sz w:val="24"/>
         </w:rPr>
-        <w:t>p</w:t>
-      </w:r>
-      <w:r>
-        <w:rPr>
-          <w:rFonts w:ascii="Times New Roman" w:hAnsi="Times New Roman"/>
-          <w:sz w:val="24"/>
-        </w:rPr>
-        <w:t xml:space="preserve"> = 0.025); supply growth ΔlnS (</w:t>
+        <w:t>_it</w:t>
+      </w:r>
+      <w:r>
+        <w:rPr>
+          <w:rFonts w:ascii="Times New Roman" w:hAnsi="Times New Roman"/>
+          <w:sz w:val="24"/>
+        </w:rPr>
+        <w:t xml:space="preserve"> + β₃·</w:t>
       </w:r>
       <w:r>
         <w:rPr>
@@ -1730,14 +1234,14 @@
           <w:i/>
           <w:sz w:val="24"/>
         </w:rPr>
-        <w:t>p</w:t>
-      </w:r>
-      <w:r>
-        <w:rPr>
-          <w:rFonts w:ascii="Times New Roman" w:hAnsi="Times New Roman"/>
-          <w:sz w:val="24"/>
-        </w:rPr>
-        <w:t xml:space="preserve"> = 0.001) and ΔlnN</w:t>
+        <w:t>L_it</w:t>
+      </w:r>
+      <w:r>
+        <w:rPr>
+          <w:rFonts w:ascii="Times New Roman" w:hAnsi="Times New Roman"/>
+          <w:sz w:val="24"/>
+        </w:rPr>
+        <w:t xml:space="preserve"> + β₄·(</w:t>
       </w:r>
       <w:r>
         <w:rPr>
@@ -1745,14 +1249,14 @@
           <w:i/>
           <w:sz w:val="24"/>
         </w:rPr>
-        <w:t xml:space="preserve"> (</w:t>
-      </w:r>
-      <w:r>
-        <w:rPr>
-          <w:rFonts w:ascii="Times New Roman" w:hAnsi="Times New Roman"/>
-          <w:sz w:val="24"/>
-        </w:rPr>
-        <w:t>p</w:t>
+        <w:t>L_it</w:t>
+      </w:r>
+      <w:r>
+        <w:rPr>
+          <w:rFonts w:ascii="Times New Roman" w:hAnsi="Times New Roman"/>
+          <w:sz w:val="24"/>
+        </w:rPr>
+        <w:t xml:space="preserve"> × ΔlnS</w:t>
       </w:r>
       <w:r>
         <w:rPr>
@@ -1760,14 +1264,14 @@
           <w:i/>
           <w:sz w:val="24"/>
         </w:rPr>
-        <w:t xml:space="preserve"> &lt; 0.001) are stationary. A levels regression with a non-stationary dependent variable risks spurious inference in the sense of Granger &amp; Newbold (1974) and Phillips (1986): the spread and Tether's reserve buffer both declined during the 2022–2024 Federal Reserve hiking cycle, so a levels coefficient on </w:t>
-      </w:r>
-      <w:r>
-        <w:rPr>
-          <w:rFonts w:ascii="Times New Roman" w:hAnsi="Times New Roman"/>
-          <w:sz w:val="24"/>
-        </w:rPr>
-        <w:t>L_it</w:t>
+        <w:t>_it</w:t>
+      </w:r>
+      <w:r>
+        <w:rPr>
+          <w:rFonts w:ascii="Times New Roman" w:hAnsi="Times New Roman"/>
+          <w:sz w:val="24"/>
+        </w:rPr>
+        <w:t>) + γ₁·VIX</w:t>
       </w:r>
       <w:r>
         <w:rPr>
@@ -1775,14 +1279,14 @@
           <w:i/>
           <w:sz w:val="24"/>
         </w:rPr>
-        <w:t xml:space="preserve"> could reflect shared macroeconomic trend rather than a structural relationship. We address this by using ΔSpread as the dependent variable throughout the threshold specifications. The liquid buffer </w:t>
-      </w:r>
-      <w:r>
-        <w:rPr>
-          <w:rFonts w:ascii="Times New Roman" w:hAnsi="Times New Roman"/>
-          <w:sz w:val="24"/>
-        </w:rPr>
-        <w:t>L</w:t>
+        <w:t>_t</w:t>
+      </w:r>
+      <w:r>
+        <w:rPr>
+          <w:rFonts w:ascii="Times New Roman" w:hAnsi="Times New Roman"/>
+          <w:sz w:val="24"/>
+        </w:rPr>
+        <w:t xml:space="preserve"> + γ₂·ΔlnN*</w:t>
       </w:r>
       <w:r>
         <w:rPr>
@@ -1790,17 +1294,716 @@
           <w:i/>
           <w:sz w:val="24"/>
         </w:rPr>
-        <w:t xml:space="preserve"> itself appears stationary under AIC lag selection, but this result is sensitive to lag length (Table 1, note); we therefore base the differencing decision on the dependent variable, not on </w:t>
-      </w:r>
-      <w:r>
-        <w:rPr>
-          <w:rFonts w:ascii="Times New Roman" w:hAnsi="Times New Roman"/>
-          <w:sz w:val="24"/>
-        </w:rPr>
-        <w:t>L*'s integration order.</w:t>
+        <w:t>_t</w:t>
+      </w:r>
+      <w:r>
+        <w:rPr>
+          <w:rFonts w:ascii="Times New Roman" w:hAnsi="Times New Roman"/>
+          <w:sz w:val="24"/>
+        </w:rPr>
+        <w:t xml:space="preserve"> + δ·USDT</w:t>
+      </w:r>
+      <w:r>
+        <w:rPr>
+          <w:rFonts w:ascii="Times New Roman" w:hAnsi="Times New Roman"/>
+          <w:i/>
+          <w:sz w:val="24"/>
+        </w:rPr>
+        <w:t>_i</w:t>
+      </w:r>
+      <w:r>
+        <w:rPr>
+          <w:rFonts w:ascii="Times New Roman" w:hAnsi="Times New Roman"/>
+          <w:sz w:val="24"/>
+        </w:rPr>
+        <w:t xml:space="preserve"> + ε</w:t>
+      </w:r>
+      <w:r>
+        <w:rPr>
+          <w:rFonts w:ascii="Times New Roman" w:hAnsi="Times New Roman"/>
+          <w:i/>
+          <w:sz w:val="24"/>
+        </w:rPr>
+        <w:t>_it</w:t>
       </w:r>
     </w:p>
     <w:p>
+      <w:pPr>
+        <w:jc w:val="both"/>
+      </w:pPr>
+      <w:r>
+        <w:rPr>
+          <w:rFonts w:ascii="Times New Roman" w:hAnsi="Times New Roman"/>
+          <w:sz w:val="24"/>
+        </w:rPr>
+        <w:t>Standard errors are clustered by month to account for the shared macro shock within each month-period. We report this specification as a benchmark but note that level regressions carry spurious-regression risk because the dependent variable Spread</w:t>
+      </w:r>
+      <w:r>
+        <w:rPr>
+          <w:rFonts w:ascii="Times New Roman" w:hAnsi="Times New Roman"/>
+          <w:i/>
+          <w:sz w:val="24"/>
+        </w:rPr>
+        <w:t>_t</w:t>
+      </w:r>
+      <w:r>
+        <w:rPr>
+          <w:rFonts w:ascii="Times New Roman" w:hAnsi="Times New Roman"/>
+          <w:sz w:val="24"/>
+        </w:rPr>
+        <w:t xml:space="preserve"> is non-stationary (I(1); see Section 3.1 and Appendix A.2); the threshold specifications below therefore use ΔSpread.</w:t>
+      </w:r>
+    </w:p>
+    <w:p>
+      <w:pPr>
+        <w:jc w:val="both"/>
+      </w:pPr>
+      <w:r>
+        <w:rPr>
+          <w:rFonts w:ascii="Times New Roman" w:hAnsi="Times New Roman"/>
+          <w:b/>
+          <w:sz w:val="24"/>
+        </w:rPr>
+        <w:t>Asymmetric Threshold Specification.</w:t>
+      </w:r>
+      <w:r>
+        <w:rPr>
+          <w:rFonts w:ascii="Times New Roman" w:hAnsi="Times New Roman"/>
+          <w:sz w:val="24"/>
+        </w:rPr>
+        <w:t xml:space="preserve"> To address non-stationarity and align with the theoretical mechanism, we use ΔSpread</w:t>
+      </w:r>
+      <w:r>
+        <w:rPr>
+          <w:rFonts w:ascii="Times New Roman" w:hAnsi="Times New Roman"/>
+          <w:i/>
+          <w:sz w:val="24"/>
+        </w:rPr>
+        <w:t>_t</w:t>
+      </w:r>
+      <w:r>
+        <w:rPr>
+          <w:rFonts w:ascii="Times New Roman" w:hAnsi="Times New Roman"/>
+          <w:sz w:val="24"/>
+        </w:rPr>
+        <w:t xml:space="preserve"> = Spread</w:t>
+      </w:r>
+      <w:r>
+        <w:rPr>
+          <w:rFonts w:ascii="Times New Roman" w:hAnsi="Times New Roman"/>
+          <w:i/>
+          <w:sz w:val="24"/>
+        </w:rPr>
+        <w:t>_t</w:t>
+      </w:r>
+      <w:r>
+        <w:rPr>
+          <w:rFonts w:ascii="Times New Roman" w:hAnsi="Times New Roman"/>
+          <w:sz w:val="24"/>
+        </w:rPr>
+        <w:t xml:space="preserve"> − Spread</w:t>
+      </w:r>
+      <w:r>
+        <w:rPr>
+          <w:rFonts w:ascii="Times New Roman" w:hAnsi="Times New Roman"/>
+          <w:i/>
+          <w:sz w:val="24"/>
+        </w:rPr>
+        <w:t>_{t−1}</w:t>
+      </w:r>
+      <w:r>
+        <w:rPr>
+          <w:rFonts w:ascii="Times New Roman" w:hAnsi="Times New Roman"/>
+          <w:sz w:val="24"/>
+        </w:rPr>
+        <w:t xml:space="preserve"> as the primary dependent variable, and decompose monthly supply growth into inflows and outflows:</w:t>
+      </w:r>
+    </w:p>
+    <w:p>
+      <w:pPr>
+        <w:jc w:val="both"/>
+      </w:pPr>
+      <w:r>
+        <w:rPr>
+          <w:rFonts w:ascii="Times New Roman" w:hAnsi="Times New Roman"/>
+          <w:sz w:val="24"/>
+        </w:rPr>
+        <w:t>Inflow</w:t>
+      </w:r>
+      <w:r>
+        <w:rPr>
+          <w:rFonts w:ascii="Times New Roman" w:hAnsi="Times New Roman"/>
+          <w:i/>
+          <w:sz w:val="24"/>
+        </w:rPr>
+        <w:t>_it</w:t>
+      </w:r>
+      <w:r>
+        <w:rPr>
+          <w:rFonts w:ascii="Times New Roman" w:hAnsi="Times New Roman"/>
+          <w:sz w:val="24"/>
+        </w:rPr>
+        <w:t xml:space="preserve"> = max(ΔlnS</w:t>
+      </w:r>
+      <w:r>
+        <w:rPr>
+          <w:rFonts w:ascii="Times New Roman" w:hAnsi="Times New Roman"/>
+          <w:i/>
+          <w:sz w:val="24"/>
+        </w:rPr>
+        <w:t>_it</w:t>
+      </w:r>
+      <w:r>
+        <w:rPr>
+          <w:rFonts w:ascii="Times New Roman" w:hAnsi="Times New Roman"/>
+          <w:sz w:val="24"/>
+        </w:rPr>
+        <w:t>, 0); &amp;ensp; Outflow</w:t>
+      </w:r>
+      <w:r>
+        <w:rPr>
+          <w:rFonts w:ascii="Times New Roman" w:hAnsi="Times New Roman"/>
+          <w:i/>
+          <w:sz w:val="24"/>
+        </w:rPr>
+        <w:t>_it</w:t>
+      </w:r>
+      <w:r>
+        <w:rPr>
+          <w:rFonts w:ascii="Times New Roman" w:hAnsi="Times New Roman"/>
+          <w:sz w:val="24"/>
+        </w:rPr>
+        <w:t xml:space="preserve"> = max(−ΔlnS</w:t>
+      </w:r>
+      <w:r>
+        <w:rPr>
+          <w:rFonts w:ascii="Times New Roman" w:hAnsi="Times New Roman"/>
+          <w:i/>
+          <w:sz w:val="24"/>
+        </w:rPr>
+        <w:t>_it</w:t>
+      </w:r>
+      <w:r>
+        <w:rPr>
+          <w:rFonts w:ascii="Times New Roman" w:hAnsi="Times New Roman"/>
+          <w:sz w:val="24"/>
+        </w:rPr>
+        <w:t>, 0)</w:t>
+      </w:r>
+    </w:p>
+    <w:p>
+      <w:pPr>
+        <w:jc w:val="both"/>
+      </w:pPr>
+      <w:r>
+        <w:rPr>
+          <w:rFonts w:ascii="Times New Roman" w:hAnsi="Times New Roman"/>
+          <w:sz w:val="24"/>
+        </w:rPr>
+        <w:t>The theory predicts that only outflows in low-buffer states trigger forced T-bill sales; inflows (new T-bill purchases) are orderly by construction. We therefore estimate:</w:t>
+      </w:r>
+    </w:p>
+    <w:p>
+      <w:pPr>
+        <w:jc w:val="both"/>
+      </w:pPr>
+      <w:r>
+        <w:rPr>
+          <w:rFonts w:ascii="Times New Roman" w:hAnsi="Times New Roman"/>
+          <w:sz w:val="24"/>
+        </w:rPr>
+        <w:t>ΔSpread</w:t>
+      </w:r>
+      <w:r>
+        <w:rPr>
+          <w:rFonts w:ascii="Times New Roman" w:hAnsi="Times New Roman"/>
+          <w:i/>
+          <w:sz w:val="24"/>
+        </w:rPr>
+        <w:t>_t</w:t>
+      </w:r>
+      <w:r>
+        <w:rPr>
+          <w:rFonts w:ascii="Times New Roman" w:hAnsi="Times New Roman"/>
+          <w:sz w:val="24"/>
+        </w:rPr>
+        <w:t xml:space="preserve"> = α + β₁·Inflow</w:t>
+      </w:r>
+      <w:r>
+        <w:rPr>
+          <w:rFonts w:ascii="Times New Roman" w:hAnsi="Times New Roman"/>
+          <w:i/>
+          <w:sz w:val="24"/>
+        </w:rPr>
+        <w:t>_it</w:t>
+      </w:r>
+      <w:r>
+        <w:rPr>
+          <w:rFonts w:ascii="Times New Roman" w:hAnsi="Times New Roman"/>
+          <w:sz w:val="24"/>
+        </w:rPr>
+        <w:t xml:space="preserve"> + β₂·Outflow</w:t>
+      </w:r>
+      <w:r>
+        <w:rPr>
+          <w:rFonts w:ascii="Times New Roman" w:hAnsi="Times New Roman"/>
+          <w:i/>
+          <w:sz w:val="24"/>
+        </w:rPr>
+        <w:t>_it</w:t>
+      </w:r>
+      <w:r>
+        <w:rPr>
+          <w:rFonts w:ascii="Times New Roman" w:hAnsi="Times New Roman"/>
+          <w:sz w:val="24"/>
+        </w:rPr>
+        <w:t xml:space="preserve"> + β₃·</w:t>
+      </w:r>
+      <w:r>
+        <w:rPr>
+          <w:rFonts w:ascii="Times New Roman" w:hAnsi="Times New Roman"/>
+          <w:b/>
+          <w:sz w:val="24"/>
+        </w:rPr>
+        <w:t>1</w:t>
+      </w:r>
+      <w:r>
+        <w:rPr>
+          <w:rFonts w:ascii="Times New Roman" w:hAnsi="Times New Roman"/>
+          <w:sz w:val="24"/>
+        </w:rPr>
+        <w:t>[</w:t>
+      </w:r>
+      <w:r>
+        <w:rPr>
+          <w:rFonts w:ascii="Times New Roman" w:hAnsi="Times New Roman"/>
+          <w:i/>
+          <w:sz w:val="24"/>
+        </w:rPr>
+        <w:t>L_it</w:t>
+      </w:r>
+      <w:r>
+        <w:rPr>
+          <w:rFonts w:ascii="Times New Roman" w:hAnsi="Times New Roman"/>
+          <w:sz w:val="24"/>
+        </w:rPr>
+        <w:t xml:space="preserve"> &lt; </w:t>
+      </w:r>
+      <w:r>
+        <w:rPr>
+          <w:rFonts w:ascii="Times New Roman" w:hAnsi="Times New Roman"/>
+          <w:i/>
+          <w:sz w:val="24"/>
+        </w:rPr>
+        <w:t>c</w:t>
+      </w:r>
+      <w:r>
+        <w:rPr>
+          <w:rFonts w:ascii="Times New Roman" w:hAnsi="Times New Roman"/>
+          <w:sz w:val="24"/>
+        </w:rPr>
+        <w:t>] + β₄·</w:t>
+      </w:r>
+      <w:r>
+        <w:rPr>
+          <w:rFonts w:ascii="Times New Roman" w:hAnsi="Times New Roman"/>
+          <w:b/>
+          <w:sz w:val="24"/>
+        </w:rPr>
+        <w:t>1</w:t>
+      </w:r>
+      <w:r>
+        <w:rPr>
+          <w:rFonts w:ascii="Times New Roman" w:hAnsi="Times New Roman"/>
+          <w:sz w:val="24"/>
+        </w:rPr>
+        <w:t>[</w:t>
+      </w:r>
+      <w:r>
+        <w:rPr>
+          <w:rFonts w:ascii="Times New Roman" w:hAnsi="Times New Roman"/>
+          <w:i/>
+          <w:sz w:val="24"/>
+        </w:rPr>
+        <w:t>L_it</w:t>
+      </w:r>
+      <w:r>
+        <w:rPr>
+          <w:rFonts w:ascii="Times New Roman" w:hAnsi="Times New Roman"/>
+          <w:sz w:val="24"/>
+        </w:rPr>
+        <w:t xml:space="preserve"> &lt; </w:t>
+      </w:r>
+      <w:r>
+        <w:rPr>
+          <w:rFonts w:ascii="Times New Roman" w:hAnsi="Times New Roman"/>
+          <w:i/>
+          <w:sz w:val="24"/>
+        </w:rPr>
+        <w:t>c</w:t>
+      </w:r>
+      <w:r>
+        <w:rPr>
+          <w:rFonts w:ascii="Times New Roman" w:hAnsi="Times New Roman"/>
+          <w:sz w:val="24"/>
+        </w:rPr>
+        <w:t>]·Inflow</w:t>
+      </w:r>
+      <w:r>
+        <w:rPr>
+          <w:rFonts w:ascii="Times New Roman" w:hAnsi="Times New Roman"/>
+          <w:i/>
+          <w:sz w:val="24"/>
+        </w:rPr>
+        <w:t>_it</w:t>
+      </w:r>
+      <w:r>
+        <w:rPr>
+          <w:rFonts w:ascii="Times New Roman" w:hAnsi="Times New Roman"/>
+          <w:sz w:val="24"/>
+        </w:rPr>
+        <w:t xml:space="preserve"> + β₅·</w:t>
+      </w:r>
+      <w:r>
+        <w:rPr>
+          <w:rFonts w:ascii="Times New Roman" w:hAnsi="Times New Roman"/>
+          <w:b/>
+          <w:sz w:val="24"/>
+        </w:rPr>
+        <w:t>1</w:t>
+      </w:r>
+      <w:r>
+        <w:rPr>
+          <w:rFonts w:ascii="Times New Roman" w:hAnsi="Times New Roman"/>
+          <w:sz w:val="24"/>
+        </w:rPr>
+        <w:t>[</w:t>
+      </w:r>
+      <w:r>
+        <w:rPr>
+          <w:rFonts w:ascii="Times New Roman" w:hAnsi="Times New Roman"/>
+          <w:i/>
+          <w:sz w:val="24"/>
+        </w:rPr>
+        <w:t>L_it</w:t>
+      </w:r>
+      <w:r>
+        <w:rPr>
+          <w:rFonts w:ascii="Times New Roman" w:hAnsi="Times New Roman"/>
+          <w:sz w:val="24"/>
+        </w:rPr>
+        <w:t xml:space="preserve"> &lt; </w:t>
+      </w:r>
+      <w:r>
+        <w:rPr>
+          <w:rFonts w:ascii="Times New Roman" w:hAnsi="Times New Roman"/>
+          <w:i/>
+          <w:sz w:val="24"/>
+        </w:rPr>
+        <w:t>c</w:t>
+      </w:r>
+      <w:r>
+        <w:rPr>
+          <w:rFonts w:ascii="Times New Roman" w:hAnsi="Times New Roman"/>
+          <w:sz w:val="24"/>
+        </w:rPr>
+        <w:t>]·Outflow</w:t>
+      </w:r>
+      <w:r>
+        <w:rPr>
+          <w:rFonts w:ascii="Times New Roman" w:hAnsi="Times New Roman"/>
+          <w:i/>
+          <w:sz w:val="24"/>
+        </w:rPr>
+        <w:t>_it</w:t>
+      </w:r>
+      <w:r>
+        <w:rPr>
+          <w:rFonts w:ascii="Times New Roman" w:hAnsi="Times New Roman"/>
+          <w:sz w:val="24"/>
+        </w:rPr>
+        <w:t xml:space="preserve"> + γ·controls + δ·USDT</w:t>
+      </w:r>
+      <w:r>
+        <w:rPr>
+          <w:rFonts w:ascii="Times New Roman" w:hAnsi="Times New Roman"/>
+          <w:i/>
+          <w:sz w:val="24"/>
+        </w:rPr>
+        <w:t>_i</w:t>
+      </w:r>
+      <w:r>
+        <w:rPr>
+          <w:rFonts w:ascii="Times New Roman" w:hAnsi="Times New Roman"/>
+          <w:sz w:val="24"/>
+        </w:rPr>
+        <w:t xml:space="preserve"> + ε</w:t>
+      </w:r>
+      <w:r>
+        <w:rPr>
+          <w:rFonts w:ascii="Times New Roman" w:hAnsi="Times New Roman"/>
+          <w:i/>
+          <w:sz w:val="24"/>
+        </w:rPr>
+        <w:t>_it</w:t>
+      </w:r>
+    </w:p>
+    <w:p>
+      <w:pPr>
+        <w:jc w:val="both"/>
+      </w:pPr>
+      <w:r>
+        <w:rPr>
+          <w:rFonts w:ascii="Times New Roman" w:hAnsi="Times New Roman"/>
+          <w:sz w:val="24"/>
+        </w:rPr>
+        <w:t xml:space="preserve">The key coefficient is β₅ (Low × Outflow): a positive and significant β₅ indicates that supply contractions in low-buffer states are associated with spread </w:t>
+      </w:r>
+      <w:r>
+        <w:rPr>
+          <w:rFonts w:ascii="Times New Roman" w:hAnsi="Times New Roman"/>
+          <w:i/>
+          <w:sz w:val="24"/>
+        </w:rPr>
+        <w:t>increases</w:t>
+      </w:r>
+      <w:r>
+        <w:rPr>
+          <w:rFonts w:ascii="Times New Roman" w:hAnsi="Times New Roman"/>
+          <w:sz w:val="24"/>
+        </w:rPr>
+        <w:t xml:space="preserve">, consistent with the forced-sale channel. We evaluate this specification at </w:t>
+      </w:r>
+      <w:r>
+        <w:rPr>
+          <w:rFonts w:ascii="Times New Roman" w:hAnsi="Times New Roman"/>
+          <w:i/>
+          <w:sz w:val="24"/>
+        </w:rPr>
+        <w:t>c</w:t>
+      </w:r>
+      <w:r>
+        <w:rPr>
+          <w:rFonts w:ascii="Times New Roman" w:hAnsi="Times New Roman"/>
+          <w:sz w:val="24"/>
+        </w:rPr>
+        <w:t xml:space="preserve"> ∈ {10%, 12%}, reporting the </w:t>
+      </w:r>
+      <w:r>
+        <w:rPr>
+          <w:rFonts w:ascii="Times New Roman" w:hAnsi="Times New Roman"/>
+          <w:i/>
+          <w:sz w:val="24"/>
+        </w:rPr>
+        <w:t>L</w:t>
+      </w:r>
+      <w:r>
+        <w:rPr>
+          <w:rFonts w:ascii="Times New Roman" w:hAnsi="Times New Roman"/>
+          <w:sz w:val="24"/>
+        </w:rPr>
+        <w:t xml:space="preserve"> &lt; 12% threshold as the primary result given its larger identification cell (six low-buffer outflow observations across both issuers), and </w:t>
+      </w:r>
+      <w:r>
+        <w:rPr>
+          <w:rFonts w:ascii="Times New Roman" w:hAnsi="Times New Roman"/>
+          <w:i/>
+          <w:sz w:val="24"/>
+        </w:rPr>
+        <w:t>L</w:t>
+      </w:r>
+      <w:r>
+        <w:rPr>
+          <w:rFonts w:ascii="Times New Roman" w:hAnsi="Times New Roman"/>
+          <w:sz w:val="24"/>
+        </w:rPr>
+        <w:t xml:space="preserve"> &lt; 10% as a robustness check.</w:t>
+      </w:r>
+    </w:p>
+    <w:p>
+      <w:pPr>
+        <w:jc w:val="both"/>
+      </w:pPr>
+      <w:r>
+        <w:rPr>
+          <w:rFonts w:ascii="Times New Roman" w:hAnsi="Times New Roman"/>
+          <w:b/>
+          <w:sz w:val="24"/>
+        </w:rPr>
+        <w:t>Issuer-Specific Event Study.</w:t>
+      </w:r>
+      <w:r>
+        <w:rPr>
+          <w:rFonts w:ascii="Times New Roman" w:hAnsi="Times New Roman"/>
+          <w:sz w:val="24"/>
+        </w:rPr>
+        <w:t xml:space="preserve"> We identify stress episodes where the stablecoin issuer itself was the source of concern, excluding events driven by external factors (bank failures, or the collapse of a different stablecoin protocol). This leaves two events: the USDT partial depeg on May 12, 2022 (when $10bn+ in redemptions broke the USDT peg to $0.945, driven by concerns about Tether's own backing), and the USDT FTX-era stress on November 9, 2022 (when FTX's collapse raised specific concerns about Tether's exposure to Alameda Research). We estimate a first-difference normal model Δspread = </w:t>
+      </w:r>
+      <w:r>
+        <w:rPr>
+          <w:rFonts w:ascii="Times New Roman" w:hAnsi="Times New Roman"/>
+          <w:i/>
+          <w:sz w:val="24"/>
+        </w:rPr>
+        <w:t>f</w:t>
+      </w:r>
+      <w:r>
+        <w:rPr>
+          <w:rFonts w:ascii="Times New Roman" w:hAnsi="Times New Roman"/>
+          <w:sz w:val="24"/>
+        </w:rPr>
+        <w:t>(ΔVIX, ΔlnN*) over the pre-event window [−120, −6] trading days; first-differencing removes the trend contamination that inflated level-model CARs approximately 120-fold. CARs are accumulated over the event window [−5, +20] trading days.</w:t>
+      </w:r>
+    </w:p>
+    <w:p>
+      <w:pPr>
+        <w:spacing w:before="200" w:after="80"/>
+      </w:pPr>
+      <w:r>
+        <w:rPr>
+          <w:rFonts w:ascii="Times New Roman" w:hAnsi="Times New Roman"/>
+          <w:b/>
+          <w:color w:val="000000"/>
+          <w:sz w:val="28"/>
+        </w:rPr>
+        <w:t>3. Results</w:t>
+      </w:r>
+    </w:p>
+    <w:p>
+      <w:pPr>
+        <w:spacing w:before="200" w:after="80"/>
+      </w:pPr>
+      <w:r>
+        <w:rPr>
+          <w:rFonts w:ascii="Times New Roman" w:hAnsi="Times New Roman"/>
+          <w:b/>
+          <w:color w:val="000000"/>
+          <w:sz w:val="24"/>
+        </w:rPr>
+        <w:t>3.1 Stationarity and Spuriousness Diagnostics</w:t>
+      </w:r>
+    </w:p>
+    <w:p>
+      <w:pPr>
+        <w:jc w:val="both"/>
+      </w:pPr>
+      <w:r>
+        <w:rPr>
+          <w:rFonts w:ascii="Times New Roman" w:hAnsi="Times New Roman"/>
+          <w:sz w:val="24"/>
+        </w:rPr>
+        <w:t xml:space="preserve">Before presenting regression results, we document the stationarity properties that motivate our differenced specification (Table 1). The dependent variable — the OIS–Treasury spread — is non-stationary in levels (ADF </w:t>
+      </w:r>
+      <w:r>
+        <w:rPr>
+          <w:rFonts w:ascii="Times New Roman" w:hAnsi="Times New Roman"/>
+          <w:i/>
+          <w:sz w:val="24"/>
+        </w:rPr>
+        <w:t>p</w:t>
+      </w:r>
+      <w:r>
+        <w:rPr>
+          <w:rFonts w:ascii="Times New Roman" w:hAnsi="Times New Roman"/>
+          <w:sz w:val="24"/>
+        </w:rPr>
+        <w:t xml:space="preserve"> = 0.494) but stationary in first differences (ΔSpread, </w:t>
+      </w:r>
+      <w:r>
+        <w:rPr>
+          <w:rFonts w:ascii="Times New Roman" w:hAnsi="Times New Roman"/>
+          <w:i/>
+          <w:sz w:val="24"/>
+        </w:rPr>
+        <w:t>p</w:t>
+      </w:r>
+      <w:r>
+        <w:rPr>
+          <w:rFonts w:ascii="Times New Roman" w:hAnsi="Times New Roman"/>
+          <w:sz w:val="24"/>
+        </w:rPr>
+        <w:t xml:space="preserve"> = 0.025); supply growth ΔlnS (</w:t>
+      </w:r>
+      <w:r>
+        <w:rPr>
+          <w:rFonts w:ascii="Times New Roman" w:hAnsi="Times New Roman"/>
+          <w:i/>
+          <w:sz w:val="24"/>
+        </w:rPr>
+        <w:t>p</w:t>
+      </w:r>
+      <w:r>
+        <w:rPr>
+          <w:rFonts w:ascii="Times New Roman" w:hAnsi="Times New Roman"/>
+          <w:sz w:val="24"/>
+        </w:rPr>
+        <w:t xml:space="preserve"> = 0.001) and ΔlnN</w:t>
+      </w:r>
+      <w:r>
+        <w:rPr>
+          <w:rFonts w:ascii="Times New Roman" w:hAnsi="Times New Roman"/>
+          <w:i/>
+          <w:sz w:val="24"/>
+        </w:rPr>
+        <w:t xml:space="preserve"> (</w:t>
+      </w:r>
+      <w:r>
+        <w:rPr>
+          <w:rFonts w:ascii="Times New Roman" w:hAnsi="Times New Roman"/>
+          <w:sz w:val="24"/>
+        </w:rPr>
+        <w:t>p</w:t>
+      </w:r>
+      <w:r>
+        <w:rPr>
+          <w:rFonts w:ascii="Times New Roman" w:hAnsi="Times New Roman"/>
+          <w:i/>
+          <w:sz w:val="24"/>
+        </w:rPr>
+        <w:t xml:space="preserve"> &lt; 0.001) are stationary. A levels regression with a non-stationary dependent variable risks spurious inference in the sense of Granger &amp; Newbold (1974) and Phillips (1986): the spread and Tether's reserve buffer both declined during the 2022–2024 Federal Reserve hiking cycle, so a levels coefficient on </w:t>
+      </w:r>
+      <w:r>
+        <w:rPr>
+          <w:rFonts w:ascii="Times New Roman" w:hAnsi="Times New Roman"/>
+          <w:sz w:val="24"/>
+        </w:rPr>
+        <w:t>L_it</w:t>
+      </w:r>
+      <w:r>
+        <w:rPr>
+          <w:rFonts w:ascii="Times New Roman" w:hAnsi="Times New Roman"/>
+          <w:i/>
+          <w:sz w:val="24"/>
+        </w:rPr>
+        <w:t xml:space="preserve"> could reflect shared macroeconomic trend rather than a structural relationship. We address this by using ΔSpread as the dependent variable throughout the threshold specifications. The liquid buffer </w:t>
+      </w:r>
+      <w:r>
+        <w:rPr>
+          <w:rFonts w:ascii="Times New Roman" w:hAnsi="Times New Roman"/>
+          <w:sz w:val="24"/>
+        </w:rPr>
+        <w:t>L</w:t>
+      </w:r>
+      <w:r>
+        <w:rPr>
+          <w:rFonts w:ascii="Times New Roman" w:hAnsi="Times New Roman"/>
+          <w:i/>
+          <w:sz w:val="24"/>
+        </w:rPr>
+        <w:t xml:space="preserve"> itself appears stationary under AIC lag selection, but this result is sensitive to lag length (Table 1, note); we therefore base the differencing decision on the dependent variable, not on </w:t>
+      </w:r>
+      <w:r>
+        <w:rPr>
+          <w:rFonts w:ascii="Times New Roman" w:hAnsi="Times New Roman"/>
+          <w:sz w:val="24"/>
+        </w:rPr>
+        <w:t>L*'s integration order.</w:t>
+      </w:r>
+    </w:p>
+    <w:p>
+      <w:pPr>
+        <w:jc w:val="both"/>
+      </w:pPr>
       <w:r>
         <w:rPr>
           <w:rFonts w:ascii="Times New Roman" w:hAnsi="Times New Roman"/>
@@ -2331,6 +2534,9 @@
     </w:tbl>
     <w:p/>
     <w:p>
+      <w:pPr>
+        <w:jc w:val="both"/>
+      </w:pPr>
       <w:r>
         <w:rPr>
           <w:rFonts w:ascii="Times New Roman" w:hAnsi="Times New Roman"/>
@@ -2528,18 +2734,22 @@
     </w:p>
     <w:p>
       <w:pPr>
-        <w:pStyle w:val="Heading3"/>
+        <w:spacing w:before="200" w:after="80"/>
       </w:pPr>
       <w:r>
         <w:rPr>
           <w:rFonts w:ascii="Times New Roman" w:hAnsi="Times New Roman"/>
-          <w:color w:val="13294B"/>
+          <w:b/>
+          <w:color w:val="000000"/>
           <w:sz w:val="24"/>
         </w:rPr>
         <w:t>3.2 Continuous-L Panel Regression</w:t>
       </w:r>
     </w:p>
     <w:p>
+      <w:pPr>
+        <w:jc w:val="both"/>
+      </w:pPr>
       <w:r>
         <w:rPr>
           <w:rFonts w:ascii="Times New Roman" w:hAnsi="Times New Roman"/>
@@ -2669,6 +2879,9 @@
       </w:r>
     </w:p>
     <w:p>
+      <w:pPr>
+        <w:jc w:val="both"/>
+      </w:pPr>
       <w:r>
         <w:rPr>
           <w:rFonts w:ascii="Times New Roman" w:hAnsi="Times New Roman"/>
@@ -3256,6 +3469,9 @@
     </w:tbl>
     <w:p/>
     <w:p>
+      <w:pPr>
+        <w:jc w:val="both"/>
+      </w:pPr>
       <w:r>
         <w:rPr>
           <w:rFonts w:ascii="Times New Roman" w:hAnsi="Times New Roman"/>
@@ -3304,18 +3520,22 @@
     </w:p>
     <w:p>
       <w:pPr>
-        <w:pStyle w:val="Heading3"/>
+        <w:spacing w:before="200" w:after="80"/>
       </w:pPr>
       <w:r>
         <w:rPr>
           <w:rFonts w:ascii="Times New Roman" w:hAnsi="Times New Roman"/>
-          <w:color w:val="13294B"/>
+          <w:b/>
+          <w:color w:val="000000"/>
           <w:sz w:val="24"/>
         </w:rPr>
         <w:t>3.3 Asymmetric Threshold Specification</w:t>
       </w:r>
     </w:p>
     <w:p>
+      <w:pPr>
+        <w:jc w:val="both"/>
+      </w:pPr>
       <w:r>
         <w:rPr>
           <w:rFonts w:ascii="Times New Roman" w:hAnsi="Times New Roman"/>
@@ -3370,6 +3590,9 @@
       </w:r>
     </w:p>
     <w:p>
+      <w:pPr>
+        <w:jc w:val="both"/>
+      </w:pPr>
       <w:r>
         <w:rPr>
           <w:rFonts w:ascii="Times New Roman" w:hAnsi="Times New Roman"/>
@@ -3379,6 +3602,9 @@
       </w:r>
     </w:p>
     <w:p>
+      <w:pPr>
+        <w:jc w:val="both"/>
+      </w:pPr>
       <w:r>
         <w:rPr>
           <w:rFonts w:ascii="Times New Roman" w:hAnsi="Times New Roman"/>
@@ -4002,6 +4228,9 @@
     </w:tbl>
     <w:p/>
     <w:p>
+      <w:pPr>
+        <w:jc w:val="both"/>
+      </w:pPr>
       <w:r>
         <w:rPr>
           <w:rFonts w:ascii="Times New Roman" w:hAnsi="Times New Roman"/>
@@ -4094,6 +4323,9 @@
       </w:r>
     </w:p>
     <w:p>
+      <w:pPr>
+        <w:jc w:val="both"/>
+      </w:pPr>
       <w:r>
         <w:rPr>
           <w:rFonts w:ascii="Times New Roman" w:hAnsi="Times New Roman"/>
@@ -4133,6 +4365,9 @@
       </w:r>
     </w:p>
     <w:p>
+      <w:pPr>
+        <w:jc w:val="both"/>
+      </w:pPr>
       <w:r>
         <w:rPr>
           <w:rFonts w:ascii="Times New Roman" w:hAnsi="Times New Roman"/>
@@ -4187,6 +4422,9 @@
       </w:r>
     </w:p>
     <w:p>
+      <w:pPr>
+        <w:jc w:val="both"/>
+      </w:pPr>
       <w:r>
         <w:rPr>
           <w:rFonts w:ascii="Times New Roman" w:hAnsi="Times New Roman"/>
@@ -4211,6 +4449,9 @@
       </w:r>
     </w:p>
     <w:p>
+      <w:pPr>
+        <w:jc w:val="both"/>
+      </w:pPr>
       <w:r>
         <w:rPr>
           <w:rFonts w:ascii="Times New Roman" w:hAnsi="Times New Roman"/>
@@ -4220,6 +4461,9 @@
       </w:r>
     </w:p>
     <w:p>
+      <w:pPr>
+        <w:jc w:val="both"/>
+      </w:pPr>
       <w:r>
         <w:rPr>
           <w:rFonts w:ascii="Times New Roman" w:hAnsi="Times New Roman"/>
@@ -4349,18 +4593,22 @@
     </w:p>
     <w:p>
       <w:pPr>
-        <w:pStyle w:val="Heading3"/>
+        <w:spacing w:before="200" w:after="80"/>
       </w:pPr>
       <w:r>
         <w:rPr>
           <w:rFonts w:ascii="Times New Roman" w:hAnsi="Times New Roman"/>
-          <w:color w:val="13294B"/>
+          <w:b/>
+          <w:color w:val="000000"/>
           <w:sz w:val="24"/>
         </w:rPr>
         <w:t>3.4 Issuer-Specific Event Study</w:t>
       </w:r>
     </w:p>
     <w:p>
+      <w:pPr>
+        <w:jc w:val="both"/>
+      </w:pPr>
       <w:r>
         <w:rPr>
           <w:rFonts w:ascii="Times New Roman" w:hAnsi="Times New Roman"/>
@@ -4385,6 +4633,9 @@
       </w:r>
     </w:p>
     <w:p>
+      <w:pPr>
+        <w:jc w:val="both"/>
+      </w:pPr>
       <w:r>
         <w:rPr>
           <w:rFonts w:ascii="Times New Roman" w:hAnsi="Times New Roman"/>
@@ -4787,6 +5038,9 @@
     </w:tbl>
     <w:p/>
     <w:p>
+      <w:pPr>
+        <w:jc w:val="both"/>
+      </w:pPr>
       <w:r>
         <w:rPr>
           <w:rFonts w:ascii="Times New Roman" w:hAnsi="Times New Roman"/>
@@ -4878,6 +5132,9 @@
       </w:r>
     </w:p>
     <w:p>
+      <w:pPr>
+        <w:jc w:val="both"/>
+      </w:pPr>
       <w:r>
         <w:rPr>
           <w:rFonts w:ascii="Times New Roman" w:hAnsi="Times New Roman"/>
@@ -4888,224 +5145,28 @@
     </w:p>
     <w:p>
       <w:pPr>
-        <w:pStyle w:val="Heading2"/>
+        <w:spacing w:before="200" w:after="80"/>
       </w:pPr>
       <w:r>
         <w:rPr>
           <w:rFonts w:ascii="Times New Roman" w:hAnsi="Times New Roman"/>
-          <w:color w:val="13294B"/>
+          <w:b/>
+          <w:color w:val="000000"/>
           <w:sz w:val="28"/>
         </w:rPr>
         <w:t>4. Conclusion</w:t>
-      </w:r>
-    </w:p>
-    <w:p>
-      <w:r>
-        <w:rPr>
-          <w:rFonts w:ascii="Times New Roman" w:hAnsi="Times New Roman"/>
-          <w:sz w:val="24"/>
-        </w:rPr>
-        <w:t xml:space="preserve">This paper provides suggestive empirical evidence that large-scale USD-pegged stablecoins have introduced a new source of potential fragility into the short-term U.S. government securities market, operating through the liquid reserve buffer. We extend Maggiori's (2017) framework to derive a testable threshold prediction and test it using a verified issuer-level panel of 102 observations. The linear buffer-interaction is weak (β₄ = −4.35, </w:t>
-      </w:r>
-      <w:r>
-        <w:rPr>
-          <w:rFonts w:ascii="Times New Roman" w:hAnsi="Times New Roman"/>
-          <w:i/>
-          <w:sz w:val="24"/>
-        </w:rPr>
-        <w:t>p</w:t>
-      </w:r>
-      <w:r>
-        <w:rPr>
-          <w:rFonts w:ascii="Times New Roman" w:hAnsi="Times New Roman"/>
-          <w:sz w:val="24"/>
-        </w:rPr>
-        <w:t xml:space="preserve"> = 0.68), consistent with the effect being nonlinear. An asymmetric threshold specification — separating supply inflows from outflows — finds that supply contractions in low-buffer states (</w:t>
-      </w:r>
-      <w:r>
-        <w:rPr>
-          <w:rFonts w:ascii="Times New Roman" w:hAnsi="Times New Roman"/>
-          <w:i/>
-          <w:sz w:val="24"/>
-        </w:rPr>
-        <w:t>L</w:t>
-      </w:r>
-      <w:r>
-        <w:rPr>
-          <w:rFonts w:ascii="Times New Roman" w:hAnsi="Times New Roman"/>
-          <w:sz w:val="24"/>
-        </w:rPr>
-        <w:t xml:space="preserve"> &lt; 12%) are associated with spread </w:t>
-      </w:r>
-      <w:r>
-        <w:rPr>
-          <w:rFonts w:ascii="Times New Roman" w:hAnsi="Times New Roman"/>
-          <w:i/>
-          <w:sz w:val="24"/>
-        </w:rPr>
-        <w:t>increases</w:t>
-      </w:r>
-      <w:r>
-        <w:rPr>
-          <w:rFonts w:ascii="Times New Roman" w:hAnsi="Times New Roman"/>
-          <w:sz w:val="24"/>
-        </w:rPr>
-        <w:t xml:space="preserve"> (β₅ = +7.55, </w:t>
-      </w:r>
-      <w:r>
-        <w:rPr>
-          <w:rFonts w:ascii="Times New Roman" w:hAnsi="Times New Roman"/>
-          <w:i/>
-          <w:sz w:val="24"/>
-        </w:rPr>
-        <w:t>p</w:t>
-      </w:r>
-      <w:r>
-        <w:rPr>
-          <w:rFonts w:ascii="Times New Roman" w:hAnsi="Times New Roman"/>
-          <w:sz w:val="24"/>
-        </w:rPr>
-        <w:t xml:space="preserve"> = 0.065), identified by six low-buffer outflow observations spanning both issuers. The inflow coefficient is uniformly insignificant, consistent with the asymmetric prediction that only forced T-bill sales, triggered by outflows when buffers are depleted, generate spread pressure.</w:t>
-      </w:r>
-    </w:p>
-    <w:p>
-      <w:r>
-        <w:rPr>
-          <w:rFonts w:ascii="Times New Roman" w:hAnsi="Times New Roman"/>
-          <w:sz w:val="24"/>
-        </w:rPr>
-        <w:t>Two limitations constrain the strength of this conclusion. The significant result rests on only six identifying observations, and the non-stationarity of the level spread precludes straightforward inference from the continuous-</w:t>
-      </w:r>
-      <w:r>
-        <w:rPr>
-          <w:rFonts w:ascii="Times New Roman" w:hAnsi="Times New Roman"/>
-          <w:i/>
-          <w:sz w:val="24"/>
-        </w:rPr>
-        <w:t>L</w:t>
-      </w:r>
-      <w:r>
-        <w:rPr>
-          <w:rFonts w:ascii="Times New Roman" w:hAnsi="Times New Roman"/>
-          <w:sz w:val="24"/>
-        </w:rPr>
-        <w:t xml:space="preserve"> levels specification. The </w:t>
-      </w:r>
-      <w:r>
-        <w:rPr>
-          <w:rFonts w:ascii="Times New Roman" w:hAnsi="Times New Roman"/>
-          <w:i/>
-          <w:sz w:val="24"/>
-        </w:rPr>
-        <w:t>L</w:t>
-      </w:r>
-      <w:r>
-        <w:rPr>
-          <w:rFonts w:ascii="Times New Roman" w:hAnsi="Times New Roman"/>
-          <w:sz w:val="24"/>
-        </w:rPr>
-        <w:t xml:space="preserve"> &lt; 10% robustness produces a larger coefficient (β₅ = +16.92) but is identified by only two observations, underscoring the need for additional data.</w:t>
-      </w:r>
-    </w:p>
-    <w:p>
-      <w:r>
-        <w:rPr>
-          <w:rFonts w:ascii="Times New Roman" w:hAnsi="Times New Roman"/>
-          <w:b/>
-          <w:sz w:val="24"/>
-        </w:rPr>
-        <w:t>Policy Implications.</w:t>
-      </w:r>
-      <w:r>
-        <w:rPr>
-          <w:rFonts w:ascii="Times New Roman" w:hAnsi="Times New Roman"/>
-          <w:sz w:val="24"/>
-        </w:rPr>
-        <w:t xml:space="preserve"> Our data show that USDT's liquid buffer declined from approximately 15% in 2022 to below 3% by early 2026, driven by supply growth outpacing the absolute dollar value of the MMF/Term Repo holdings. The distinction between </w:t>
-      </w:r>
-      <w:r>
-        <w:rPr>
-          <w:rFonts w:ascii="Times New Roman" w:hAnsi="Times New Roman"/>
-          <w:i/>
-          <w:sz w:val="24"/>
-        </w:rPr>
-        <w:t>liquid</w:t>
-      </w:r>
-      <w:r>
-        <w:rPr>
-          <w:rFonts w:ascii="Times New Roman" w:hAnsi="Times New Roman"/>
-          <w:sz w:val="24"/>
-        </w:rPr>
-        <w:t xml:space="preserve"> reserves (cash, MMF, short-dated repos) and </w:t>
-      </w:r>
-      <w:r>
-        <w:rPr>
-          <w:rFonts w:ascii="Times New Roman" w:hAnsi="Times New Roman"/>
-          <w:i/>
-          <w:sz w:val="24"/>
-        </w:rPr>
-        <w:t>total</w:t>
-      </w:r>
-      <w:r>
-        <w:rPr>
-          <w:rFonts w:ascii="Times New Roman" w:hAnsi="Times New Roman"/>
-          <w:sz w:val="24"/>
-        </w:rPr>
-        <w:t xml:space="preserve"> reserves (primarily T-bills) is economically critical for regulatory purposes: the former absorbs redemptions without T-bill sales; the latter does not. Regulatory frameworks that focus solely on the T-bill backing ratio — ensuring 1:1 reserve coverage — may overlook the liquidity composition question that our results suggest is the operative variable for systemic risk.</w:t>
-      </w:r>
-    </w:p>
-    <w:p>
-      <w:r>
-        <w:rPr>
-          <w:rFonts w:ascii="Times New Roman" w:hAnsi="Times New Roman"/>
-          <w:b/>
-          <w:sz w:val="24"/>
-        </w:rPr>
-        <w:t>Directions for Future Research.</w:t>
-      </w:r>
-      <w:r>
-        <w:rPr>
-          <w:rFonts w:ascii="Times New Roman" w:hAnsi="Times New Roman"/>
-          <w:sz w:val="24"/>
-        </w:rPr>
-        <w:t xml:space="preserve"> Three extensions would sharpen identification considerably. First, a longer panel will naturally produce more low-buffer episodes as USDT supply continues to grow faster than its buffer; even two additional years of data would roughly double the number of </w:t>
-      </w:r>
-      <w:r>
-        <w:rPr>
-          <w:rFonts w:ascii="Times New Roman" w:hAnsi="Times New Roman"/>
-          <w:i/>
-          <w:sz w:val="24"/>
-        </w:rPr>
-        <w:t>L</w:t>
-      </w:r>
-      <w:r>
-        <w:rPr>
-          <w:rFonts w:ascii="Times New Roman" w:hAnsi="Times New Roman"/>
-          <w:sz w:val="24"/>
-        </w:rPr>
-        <w:t xml:space="preserve"> &lt; 4% observations, improving statistical power substantially. Second, exploiting quasi-exogenous variation in reserve composition — for instance, regulatory guidance that prompted Circle's shift toward exclusively cash and T-bill holdings — would provide cleaner identification than the current time-series variation. Third, a higher-frequency (daily or weekly) analysis using intraday T-bill quote data and on-chain supply flows would allow testing whether the mechanism operates at the transaction frequency implied by the theoretical model, rather than the monthly frequency forced by quarterly attestation availability.</w:t>
       </w:r>
     </w:p>
     <w:p>
       <w:pPr>
-        <w:pStyle w:val="Heading2"/>
+        <w:jc w:val="both"/>
       </w:pPr>
       <w:r>
         <w:rPr>
           <w:rFonts w:ascii="Times New Roman" w:hAnsi="Times New Roman"/>
-          <w:color w:val="13294B"/>
-          <w:sz w:val="28"/>
-        </w:rPr>
-        <w:t>References</w:t>
-      </w:r>
-    </w:p>
-    <w:p>
-      <w:r>
-        <w:rPr>
-          <w:rFonts w:ascii="Times New Roman" w:hAnsi="Times New Roman"/>
-          <w:sz w:val="24"/>
-        </w:rPr>
-        <w:t xml:space="preserve">Caballero, R. J., Farhi, E., &amp; Gourinchas, P.-O. (2008). An equilibrium model of "global imbalances" and low interest rates. </w:t>
+          <w:sz w:val="24"/>
+        </w:rPr>
+        <w:t xml:space="preserve">This paper provides suggestive empirical evidence that large-scale USD-pegged stablecoins have introduced a new source of potential fragility into the short-term U.S. government securities market, operating through the liquid reserve buffer. We extend Maggiori's (2017) framework to derive a testable threshold prediction and test it using a verified issuer-level panel of 102 observations. The linear buffer-interaction is weak (β₄ = −4.35, </w:t>
       </w:r>
       <w:r>
         <w:rPr>
@@ -5113,14 +5174,14 @@
           <w:i/>
           <w:sz w:val="24"/>
         </w:rPr>
-        <w:t>American Economic Review</w:t>
-      </w:r>
-      <w:r>
-        <w:rPr>
-          <w:rFonts w:ascii="Times New Roman" w:hAnsi="Times New Roman"/>
-          <w:sz w:val="24"/>
-        </w:rPr>
-        <w:t xml:space="preserve">, </w:t>
+        <w:t>p</w:t>
+      </w:r>
+      <w:r>
+        <w:rPr>
+          <w:rFonts w:ascii="Times New Roman" w:hAnsi="Times New Roman"/>
+          <w:sz w:val="24"/>
+        </w:rPr>
+        <w:t xml:space="preserve"> = 0.68), consistent with the effect being nonlinear. An asymmetric threshold specification — separating supply inflows from outflows — finds that supply contractions in low-buffer states (</w:t>
       </w:r>
       <w:r>
         <w:rPr>
@@ -5128,23 +5189,14 @@
           <w:i/>
           <w:sz w:val="24"/>
         </w:rPr>
-        <w:t>98</w:t>
-      </w:r>
-      <w:r>
-        <w:rPr>
-          <w:rFonts w:ascii="Times New Roman" w:hAnsi="Times New Roman"/>
-          <w:sz w:val="24"/>
-        </w:rPr>
-        <w:t>(1), 358–393. https://doi.org/10.1257/aer.98.1.358</w:t>
-      </w:r>
-    </w:p>
-    <w:p>
-      <w:r>
-        <w:rPr>
-          <w:rFonts w:ascii="Times New Roman" w:hAnsi="Times New Roman"/>
-          <w:sz w:val="24"/>
-        </w:rPr>
-        <w:t xml:space="preserve">Cameron, A. C., &amp; Miller, D. L. (2015). A practitioner's guide to cluster-robust inference. </w:t>
+        <w:t>L</w:t>
+      </w:r>
+      <w:r>
+        <w:rPr>
+          <w:rFonts w:ascii="Times New Roman" w:hAnsi="Times New Roman"/>
+          <w:sz w:val="24"/>
+        </w:rPr>
+        <w:t xml:space="preserve"> &lt; 12%) are associated with spread </w:t>
       </w:r>
       <w:r>
         <w:rPr>
@@ -5152,14 +5204,14 @@
           <w:i/>
           <w:sz w:val="24"/>
         </w:rPr>
-        <w:t>Journal of Human Resources</w:t>
-      </w:r>
-      <w:r>
-        <w:rPr>
-          <w:rFonts w:ascii="Times New Roman" w:hAnsi="Times New Roman"/>
-          <w:sz w:val="24"/>
-        </w:rPr>
-        <w:t xml:space="preserve">, </w:t>
+        <w:t>increases</w:t>
+      </w:r>
+      <w:r>
+        <w:rPr>
+          <w:rFonts w:ascii="Times New Roman" w:hAnsi="Times New Roman"/>
+          <w:sz w:val="24"/>
+        </w:rPr>
+        <w:t xml:space="preserve"> (β₅ = +7.55, </w:t>
       </w:r>
       <w:r>
         <w:rPr>
@@ -5167,520 +5219,789 @@
           <w:i/>
           <w:sz w:val="24"/>
         </w:rPr>
-        <w:t>50</w:t>
-      </w:r>
-      <w:r>
-        <w:rPr>
-          <w:rFonts w:ascii="Times New Roman" w:hAnsi="Times New Roman"/>
-          <w:sz w:val="24"/>
-        </w:rPr>
-        <w:t>(2), 317–372. https://doi.org/10.3368/jhr.50.2.317</w:t>
-      </w:r>
-    </w:p>
-    <w:p>
-      <w:r>
-        <w:rPr>
-          <w:rFonts w:ascii="Times New Roman" w:hAnsi="Times New Roman"/>
-          <w:sz w:val="24"/>
-        </w:rPr>
-        <w:t xml:space="preserve">Cole, H. L., &amp; Kehoe, T. J. (2000). Self-fulfilling debt crises. </w:t>
-      </w:r>
-      <w:r>
-        <w:rPr>
-          <w:rFonts w:ascii="Times New Roman" w:hAnsi="Times New Roman"/>
-          <w:i/>
-          <w:sz w:val="24"/>
-        </w:rPr>
-        <w:t>Review of Economic Studies</w:t>
-      </w:r>
-      <w:r>
-        <w:rPr>
-          <w:rFonts w:ascii="Times New Roman" w:hAnsi="Times New Roman"/>
-          <w:sz w:val="24"/>
-        </w:rPr>
-        <w:t xml:space="preserve">, </w:t>
-      </w:r>
-      <w:r>
-        <w:rPr>
-          <w:rFonts w:ascii="Times New Roman" w:hAnsi="Times New Roman"/>
-          <w:i/>
-          <w:sz w:val="24"/>
-        </w:rPr>
-        <w:t>67</w:t>
-      </w:r>
-      <w:r>
-        <w:rPr>
-          <w:rFonts w:ascii="Times New Roman" w:hAnsi="Times New Roman"/>
-          <w:sz w:val="24"/>
-        </w:rPr>
-        <w:t>(1), 91–116. https://doi.org/10.1111/1467-937X.00123</w:t>
-      </w:r>
-    </w:p>
-    <w:p>
-      <w:r>
-        <w:rPr>
-          <w:rFonts w:ascii="Times New Roman" w:hAnsi="Times New Roman"/>
-          <w:sz w:val="24"/>
-        </w:rPr>
-        <w:t xml:space="preserve">Duffie, D. (2022). </w:t>
-      </w:r>
-      <w:r>
-        <w:rPr>
-          <w:rFonts w:ascii="Times New Roman" w:hAnsi="Times New Roman"/>
-          <w:i/>
-          <w:sz w:val="24"/>
-        </w:rPr>
-        <w:t>Digital currencies and fast payment systems: Disruption is coming</w:t>
-      </w:r>
-      <w:r>
-        <w:rPr>
-          <w:rFonts w:ascii="Times New Roman" w:hAnsi="Times New Roman"/>
-          <w:sz w:val="24"/>
-        </w:rPr>
-        <w:t>. Working Paper, Stanford University Graduate School of Business.</w:t>
-      </w:r>
-    </w:p>
-    <w:p>
-      <w:r>
-        <w:rPr>
-          <w:rFonts w:ascii="Times New Roman" w:hAnsi="Times New Roman"/>
-          <w:sz w:val="24"/>
-        </w:rPr>
-        <w:t xml:space="preserve">Engle, R. F., &amp; Granger, C. W. J. (1987). Co-integration and error correction: Representation, estimation, and testing. </w:t>
-      </w:r>
-      <w:r>
-        <w:rPr>
-          <w:rFonts w:ascii="Times New Roman" w:hAnsi="Times New Roman"/>
-          <w:i/>
-          <w:sz w:val="24"/>
-        </w:rPr>
-        <w:t>Econometrica</w:t>
-      </w:r>
-      <w:r>
-        <w:rPr>
-          <w:rFonts w:ascii="Times New Roman" w:hAnsi="Times New Roman"/>
-          <w:sz w:val="24"/>
-        </w:rPr>
-        <w:t xml:space="preserve">, </w:t>
-      </w:r>
-      <w:r>
-        <w:rPr>
-          <w:rFonts w:ascii="Times New Roman" w:hAnsi="Times New Roman"/>
-          <w:i/>
-          <w:sz w:val="24"/>
-        </w:rPr>
-        <w:t>55</w:t>
-      </w:r>
-      <w:r>
-        <w:rPr>
-          <w:rFonts w:ascii="Times New Roman" w:hAnsi="Times New Roman"/>
-          <w:sz w:val="24"/>
-        </w:rPr>
-        <w:t>(2), 251–276. https://doi.org/10.2307/1913236</w:t>
-      </w:r>
-    </w:p>
-    <w:p>
-      <w:r>
-        <w:rPr>
-          <w:rFonts w:ascii="Times New Roman" w:hAnsi="Times New Roman"/>
-          <w:sz w:val="24"/>
-        </w:rPr>
-        <w:t xml:space="preserve">Gorton, G. B., &amp; Zhang, J. Y. (2023). Taming wildcat stablecoins. </w:t>
-      </w:r>
-      <w:r>
-        <w:rPr>
-          <w:rFonts w:ascii="Times New Roman" w:hAnsi="Times New Roman"/>
-          <w:i/>
-          <w:sz w:val="24"/>
-        </w:rPr>
-        <w:t>University of Chicago Law Review</w:t>
-      </w:r>
-      <w:r>
-        <w:rPr>
-          <w:rFonts w:ascii="Times New Roman" w:hAnsi="Times New Roman"/>
-          <w:sz w:val="24"/>
-        </w:rPr>
-        <w:t xml:space="preserve">, </w:t>
-      </w:r>
-      <w:r>
-        <w:rPr>
-          <w:rFonts w:ascii="Times New Roman" w:hAnsi="Times New Roman"/>
-          <w:i/>
-          <w:sz w:val="24"/>
-        </w:rPr>
-        <w:t>90</w:t>
-      </w:r>
-      <w:r>
-        <w:rPr>
-          <w:rFonts w:ascii="Times New Roman" w:hAnsi="Times New Roman"/>
-          <w:sz w:val="24"/>
-        </w:rPr>
-        <w:t>(3), 909–956.</w:t>
-      </w:r>
-    </w:p>
-    <w:p>
-      <w:r>
-        <w:rPr>
-          <w:rFonts w:ascii="Times New Roman" w:hAnsi="Times New Roman"/>
-          <w:sz w:val="24"/>
-        </w:rPr>
-        <w:t xml:space="preserve">Gourinchas, P.-O., &amp; Rey, H. (2007). International financial adjustment. </w:t>
-      </w:r>
-      <w:r>
-        <w:rPr>
-          <w:rFonts w:ascii="Times New Roman" w:hAnsi="Times New Roman"/>
-          <w:i/>
-          <w:sz w:val="24"/>
-        </w:rPr>
-        <w:t>Journal of Political Economy</w:t>
-      </w:r>
-      <w:r>
-        <w:rPr>
-          <w:rFonts w:ascii="Times New Roman" w:hAnsi="Times New Roman"/>
-          <w:sz w:val="24"/>
-        </w:rPr>
-        <w:t xml:space="preserve">, </w:t>
-      </w:r>
-      <w:r>
-        <w:rPr>
-          <w:rFonts w:ascii="Times New Roman" w:hAnsi="Times New Roman"/>
-          <w:i/>
-          <w:sz w:val="24"/>
-        </w:rPr>
-        <w:t>115</w:t>
-      </w:r>
-      <w:r>
-        <w:rPr>
-          <w:rFonts w:ascii="Times New Roman" w:hAnsi="Times New Roman"/>
-          <w:sz w:val="24"/>
-        </w:rPr>
-        <w:t>(4), 665–703. https://doi.org/10.1086/521966</w:t>
-      </w:r>
-    </w:p>
-    <w:p>
-      <w:r>
-        <w:rPr>
-          <w:rFonts w:ascii="Times New Roman" w:hAnsi="Times New Roman"/>
-          <w:sz w:val="24"/>
-        </w:rPr>
-        <w:t xml:space="preserve">Granger, C. W. J., &amp; Newbold, P. (1974). Spurious regressions in econometrics. </w:t>
-      </w:r>
-      <w:r>
-        <w:rPr>
-          <w:rFonts w:ascii="Times New Roman" w:hAnsi="Times New Roman"/>
-          <w:i/>
-          <w:sz w:val="24"/>
-        </w:rPr>
-        <w:t>Journal of Econometrics</w:t>
-      </w:r>
-      <w:r>
-        <w:rPr>
-          <w:rFonts w:ascii="Times New Roman" w:hAnsi="Times New Roman"/>
-          <w:sz w:val="24"/>
-        </w:rPr>
-        <w:t xml:space="preserve">, </w:t>
-      </w:r>
-      <w:r>
-        <w:rPr>
-          <w:rFonts w:ascii="Times New Roman" w:hAnsi="Times New Roman"/>
-          <w:i/>
-          <w:sz w:val="24"/>
-        </w:rPr>
-        <w:t>2</w:t>
-      </w:r>
-      <w:r>
-        <w:rPr>
-          <w:rFonts w:ascii="Times New Roman" w:hAnsi="Times New Roman"/>
-          <w:sz w:val="24"/>
-        </w:rPr>
-        <w:t>(2), 111–120. https://doi.org/10.1016/0304-4076(74)90034-7</w:t>
-      </w:r>
-    </w:p>
-    <w:p>
-      <w:r>
-        <w:rPr>
-          <w:rFonts w:ascii="Times New Roman" w:hAnsi="Times New Roman"/>
-          <w:sz w:val="24"/>
-        </w:rPr>
-        <w:t xml:space="preserve">Hansen, B. E. (2000). Sample splitting and threshold estimation. </w:t>
-      </w:r>
-      <w:r>
-        <w:rPr>
-          <w:rFonts w:ascii="Times New Roman" w:hAnsi="Times New Roman"/>
-          <w:i/>
-          <w:sz w:val="24"/>
-        </w:rPr>
-        <w:t>Econometrica</w:t>
-      </w:r>
-      <w:r>
-        <w:rPr>
-          <w:rFonts w:ascii="Times New Roman" w:hAnsi="Times New Roman"/>
-          <w:sz w:val="24"/>
-        </w:rPr>
-        <w:t xml:space="preserve">, </w:t>
-      </w:r>
-      <w:r>
-        <w:rPr>
-          <w:rFonts w:ascii="Times New Roman" w:hAnsi="Times New Roman"/>
-          <w:i/>
-          <w:sz w:val="24"/>
-        </w:rPr>
-        <w:t>68</w:t>
-      </w:r>
-      <w:r>
-        <w:rPr>
-          <w:rFonts w:ascii="Times New Roman" w:hAnsi="Times New Roman"/>
-          <w:sz w:val="24"/>
-        </w:rPr>
-        <w:t>(3), 575–603. https://doi.org/10.1111/1468-0262.00124</w:t>
-      </w:r>
-    </w:p>
-    <w:p>
-      <w:r>
-        <w:rPr>
-          <w:rFonts w:ascii="Times New Roman" w:hAnsi="Times New Roman"/>
-          <w:sz w:val="24"/>
-        </w:rPr>
-        <w:t xml:space="preserve">Krishnamurthy, A., &amp; Vissing-Jorgensen, A. (2012). The aggregate demand for Treasury debt. </w:t>
-      </w:r>
-      <w:r>
-        <w:rPr>
-          <w:rFonts w:ascii="Times New Roman" w:hAnsi="Times New Roman"/>
-          <w:i/>
-          <w:sz w:val="24"/>
-        </w:rPr>
-        <w:t>Journal of Political Economy</w:t>
-      </w:r>
-      <w:r>
-        <w:rPr>
-          <w:rFonts w:ascii="Times New Roman" w:hAnsi="Times New Roman"/>
-          <w:sz w:val="24"/>
-        </w:rPr>
-        <w:t xml:space="preserve">, </w:t>
-      </w:r>
-      <w:r>
-        <w:rPr>
-          <w:rFonts w:ascii="Times New Roman" w:hAnsi="Times New Roman"/>
-          <w:i/>
-          <w:sz w:val="24"/>
-        </w:rPr>
-        <w:t>120</w:t>
-      </w:r>
-      <w:r>
-        <w:rPr>
-          <w:rFonts w:ascii="Times New Roman" w:hAnsi="Times New Roman"/>
-          <w:sz w:val="24"/>
-        </w:rPr>
-        <w:t>(2), 233–267. https://doi.org/10.1086/666526</w:t>
-      </w:r>
-    </w:p>
-    <w:p>
-      <w:r>
-        <w:rPr>
-          <w:rFonts w:ascii="Times New Roman" w:hAnsi="Times New Roman"/>
-          <w:sz w:val="24"/>
-        </w:rPr>
-        <w:t xml:space="preserve">MacKinlay, A. C. (1997). Event studies in economics and finance. </w:t>
-      </w:r>
-      <w:r>
-        <w:rPr>
-          <w:rFonts w:ascii="Times New Roman" w:hAnsi="Times New Roman"/>
-          <w:i/>
-          <w:sz w:val="24"/>
-        </w:rPr>
-        <w:t>Journal of Economic Literature</w:t>
-      </w:r>
-      <w:r>
-        <w:rPr>
-          <w:rFonts w:ascii="Times New Roman" w:hAnsi="Times New Roman"/>
-          <w:sz w:val="24"/>
-        </w:rPr>
-        <w:t xml:space="preserve">, </w:t>
-      </w:r>
-      <w:r>
-        <w:rPr>
-          <w:rFonts w:ascii="Times New Roman" w:hAnsi="Times New Roman"/>
-          <w:i/>
-          <w:sz w:val="24"/>
-        </w:rPr>
-        <w:t>35</w:t>
-      </w:r>
-      <w:r>
-        <w:rPr>
-          <w:rFonts w:ascii="Times New Roman" w:hAnsi="Times New Roman"/>
-          <w:sz w:val="24"/>
-        </w:rPr>
-        <w:t>(1), 13–39.</w:t>
-      </w:r>
-    </w:p>
-    <w:p>
-      <w:r>
-        <w:rPr>
-          <w:rFonts w:ascii="Times New Roman" w:hAnsi="Times New Roman"/>
-          <w:sz w:val="24"/>
-        </w:rPr>
-        <w:t xml:space="preserve">Maggiori, M. (2017). Financial intermediation, international risk sharing, and reserve currencies. </w:t>
-      </w:r>
-      <w:r>
-        <w:rPr>
-          <w:rFonts w:ascii="Times New Roman" w:hAnsi="Times New Roman"/>
-          <w:i/>
-          <w:sz w:val="24"/>
-        </w:rPr>
-        <w:t>American Economic Review</w:t>
-      </w:r>
-      <w:r>
-        <w:rPr>
-          <w:rFonts w:ascii="Times New Roman" w:hAnsi="Times New Roman"/>
-          <w:sz w:val="24"/>
-        </w:rPr>
-        <w:t xml:space="preserve">, </w:t>
-      </w:r>
-      <w:r>
-        <w:rPr>
-          <w:rFonts w:ascii="Times New Roman" w:hAnsi="Times New Roman"/>
-          <w:i/>
-          <w:sz w:val="24"/>
-        </w:rPr>
-        <w:t>107</w:t>
-      </w:r>
-      <w:r>
-        <w:rPr>
-          <w:rFonts w:ascii="Times New Roman" w:hAnsi="Times New Roman"/>
-          <w:sz w:val="24"/>
-        </w:rPr>
-        <w:t>(10), 3038–3071. https://doi.org/10.1257/aer.20130479</w:t>
-      </w:r>
-    </w:p>
-    <w:p>
-      <w:r>
-        <w:rPr>
-          <w:rFonts w:ascii="Times New Roman" w:hAnsi="Times New Roman"/>
-          <w:sz w:val="24"/>
-        </w:rPr>
-        <w:t xml:space="preserve">Obstfeld, M., Shambaugh, J. C., &amp; Taylor, A. M. (2010). Financial stability, the trilemma, and international reserves. </w:t>
-      </w:r>
-      <w:r>
-        <w:rPr>
-          <w:rFonts w:ascii="Times New Roman" w:hAnsi="Times New Roman"/>
-          <w:i/>
-          <w:sz w:val="24"/>
-        </w:rPr>
-        <w:t>American Economic Journal: Macroeconomics</w:t>
-      </w:r>
-      <w:r>
-        <w:rPr>
-          <w:rFonts w:ascii="Times New Roman" w:hAnsi="Times New Roman"/>
-          <w:sz w:val="24"/>
-        </w:rPr>
-        <w:t xml:space="preserve">, </w:t>
-      </w:r>
-      <w:r>
-        <w:rPr>
-          <w:rFonts w:ascii="Times New Roman" w:hAnsi="Times New Roman"/>
-          <w:i/>
-          <w:sz w:val="24"/>
-        </w:rPr>
-        <w:t>2</w:t>
-      </w:r>
-      <w:r>
-        <w:rPr>
-          <w:rFonts w:ascii="Times New Roman" w:hAnsi="Times New Roman"/>
-          <w:sz w:val="24"/>
-        </w:rPr>
-        <w:t>(2), 57–94. https://doi.org/10.1257/mac.2.2.57</w:t>
-      </w:r>
-    </w:p>
-    <w:p>
-      <w:r>
-        <w:rPr>
-          <w:rFonts w:ascii="Times New Roman" w:hAnsi="Times New Roman"/>
-          <w:sz w:val="24"/>
-        </w:rPr>
-        <w:t xml:space="preserve">Phillips, P. C. B. (1986). Understanding spurious regressions in econometrics. </w:t>
-      </w:r>
-      <w:r>
-        <w:rPr>
-          <w:rFonts w:ascii="Times New Roman" w:hAnsi="Times New Roman"/>
-          <w:i/>
-          <w:sz w:val="24"/>
-        </w:rPr>
-        <w:t>Journal of Econometrics</w:t>
-      </w:r>
-      <w:r>
-        <w:rPr>
-          <w:rFonts w:ascii="Times New Roman" w:hAnsi="Times New Roman"/>
-          <w:sz w:val="24"/>
-        </w:rPr>
-        <w:t xml:space="preserve">, </w:t>
-      </w:r>
-      <w:r>
-        <w:rPr>
-          <w:rFonts w:ascii="Times New Roman" w:hAnsi="Times New Roman"/>
-          <w:i/>
-          <w:sz w:val="24"/>
-        </w:rPr>
-        <w:t>33</w:t>
-      </w:r>
-      <w:r>
-        <w:rPr>
-          <w:rFonts w:ascii="Times New Roman" w:hAnsi="Times New Roman"/>
-          <w:sz w:val="24"/>
-        </w:rPr>
-        <w:t>(3), 311–340. https://doi.org/10.1016/0304-4076(86)90001-1</w:t>
-      </w:r>
-    </w:p>
-    <w:p>
-      <w:r>
-        <w:rPr>
-          <w:rFonts w:ascii="Times New Roman" w:hAnsi="Times New Roman"/>
-          <w:sz w:val="24"/>
-        </w:rPr>
-        <w:t xml:space="preserve">Triffin, R. (1960). </w:t>
-      </w:r>
-      <w:r>
-        <w:rPr>
-          <w:rFonts w:ascii="Times New Roman" w:hAnsi="Times New Roman"/>
-          <w:i/>
-          <w:sz w:val="24"/>
-        </w:rPr>
-        <w:t>Gold and the dollar crisis: The future of convertibility</w:t>
-      </w:r>
-      <w:r>
-        <w:rPr>
-          <w:rFonts w:ascii="Times New Roman" w:hAnsi="Times New Roman"/>
-          <w:sz w:val="24"/>
-        </w:rPr>
-        <w:t>. Yale University Press.</w:t>
+        <w:t>p</w:t>
+      </w:r>
+      <w:r>
+        <w:rPr>
+          <w:rFonts w:ascii="Times New Roman" w:hAnsi="Times New Roman"/>
+          <w:sz w:val="24"/>
+        </w:rPr>
+        <w:t xml:space="preserve"> = 0.065), identified by six low-buffer outflow observations spanning both issuers. The inflow coefficient is uniformly insignificant, consistent with the asymmetric prediction that only forced T-bill sales, triggered by outflows when buffers are depleted, generate spread pressure.</w:t>
       </w:r>
     </w:p>
     <w:p>
       <w:pPr>
-        <w:pStyle w:val="Heading2"/>
+        <w:jc w:val="both"/>
       </w:pPr>
       <w:r>
         <w:rPr>
           <w:rFonts w:ascii="Times New Roman" w:hAnsi="Times New Roman"/>
-          <w:color w:val="13294B"/>
-          <w:sz w:val="28"/>
-        </w:rPr>
-        <w:t>Appendix</w:t>
+          <w:sz w:val="24"/>
+        </w:rPr>
+        <w:t>Two limitations constrain the strength of this conclusion. The significant result rests on only six identifying observations, and the non-stationarity of the level spread precludes straightforward inference from the continuous-</w:t>
+      </w:r>
+      <w:r>
+        <w:rPr>
+          <w:rFonts w:ascii="Times New Roman" w:hAnsi="Times New Roman"/>
+          <w:i/>
+          <w:sz w:val="24"/>
+        </w:rPr>
+        <w:t>L</w:t>
+      </w:r>
+      <w:r>
+        <w:rPr>
+          <w:rFonts w:ascii="Times New Roman" w:hAnsi="Times New Roman"/>
+          <w:sz w:val="24"/>
+        </w:rPr>
+        <w:t xml:space="preserve"> levels specification. The </w:t>
+      </w:r>
+      <w:r>
+        <w:rPr>
+          <w:rFonts w:ascii="Times New Roman" w:hAnsi="Times New Roman"/>
+          <w:i/>
+          <w:sz w:val="24"/>
+        </w:rPr>
+        <w:t>L</w:t>
+      </w:r>
+      <w:r>
+        <w:rPr>
+          <w:rFonts w:ascii="Times New Roman" w:hAnsi="Times New Roman"/>
+          <w:sz w:val="24"/>
+        </w:rPr>
+        <w:t xml:space="preserve"> &lt; 10% robustness produces a larger coefficient (β₅ = +16.92) but is identified by only two observations, underscoring the need for additional data.</w:t>
       </w:r>
     </w:p>
     <w:p>
       <w:pPr>
-        <w:pStyle w:val="Heading3"/>
+        <w:jc w:val="both"/>
       </w:pPr>
       <w:r>
         <w:rPr>
           <w:rFonts w:ascii="Times New Roman" w:hAnsi="Times New Roman"/>
-          <w:color w:val="13294B"/>
-          <w:sz w:val="24"/>
-        </w:rPr>
-        <w:t>A.1 Verified USDT Liquid Buffer Values</w:t>
+          <w:b/>
+          <w:sz w:val="24"/>
+        </w:rPr>
+        <w:t>Policy Implications.</w:t>
+      </w:r>
+      <w:r>
+        <w:rPr>
+          <w:rFonts w:ascii="Times New Roman" w:hAnsi="Times New Roman"/>
+          <w:sz w:val="24"/>
+        </w:rPr>
+        <w:t xml:space="preserve"> Our data show that USDT's liquid buffer declined from approximately 15% in 2022 to below 3% by early 2026, driven by supply growth outpacing the absolute dollar value of the MMF/Term Repo holdings. The distinction between </w:t>
+      </w:r>
+      <w:r>
+        <w:rPr>
+          <w:rFonts w:ascii="Times New Roman" w:hAnsi="Times New Roman"/>
+          <w:i/>
+          <w:sz w:val="24"/>
+        </w:rPr>
+        <w:t>liquid</w:t>
+      </w:r>
+      <w:r>
+        <w:rPr>
+          <w:rFonts w:ascii="Times New Roman" w:hAnsi="Times New Roman"/>
+          <w:sz w:val="24"/>
+        </w:rPr>
+        <w:t xml:space="preserve"> reserves (cash, MMF, short-dated repos) and </w:t>
+      </w:r>
+      <w:r>
+        <w:rPr>
+          <w:rFonts w:ascii="Times New Roman" w:hAnsi="Times New Roman"/>
+          <w:i/>
+          <w:sz w:val="24"/>
+        </w:rPr>
+        <w:t>total</w:t>
+      </w:r>
+      <w:r>
+        <w:rPr>
+          <w:rFonts w:ascii="Times New Roman" w:hAnsi="Times New Roman"/>
+          <w:sz w:val="24"/>
+        </w:rPr>
+        <w:t xml:space="preserve"> reserves (primarily T-bills) is economically critical for regulatory purposes: the former absorbs redemptions without T-bill sales; the latter does not. Regulatory frameworks that focus solely on the T-bill backing ratio — ensuring 1:1 reserve coverage — may overlook the liquidity composition question that our results suggest is the operative variable for systemic risk.</w:t>
       </w:r>
     </w:p>
     <w:p>
+      <w:pPr>
+        <w:jc w:val="both"/>
+      </w:pPr>
+      <w:r>
+        <w:rPr>
+          <w:rFonts w:ascii="Times New Roman" w:hAnsi="Times New Roman"/>
+          <w:b/>
+          <w:sz w:val="24"/>
+        </w:rPr>
+        <w:t>Directions for Future Research.</w:t>
+      </w:r>
+      <w:r>
+        <w:rPr>
+          <w:rFonts w:ascii="Times New Roman" w:hAnsi="Times New Roman"/>
+          <w:sz w:val="24"/>
+        </w:rPr>
+        <w:t xml:space="preserve"> Three extensions would sharpen identification considerably. First, a longer panel will naturally produce more low-buffer episodes as USDT supply continues to grow faster than its buffer; even two additional years of data would roughly double the number of </w:t>
+      </w:r>
+      <w:r>
+        <w:rPr>
+          <w:rFonts w:ascii="Times New Roman" w:hAnsi="Times New Roman"/>
+          <w:i/>
+          <w:sz w:val="24"/>
+        </w:rPr>
+        <w:t>L</w:t>
+      </w:r>
+      <w:r>
+        <w:rPr>
+          <w:rFonts w:ascii="Times New Roman" w:hAnsi="Times New Roman"/>
+          <w:sz w:val="24"/>
+        </w:rPr>
+        <w:t xml:space="preserve"> &lt; 4% observations, improving statistical power substantially. Second, exploiting quasi-exogenous variation in reserve composition — for instance, regulatory guidance that prompted Circle's shift toward exclusively cash and T-bill holdings — would provide cleaner identification than the current time-series variation. Third, a higher-frequency (daily or weekly) analysis using intraday T-bill quote data and on-chain supply flows would allow testing whether the mechanism operates at the transaction frequency implied by the theoretical model, rather than the monthly frequency forced by quarterly attestation availability.</w:t>
+      </w:r>
+    </w:p>
+    <w:p>
+      <w:pPr>
+        <w:spacing w:before="200" w:after="80"/>
+      </w:pPr>
+      <w:r>
+        <w:rPr>
+          <w:rFonts w:ascii="Times New Roman" w:hAnsi="Times New Roman"/>
+          <w:b/>
+          <w:color w:val="000000"/>
+          <w:sz w:val="28"/>
+        </w:rPr>
+        <w:t>References</w:t>
+      </w:r>
+    </w:p>
+    <w:p>
+      <w:pPr>
+        <w:jc w:val="both"/>
+      </w:pPr>
+      <w:r>
+        <w:rPr>
+          <w:rFonts w:ascii="Times New Roman" w:hAnsi="Times New Roman"/>
+          <w:sz w:val="24"/>
+        </w:rPr>
+        <w:t xml:space="preserve">Caballero, R. J., Farhi, E., &amp; Gourinchas, P.-O. (2008). An equilibrium model of "global imbalances" and low interest rates. </w:t>
+      </w:r>
+      <w:r>
+        <w:rPr>
+          <w:rFonts w:ascii="Times New Roman" w:hAnsi="Times New Roman"/>
+          <w:i/>
+          <w:sz w:val="24"/>
+        </w:rPr>
+        <w:t>American Economic Review</w:t>
+      </w:r>
+      <w:r>
+        <w:rPr>
+          <w:rFonts w:ascii="Times New Roman" w:hAnsi="Times New Roman"/>
+          <w:sz w:val="24"/>
+        </w:rPr>
+        <w:t xml:space="preserve">, </w:t>
+      </w:r>
+      <w:r>
+        <w:rPr>
+          <w:rFonts w:ascii="Times New Roman" w:hAnsi="Times New Roman"/>
+          <w:i/>
+          <w:sz w:val="24"/>
+        </w:rPr>
+        <w:t>98</w:t>
+      </w:r>
+      <w:r>
+        <w:rPr>
+          <w:rFonts w:ascii="Times New Roman" w:hAnsi="Times New Roman"/>
+          <w:sz w:val="24"/>
+        </w:rPr>
+        <w:t>(1), 358–393. https://doi.org/10.1257/aer.98.1.358</w:t>
+      </w:r>
+    </w:p>
+    <w:p>
+      <w:pPr>
+        <w:jc w:val="both"/>
+      </w:pPr>
+      <w:r>
+        <w:rPr>
+          <w:rFonts w:ascii="Times New Roman" w:hAnsi="Times New Roman"/>
+          <w:sz w:val="24"/>
+        </w:rPr>
+        <w:t xml:space="preserve">Cameron, A. C., &amp; Miller, D. L. (2015). A practitioner's guide to cluster-robust inference. </w:t>
+      </w:r>
+      <w:r>
+        <w:rPr>
+          <w:rFonts w:ascii="Times New Roman" w:hAnsi="Times New Roman"/>
+          <w:i/>
+          <w:sz w:val="24"/>
+        </w:rPr>
+        <w:t>Journal of Human Resources</w:t>
+      </w:r>
+      <w:r>
+        <w:rPr>
+          <w:rFonts w:ascii="Times New Roman" w:hAnsi="Times New Roman"/>
+          <w:sz w:val="24"/>
+        </w:rPr>
+        <w:t xml:space="preserve">, </w:t>
+      </w:r>
+      <w:r>
+        <w:rPr>
+          <w:rFonts w:ascii="Times New Roman" w:hAnsi="Times New Roman"/>
+          <w:i/>
+          <w:sz w:val="24"/>
+        </w:rPr>
+        <w:t>50</w:t>
+      </w:r>
+      <w:r>
+        <w:rPr>
+          <w:rFonts w:ascii="Times New Roman" w:hAnsi="Times New Roman"/>
+          <w:sz w:val="24"/>
+        </w:rPr>
+        <w:t>(2), 317–372. https://doi.org/10.3368/jhr.50.2.317</w:t>
+      </w:r>
+    </w:p>
+    <w:p>
+      <w:pPr>
+        <w:jc w:val="both"/>
+      </w:pPr>
+      <w:r>
+        <w:rPr>
+          <w:rFonts w:ascii="Times New Roman" w:hAnsi="Times New Roman"/>
+          <w:sz w:val="24"/>
+        </w:rPr>
+        <w:t xml:space="preserve">Cole, H. L., &amp; Kehoe, T. J. (2000). Self-fulfilling debt crises. </w:t>
+      </w:r>
+      <w:r>
+        <w:rPr>
+          <w:rFonts w:ascii="Times New Roman" w:hAnsi="Times New Roman"/>
+          <w:i/>
+          <w:sz w:val="24"/>
+        </w:rPr>
+        <w:t>Review of Economic Studies</w:t>
+      </w:r>
+      <w:r>
+        <w:rPr>
+          <w:rFonts w:ascii="Times New Roman" w:hAnsi="Times New Roman"/>
+          <w:sz w:val="24"/>
+        </w:rPr>
+        <w:t xml:space="preserve">, </w:t>
+      </w:r>
+      <w:r>
+        <w:rPr>
+          <w:rFonts w:ascii="Times New Roman" w:hAnsi="Times New Roman"/>
+          <w:i/>
+          <w:sz w:val="24"/>
+        </w:rPr>
+        <w:t>67</w:t>
+      </w:r>
+      <w:r>
+        <w:rPr>
+          <w:rFonts w:ascii="Times New Roman" w:hAnsi="Times New Roman"/>
+          <w:sz w:val="24"/>
+        </w:rPr>
+        <w:t>(1), 91–116. https://doi.org/10.1111/1467-937X.00123</w:t>
+      </w:r>
+    </w:p>
+    <w:p>
+      <w:pPr>
+        <w:jc w:val="both"/>
+      </w:pPr>
+      <w:r>
+        <w:rPr>
+          <w:rFonts w:ascii="Times New Roman" w:hAnsi="Times New Roman"/>
+          <w:sz w:val="24"/>
+        </w:rPr>
+        <w:t xml:space="preserve">Duffie, D. (2022). </w:t>
+      </w:r>
+      <w:r>
+        <w:rPr>
+          <w:rFonts w:ascii="Times New Roman" w:hAnsi="Times New Roman"/>
+          <w:i/>
+          <w:sz w:val="24"/>
+        </w:rPr>
+        <w:t>Digital currencies and fast payment systems: Disruption is coming</w:t>
+      </w:r>
+      <w:r>
+        <w:rPr>
+          <w:rFonts w:ascii="Times New Roman" w:hAnsi="Times New Roman"/>
+          <w:sz w:val="24"/>
+        </w:rPr>
+        <w:t>. Working Paper, Stanford University Graduate School of Business.</w:t>
+      </w:r>
+    </w:p>
+    <w:p>
+      <w:pPr>
+        <w:jc w:val="both"/>
+      </w:pPr>
+      <w:r>
+        <w:rPr>
+          <w:rFonts w:ascii="Times New Roman" w:hAnsi="Times New Roman"/>
+          <w:sz w:val="24"/>
+        </w:rPr>
+        <w:t xml:space="preserve">Engle, R. F., &amp; Granger, C. W. J. (1987). Co-integration and error correction: Representation, estimation, and testing. </w:t>
+      </w:r>
+      <w:r>
+        <w:rPr>
+          <w:rFonts w:ascii="Times New Roman" w:hAnsi="Times New Roman"/>
+          <w:i/>
+          <w:sz w:val="24"/>
+        </w:rPr>
+        <w:t>Econometrica</w:t>
+      </w:r>
+      <w:r>
+        <w:rPr>
+          <w:rFonts w:ascii="Times New Roman" w:hAnsi="Times New Roman"/>
+          <w:sz w:val="24"/>
+        </w:rPr>
+        <w:t xml:space="preserve">, </w:t>
+      </w:r>
+      <w:r>
+        <w:rPr>
+          <w:rFonts w:ascii="Times New Roman" w:hAnsi="Times New Roman"/>
+          <w:i/>
+          <w:sz w:val="24"/>
+        </w:rPr>
+        <w:t>55</w:t>
+      </w:r>
+      <w:r>
+        <w:rPr>
+          <w:rFonts w:ascii="Times New Roman" w:hAnsi="Times New Roman"/>
+          <w:sz w:val="24"/>
+        </w:rPr>
+        <w:t>(2), 251–276. https://doi.org/10.2307/1913236</w:t>
+      </w:r>
+    </w:p>
+    <w:p>
+      <w:pPr>
+        <w:jc w:val="both"/>
+      </w:pPr>
+      <w:r>
+        <w:rPr>
+          <w:rFonts w:ascii="Times New Roman" w:hAnsi="Times New Roman"/>
+          <w:sz w:val="24"/>
+        </w:rPr>
+        <w:t xml:space="preserve">Gorton, G. B., &amp; Zhang, J. Y. (2023). Taming wildcat stablecoins. </w:t>
+      </w:r>
+      <w:r>
+        <w:rPr>
+          <w:rFonts w:ascii="Times New Roman" w:hAnsi="Times New Roman"/>
+          <w:i/>
+          <w:sz w:val="24"/>
+        </w:rPr>
+        <w:t>University of Chicago Law Review</w:t>
+      </w:r>
+      <w:r>
+        <w:rPr>
+          <w:rFonts w:ascii="Times New Roman" w:hAnsi="Times New Roman"/>
+          <w:sz w:val="24"/>
+        </w:rPr>
+        <w:t xml:space="preserve">, </w:t>
+      </w:r>
+      <w:r>
+        <w:rPr>
+          <w:rFonts w:ascii="Times New Roman" w:hAnsi="Times New Roman"/>
+          <w:i/>
+          <w:sz w:val="24"/>
+        </w:rPr>
+        <w:t>90</w:t>
+      </w:r>
+      <w:r>
+        <w:rPr>
+          <w:rFonts w:ascii="Times New Roman" w:hAnsi="Times New Roman"/>
+          <w:sz w:val="24"/>
+        </w:rPr>
+        <w:t>(3), 909–956.</w:t>
+      </w:r>
+    </w:p>
+    <w:p>
+      <w:pPr>
+        <w:jc w:val="both"/>
+      </w:pPr>
+      <w:r>
+        <w:rPr>
+          <w:rFonts w:ascii="Times New Roman" w:hAnsi="Times New Roman"/>
+          <w:sz w:val="24"/>
+        </w:rPr>
+        <w:t xml:space="preserve">Gourinchas, P.-O., &amp; Rey, H. (2007). International financial adjustment. </w:t>
+      </w:r>
+      <w:r>
+        <w:rPr>
+          <w:rFonts w:ascii="Times New Roman" w:hAnsi="Times New Roman"/>
+          <w:i/>
+          <w:sz w:val="24"/>
+        </w:rPr>
+        <w:t>Journal of Political Economy</w:t>
+      </w:r>
+      <w:r>
+        <w:rPr>
+          <w:rFonts w:ascii="Times New Roman" w:hAnsi="Times New Roman"/>
+          <w:sz w:val="24"/>
+        </w:rPr>
+        <w:t xml:space="preserve">, </w:t>
+      </w:r>
+      <w:r>
+        <w:rPr>
+          <w:rFonts w:ascii="Times New Roman" w:hAnsi="Times New Roman"/>
+          <w:i/>
+          <w:sz w:val="24"/>
+        </w:rPr>
+        <w:t>115</w:t>
+      </w:r>
+      <w:r>
+        <w:rPr>
+          <w:rFonts w:ascii="Times New Roman" w:hAnsi="Times New Roman"/>
+          <w:sz w:val="24"/>
+        </w:rPr>
+        <w:t>(4), 665–703. https://doi.org/10.1086/521966</w:t>
+      </w:r>
+    </w:p>
+    <w:p>
+      <w:pPr>
+        <w:jc w:val="both"/>
+      </w:pPr>
+      <w:r>
+        <w:rPr>
+          <w:rFonts w:ascii="Times New Roman" w:hAnsi="Times New Roman"/>
+          <w:sz w:val="24"/>
+        </w:rPr>
+        <w:t xml:space="preserve">Granger, C. W. J., &amp; Newbold, P. (1974). Spurious regressions in econometrics. </w:t>
+      </w:r>
+      <w:r>
+        <w:rPr>
+          <w:rFonts w:ascii="Times New Roman" w:hAnsi="Times New Roman"/>
+          <w:i/>
+          <w:sz w:val="24"/>
+        </w:rPr>
+        <w:t>Journal of Econometrics</w:t>
+      </w:r>
+      <w:r>
+        <w:rPr>
+          <w:rFonts w:ascii="Times New Roman" w:hAnsi="Times New Roman"/>
+          <w:sz w:val="24"/>
+        </w:rPr>
+        <w:t xml:space="preserve">, </w:t>
+      </w:r>
+      <w:r>
+        <w:rPr>
+          <w:rFonts w:ascii="Times New Roman" w:hAnsi="Times New Roman"/>
+          <w:i/>
+          <w:sz w:val="24"/>
+        </w:rPr>
+        <w:t>2</w:t>
+      </w:r>
+      <w:r>
+        <w:rPr>
+          <w:rFonts w:ascii="Times New Roman" w:hAnsi="Times New Roman"/>
+          <w:sz w:val="24"/>
+        </w:rPr>
+        <w:t>(2), 111–120. https://doi.org/10.1016/0304-4076(74)90034-7</w:t>
+      </w:r>
+    </w:p>
+    <w:p>
+      <w:pPr>
+        <w:jc w:val="both"/>
+      </w:pPr>
+      <w:r>
+        <w:rPr>
+          <w:rFonts w:ascii="Times New Roman" w:hAnsi="Times New Roman"/>
+          <w:sz w:val="24"/>
+        </w:rPr>
+        <w:t xml:space="preserve">Hansen, B. E. (2000). Sample splitting and threshold estimation. </w:t>
+      </w:r>
+      <w:r>
+        <w:rPr>
+          <w:rFonts w:ascii="Times New Roman" w:hAnsi="Times New Roman"/>
+          <w:i/>
+          <w:sz w:val="24"/>
+        </w:rPr>
+        <w:t>Econometrica</w:t>
+      </w:r>
+      <w:r>
+        <w:rPr>
+          <w:rFonts w:ascii="Times New Roman" w:hAnsi="Times New Roman"/>
+          <w:sz w:val="24"/>
+        </w:rPr>
+        <w:t xml:space="preserve">, </w:t>
+      </w:r>
+      <w:r>
+        <w:rPr>
+          <w:rFonts w:ascii="Times New Roman" w:hAnsi="Times New Roman"/>
+          <w:i/>
+          <w:sz w:val="24"/>
+        </w:rPr>
+        <w:t>68</w:t>
+      </w:r>
+      <w:r>
+        <w:rPr>
+          <w:rFonts w:ascii="Times New Roman" w:hAnsi="Times New Roman"/>
+          <w:sz w:val="24"/>
+        </w:rPr>
+        <w:t>(3), 575–603. https://doi.org/10.1111/1468-0262.00124</w:t>
+      </w:r>
+    </w:p>
+    <w:p>
+      <w:pPr>
+        <w:jc w:val="both"/>
+      </w:pPr>
+      <w:r>
+        <w:rPr>
+          <w:rFonts w:ascii="Times New Roman" w:hAnsi="Times New Roman"/>
+          <w:sz w:val="24"/>
+        </w:rPr>
+        <w:t xml:space="preserve">Krishnamurthy, A., &amp; Vissing-Jorgensen, A. (2012). The aggregate demand for Treasury debt. </w:t>
+      </w:r>
+      <w:r>
+        <w:rPr>
+          <w:rFonts w:ascii="Times New Roman" w:hAnsi="Times New Roman"/>
+          <w:i/>
+          <w:sz w:val="24"/>
+        </w:rPr>
+        <w:t>Journal of Political Economy</w:t>
+      </w:r>
+      <w:r>
+        <w:rPr>
+          <w:rFonts w:ascii="Times New Roman" w:hAnsi="Times New Roman"/>
+          <w:sz w:val="24"/>
+        </w:rPr>
+        <w:t xml:space="preserve">, </w:t>
+      </w:r>
+      <w:r>
+        <w:rPr>
+          <w:rFonts w:ascii="Times New Roman" w:hAnsi="Times New Roman"/>
+          <w:i/>
+          <w:sz w:val="24"/>
+        </w:rPr>
+        <w:t>120</w:t>
+      </w:r>
+      <w:r>
+        <w:rPr>
+          <w:rFonts w:ascii="Times New Roman" w:hAnsi="Times New Roman"/>
+          <w:sz w:val="24"/>
+        </w:rPr>
+        <w:t>(2), 233–267. https://doi.org/10.1086/666526</w:t>
+      </w:r>
+    </w:p>
+    <w:p>
+      <w:pPr>
+        <w:jc w:val="both"/>
+      </w:pPr>
+      <w:r>
+        <w:rPr>
+          <w:rFonts w:ascii="Times New Roman" w:hAnsi="Times New Roman"/>
+          <w:sz w:val="24"/>
+        </w:rPr>
+        <w:t xml:space="preserve">MacKinlay, A. C. (1997). Event studies in economics and finance. </w:t>
+      </w:r>
+      <w:r>
+        <w:rPr>
+          <w:rFonts w:ascii="Times New Roman" w:hAnsi="Times New Roman"/>
+          <w:i/>
+          <w:sz w:val="24"/>
+        </w:rPr>
+        <w:t>Journal of Economic Literature</w:t>
+      </w:r>
+      <w:r>
+        <w:rPr>
+          <w:rFonts w:ascii="Times New Roman" w:hAnsi="Times New Roman"/>
+          <w:sz w:val="24"/>
+        </w:rPr>
+        <w:t xml:space="preserve">, </w:t>
+      </w:r>
+      <w:r>
+        <w:rPr>
+          <w:rFonts w:ascii="Times New Roman" w:hAnsi="Times New Roman"/>
+          <w:i/>
+          <w:sz w:val="24"/>
+        </w:rPr>
+        <w:t>35</w:t>
+      </w:r>
+      <w:r>
+        <w:rPr>
+          <w:rFonts w:ascii="Times New Roman" w:hAnsi="Times New Roman"/>
+          <w:sz w:val="24"/>
+        </w:rPr>
+        <w:t>(1), 13–39.</w:t>
+      </w:r>
+    </w:p>
+    <w:p>
+      <w:pPr>
+        <w:jc w:val="both"/>
+      </w:pPr>
+      <w:r>
+        <w:rPr>
+          <w:rFonts w:ascii="Times New Roman" w:hAnsi="Times New Roman"/>
+          <w:sz w:val="24"/>
+        </w:rPr>
+        <w:t xml:space="preserve">Maggiori, M. (2017). Financial intermediation, international risk sharing, and reserve currencies. </w:t>
+      </w:r>
+      <w:r>
+        <w:rPr>
+          <w:rFonts w:ascii="Times New Roman" w:hAnsi="Times New Roman"/>
+          <w:i/>
+          <w:sz w:val="24"/>
+        </w:rPr>
+        <w:t>American Economic Review</w:t>
+      </w:r>
+      <w:r>
+        <w:rPr>
+          <w:rFonts w:ascii="Times New Roman" w:hAnsi="Times New Roman"/>
+          <w:sz w:val="24"/>
+        </w:rPr>
+        <w:t xml:space="preserve">, </w:t>
+      </w:r>
+      <w:r>
+        <w:rPr>
+          <w:rFonts w:ascii="Times New Roman" w:hAnsi="Times New Roman"/>
+          <w:i/>
+          <w:sz w:val="24"/>
+        </w:rPr>
+        <w:t>107</w:t>
+      </w:r>
+      <w:r>
+        <w:rPr>
+          <w:rFonts w:ascii="Times New Roman" w:hAnsi="Times New Roman"/>
+          <w:sz w:val="24"/>
+        </w:rPr>
+        <w:t>(10), 3038–3071. https://doi.org/10.1257/aer.20130479</w:t>
+      </w:r>
+    </w:p>
+    <w:p>
+      <w:pPr>
+        <w:jc w:val="both"/>
+      </w:pPr>
+      <w:r>
+        <w:rPr>
+          <w:rFonts w:ascii="Times New Roman" w:hAnsi="Times New Roman"/>
+          <w:sz w:val="24"/>
+        </w:rPr>
+        <w:t xml:space="preserve">Obstfeld, M., Shambaugh, J. C., &amp; Taylor, A. M. (2010). Financial stability, the trilemma, and international reserves. </w:t>
+      </w:r>
+      <w:r>
+        <w:rPr>
+          <w:rFonts w:ascii="Times New Roman" w:hAnsi="Times New Roman"/>
+          <w:i/>
+          <w:sz w:val="24"/>
+        </w:rPr>
+        <w:t>American Economic Journal: Macroeconomics</w:t>
+      </w:r>
+      <w:r>
+        <w:rPr>
+          <w:rFonts w:ascii="Times New Roman" w:hAnsi="Times New Roman"/>
+          <w:sz w:val="24"/>
+        </w:rPr>
+        <w:t xml:space="preserve">, </w:t>
+      </w:r>
+      <w:r>
+        <w:rPr>
+          <w:rFonts w:ascii="Times New Roman" w:hAnsi="Times New Roman"/>
+          <w:i/>
+          <w:sz w:val="24"/>
+        </w:rPr>
+        <w:t>2</w:t>
+      </w:r>
+      <w:r>
+        <w:rPr>
+          <w:rFonts w:ascii="Times New Roman" w:hAnsi="Times New Roman"/>
+          <w:sz w:val="24"/>
+        </w:rPr>
+        <w:t>(2), 57–94. https://doi.org/10.1257/mac.2.2.57</w:t>
+      </w:r>
+    </w:p>
+    <w:p>
+      <w:pPr>
+        <w:jc w:val="both"/>
+      </w:pPr>
+      <w:r>
+        <w:rPr>
+          <w:rFonts w:ascii="Times New Roman" w:hAnsi="Times New Roman"/>
+          <w:sz w:val="24"/>
+        </w:rPr>
+        <w:t xml:space="preserve">Phillips, P. C. B. (1986). Understanding spurious regressions in econometrics. </w:t>
+      </w:r>
+      <w:r>
+        <w:rPr>
+          <w:rFonts w:ascii="Times New Roman" w:hAnsi="Times New Roman"/>
+          <w:i/>
+          <w:sz w:val="24"/>
+        </w:rPr>
+        <w:t>Journal of Econometrics</w:t>
+      </w:r>
+      <w:r>
+        <w:rPr>
+          <w:rFonts w:ascii="Times New Roman" w:hAnsi="Times New Roman"/>
+          <w:sz w:val="24"/>
+        </w:rPr>
+        <w:t xml:space="preserve">, </w:t>
+      </w:r>
+      <w:r>
+        <w:rPr>
+          <w:rFonts w:ascii="Times New Roman" w:hAnsi="Times New Roman"/>
+          <w:i/>
+          <w:sz w:val="24"/>
+        </w:rPr>
+        <w:t>33</w:t>
+      </w:r>
+      <w:r>
+        <w:rPr>
+          <w:rFonts w:ascii="Times New Roman" w:hAnsi="Times New Roman"/>
+          <w:sz w:val="24"/>
+        </w:rPr>
+        <w:t>(3), 311–340. https://doi.org/10.1016/0304-4076(86)90001-1</w:t>
+      </w:r>
+    </w:p>
+    <w:p>
+      <w:pPr>
+        <w:jc w:val="both"/>
+      </w:pPr>
+      <w:r>
+        <w:rPr>
+          <w:rFonts w:ascii="Times New Roman" w:hAnsi="Times New Roman"/>
+          <w:sz w:val="24"/>
+        </w:rPr>
+        <w:t xml:space="preserve">Triffin, R. (1960). </w:t>
+      </w:r>
+      <w:r>
+        <w:rPr>
+          <w:rFonts w:ascii="Times New Roman" w:hAnsi="Times New Roman"/>
+          <w:i/>
+          <w:sz w:val="24"/>
+        </w:rPr>
+        <w:t>Gold and the dollar crisis: The future of convertibility</w:t>
+      </w:r>
+      <w:r>
+        <w:rPr>
+          <w:rFonts w:ascii="Times New Roman" w:hAnsi="Times New Roman"/>
+          <w:sz w:val="24"/>
+        </w:rPr>
+        <w:t>. Yale University Press.</w:t>
+      </w:r>
+    </w:p>
+    <w:p>
+      <w:pPr>
+        <w:spacing w:before="200" w:after="80"/>
+      </w:pPr>
+      <w:r>
+        <w:rPr>
+          <w:rFonts w:ascii="Times New Roman" w:hAnsi="Times New Roman"/>
+          <w:b/>
+          <w:color w:val="000000"/>
+          <w:sz w:val="28"/>
+        </w:rPr>
+        <w:t>Appendix</w:t>
+      </w:r>
+    </w:p>
+    <w:p>
+      <w:pPr>
+        <w:spacing w:before="200" w:after="80"/>
+      </w:pPr>
+      <w:r>
+        <w:rPr>
+          <w:rFonts w:ascii="Times New Roman" w:hAnsi="Times New Roman"/>
+          <w:b/>
+          <w:color w:val="000000"/>
+          <w:sz w:val="24"/>
+        </w:rPr>
+        <w:t>A.1 Verified USDT Liquid Buffer Values</w:t>
+      </w:r>
+    </w:p>
+    <w:p>
+      <w:pPr>
+        <w:jc w:val="both"/>
+      </w:pPr>
       <w:r>
         <w:rPr>
           <w:rFonts w:ascii="Times New Roman" w:hAnsi="Times New Roman"/>
@@ -6293,12 +6614,13 @@
     <w:p/>
     <w:p>
       <w:pPr>
-        <w:pStyle w:val="Heading3"/>
+        <w:spacing w:before="200" w:after="80"/>
       </w:pPr>
       <w:r>
         <w:rPr>
           <w:rFonts w:ascii="Times New Roman" w:hAnsi="Times New Roman"/>
-          <w:color w:val="13294B"/>
+          <w:b/>
+          <w:color w:val="000000"/>
           <w:sz w:val="24"/>
         </w:rPr>
         <w:t>A.2 Full Stationarity and Cointegration Test Output</w:t>
@@ -7071,6 +7393,9 @@
     </w:tbl>
     <w:p/>
     <w:p>
+      <w:pPr>
+        <w:jc w:val="both"/>
+      </w:pPr>
       <w:r>
         <w:rPr>
           <w:rFonts w:ascii="Times New Roman" w:hAnsi="Times New Roman"/>
@@ -7179,18 +7504,22 @@
     </w:p>
     <w:p>
       <w:pPr>
-        <w:pStyle w:val="Heading3"/>
+        <w:spacing w:before="200" w:after="80"/>
       </w:pPr>
       <w:r>
         <w:rPr>
           <w:rFonts w:ascii="Times New Roman" w:hAnsi="Times New Roman"/>
-          <w:color w:val="13294B"/>
+          <w:b/>
+          <w:color w:val="000000"/>
           <w:sz w:val="24"/>
         </w:rPr>
         <w:t>A.3 Aggregate Time-Series Regression (Reference Only)</w:t>
       </w:r>
     </w:p>
     <w:p>
+      <w:pPr>
+        <w:jc w:val="both"/>
+      </w:pPr>
       <w:r>
         <w:rPr>
           <w:rFonts w:ascii="Times New Roman" w:hAnsi="Times New Roman"/>
@@ -7746,6 +8075,9 @@
     </w:tbl>
     <w:p/>
     <w:p>
+      <w:pPr>
+        <w:jc w:val="both"/>
+      </w:pPr>
       <w:r>
         <w:rPr>
           <w:rFonts w:ascii="Times New Roman" w:hAnsi="Times New Roman"/>
@@ -7779,40 +8111,48 @@
     </w:p>
     <w:p>
       <w:pPr>
-        <w:pStyle w:val="Heading3"/>
+        <w:spacing w:before="200" w:after="80"/>
       </w:pPr>
       <w:r>
         <w:rPr>
           <w:rFonts w:ascii="Times New Roman" w:hAnsi="Times New Roman"/>
-          <w:color w:val="13294B"/>
+          <w:b/>
+          <w:color w:val="000000"/>
           <w:sz w:val="24"/>
         </w:rPr>
         <w:t>A.4 OIS–Treasury Spread Construction Notes</w:t>
-      </w:r>
-    </w:p>
-    <w:p>
-      <w:r>
-        <w:rPr>
-          <w:rFonts w:ascii="Times New Roman" w:hAnsi="Times New Roman"/>
-          <w:sz w:val="24"/>
-        </w:rPr>
-        <w:t>The convenience yield is measured as the 3-month T-bill rate minus the overnight indexed swap rate. We use DGS3MO (bond-equivalent yield basis) rather than DTB3 (discount basis), which understates yield by 5–10 bps. The OIS leg uses overnight SOFR rather than the 90-day trailing average SOFR90DAYAVG: the trailing average lagged overnight SOFR by up to 119 bps in March 2023, generating an implausibly wide spread of 84 bps in that month. Overnight SOFR produces a sample-period mean of 17 bps, in line with pre-2022 estimates of the U.S. convenience yield.</w:t>
       </w:r>
     </w:p>
     <w:p>
       <w:pPr>
-        <w:pStyle w:val="Heading3"/>
+        <w:jc w:val="both"/>
       </w:pPr>
       <w:r>
         <w:rPr>
           <w:rFonts w:ascii="Times New Roman" w:hAnsi="Times New Roman"/>
-          <w:color w:val="13294B"/>
-          <w:sz w:val="24"/>
-        </w:rPr>
-        <w:t>A.5 Symmetric Threshold Specification (Exploratory)</w:t>
+          <w:sz w:val="24"/>
+        </w:rPr>
+        <w:t>The convenience yield is measured as the 3-month T-bill rate minus the overnight indexed swap rate. We use DGS3MO (bond-equivalent yield basis) rather than DTB3 (discount basis), which understates yield by 5–10 bps. The OIS leg uses overnight SOFR rather than the 90-day trailing average SOFR90DAYAVG: the trailing average lagged overnight SOFR by up to 119 bps in March 2023, generating an implausibly wide spread of 84 bps in that month. Overnight SOFR produces a sample-period mean of 17 bps, in line with pre-2022 estimates of the U.S. convenience yield.</w:t>
       </w:r>
     </w:p>
     <w:p>
+      <w:pPr>
+        <w:spacing w:before="200" w:after="80"/>
+      </w:pPr>
+      <w:r>
+        <w:rPr>
+          <w:rFonts w:ascii="Times New Roman" w:hAnsi="Times New Roman"/>
+          <w:b/>
+          <w:color w:val="000000"/>
+          <w:sz w:val="24"/>
+        </w:rPr>
+        <w:t>A.5 Symmetric Threshold Specification (Exploratory)</w:t>
+      </w:r>
+    </w:p>
+    <w:p>
+      <w:pPr>
+        <w:jc w:val="both"/>
+      </w:pPr>
       <w:r>
         <w:rPr>
           <w:rFonts w:ascii="Times New Roman" w:hAnsi="Times New Roman"/>
@@ -8702,6 +9042,9 @@
     </w:tbl>
     <w:p/>
     <w:p>
+      <w:pPr>
+        <w:jc w:val="both"/>
+      </w:pPr>
       <w:r>
         <w:rPr>
           <w:rFonts w:ascii="Times New Roman" w:hAnsi="Times New Roman"/>
@@ -8735,18 +9078,22 @@
     </w:p>
     <w:p>
       <w:pPr>
-        <w:pStyle w:val="Heading3"/>
+        <w:spacing w:before="200" w:after="80"/>
       </w:pPr>
       <w:r>
         <w:rPr>
           <w:rFonts w:ascii="Times New Roman" w:hAnsi="Times New Roman"/>
-          <w:color w:val="13294B"/>
+          <w:b/>
+          <w:color w:val="000000"/>
           <w:sz w:val="24"/>
         </w:rPr>
         <w:t>A.6 Continuous-L Asymmetric Robustness Check</w:t>
       </w:r>
     </w:p>
     <w:p>
+      <w:pPr>
+        <w:jc w:val="both"/>
+      </w:pPr>
       <w:r>
         <w:rPr>
           <w:rFonts w:ascii="Times New Roman" w:hAnsi="Times New Roman"/>
@@ -8771,6 +9118,9 @@
       </w:r>
     </w:p>
     <w:p>
+      <w:pPr>
+        <w:jc w:val="both"/>
+      </w:pPr>
       <w:r>
         <w:rPr>
           <w:rFonts w:ascii="Times New Roman" w:hAnsi="Times New Roman"/>
@@ -8923,6 +9273,9 @@
       </w:r>
     </w:p>
     <w:p>
+      <w:pPr>
+        <w:jc w:val="both"/>
+      </w:pPr>
       <w:r>
         <w:rPr>
           <w:rFonts w:ascii="Times New Roman" w:hAnsi="Times New Roman"/>
@@ -9518,6 +9871,9 @@
     </w:tbl>
     <w:p/>
     <w:p>
+      <w:pPr>
+        <w:jc w:val="both"/>
+      </w:pPr>
       <w:r>
         <w:rPr>
           <w:rFonts w:ascii="Times New Roman" w:hAnsi="Times New Roman"/>
@@ -9547,136 +9903,143 @@
           <w:sz w:val="24"/>
         </w:rPr>
         <w:t xml:space="preserve"> = 100. SE clustered by month. R² = 0.120.</w:t>
-      </w:r>
-    </w:p>
-    <w:p>
-      <w:r>
-        <w:rPr>
-          <w:rFonts w:ascii="Times New Roman" w:hAnsi="Times New Roman"/>
-          <w:sz w:val="24"/>
-        </w:rPr>
-        <w:t xml:space="preserve">The sign of β₅ = −18.58 is in the predicted direction: higher liquid buffers reduce the spread impact of outflows. The total outflow effect at any buffer level is β₂ + β₅ × </w:t>
-      </w:r>
-      <w:r>
-        <w:rPr>
-          <w:rFonts w:ascii="Times New Roman" w:hAnsi="Times New Roman"/>
-          <w:i/>
-          <w:sz w:val="24"/>
-        </w:rPr>
-        <w:t>L</w:t>
-      </w:r>
-      <w:r>
-        <w:rPr>
-          <w:rFonts w:ascii="Times New Roman" w:hAnsi="Times New Roman"/>
-          <w:sz w:val="24"/>
-        </w:rPr>
-        <w:t xml:space="preserve"> = 3.774 − 18.579 × </w:t>
-      </w:r>
-      <w:r>
-        <w:rPr>
-          <w:rFonts w:ascii="Times New Roman" w:hAnsi="Times New Roman"/>
-          <w:i/>
-          <w:sz w:val="24"/>
-        </w:rPr>
-        <w:t>L</w:t>
-      </w:r>
-      <w:r>
-        <w:rPr>
-          <w:rFonts w:ascii="Times New Roman" w:hAnsi="Times New Roman"/>
-          <w:sz w:val="24"/>
-        </w:rPr>
-        <w:t xml:space="preserve">, which approaches zero at </w:t>
-      </w:r>
-      <w:r>
-        <w:rPr>
-          <w:rFonts w:ascii="Times New Roman" w:hAnsi="Times New Roman"/>
-          <w:i/>
-          <w:sz w:val="24"/>
-        </w:rPr>
-        <w:t>L</w:t>
-      </w:r>
-      <w:r>
-        <w:rPr>
-          <w:rFonts w:ascii="Times New Roman" w:hAnsi="Times New Roman"/>
-          <w:sz w:val="24"/>
-        </w:rPr>
-        <w:t xml:space="preserve"> ≈ 20% (USDT's approximate buffer level in 2022) and reaches its maximum at </w:t>
-      </w:r>
-      <w:r>
-        <w:rPr>
-          <w:rFonts w:ascii="Times New Roman" w:hAnsi="Times New Roman"/>
-          <w:i/>
-          <w:sz w:val="24"/>
-        </w:rPr>
-        <w:t>L</w:t>
-      </w:r>
-      <w:r>
-        <w:rPr>
-          <w:rFonts w:ascii="Times New Roman" w:hAnsi="Times New Roman"/>
-          <w:sz w:val="24"/>
-        </w:rPr>
-        <w:t xml:space="preserve"> ≈ 0 (USDT's trajectory in early 2026). The coefficient is not significant at conventional levels (</w:t>
-      </w:r>
-      <w:r>
-        <w:rPr>
-          <w:rFonts w:ascii="Times New Roman" w:hAnsi="Times New Roman"/>
-          <w:i/>
-          <w:sz w:val="24"/>
-        </w:rPr>
-        <w:t>p</w:t>
-      </w:r>
-      <w:r>
-        <w:rPr>
-          <w:rFonts w:ascii="Times New Roman" w:hAnsi="Times New Roman"/>
-          <w:sz w:val="24"/>
-        </w:rPr>
-        <w:t xml:space="preserve"> = 0.12), reflecting the dilution of a nonlinear effect across the full range of </w:t>
-      </w:r>
-      <w:r>
-        <w:rPr>
-          <w:rFonts w:ascii="Times New Roman" w:hAnsi="Times New Roman"/>
-          <w:i/>
-          <w:sz w:val="24"/>
-        </w:rPr>
-        <w:t>L</w:t>
-      </w:r>
-      <w:r>
-        <w:rPr>
-          <w:rFonts w:ascii="Times New Roman" w:hAnsi="Times New Roman"/>
-          <w:sz w:val="24"/>
-        </w:rPr>
-        <w:t xml:space="preserve">. The threshold specification, which concentrates the test at </w:t>
-      </w:r>
-      <w:r>
-        <w:rPr>
-          <w:rFonts w:ascii="Times New Roman" w:hAnsi="Times New Roman"/>
-          <w:i/>
-          <w:sz w:val="24"/>
-        </w:rPr>
-        <w:t>L</w:t>
-      </w:r>
-      <w:r>
-        <w:rPr>
-          <w:rFonts w:ascii="Times New Roman" w:hAnsi="Times New Roman"/>
-          <w:sz w:val="24"/>
-        </w:rPr>
-        <w:t xml:space="preserve"> &lt; 12%, recovers greater statistical power precisely because the relationship is nonlinear. The two specifications are consistent in economic direction and implied break-even buffer level.</w:t>
       </w:r>
     </w:p>
     <w:p>
       <w:pPr>
-        <w:pStyle w:val="Heading3"/>
+        <w:jc w:val="both"/>
       </w:pPr>
       <w:r>
         <w:rPr>
           <w:rFonts w:ascii="Times New Roman" w:hAnsi="Times New Roman"/>
-          <w:color w:val="13294B"/>
-          <w:sz w:val="24"/>
-        </w:rPr>
-        <w:t>A.7 Event Study: Normal Model and Placebo Design</w:t>
+          <w:sz w:val="24"/>
+        </w:rPr>
+        <w:t xml:space="preserve">The sign of β₅ = −18.58 is in the predicted direction: higher liquid buffers reduce the spread impact of outflows. The total outflow effect at any buffer level is β₂ + β₅ × </w:t>
+      </w:r>
+      <w:r>
+        <w:rPr>
+          <w:rFonts w:ascii="Times New Roman" w:hAnsi="Times New Roman"/>
+          <w:i/>
+          <w:sz w:val="24"/>
+        </w:rPr>
+        <w:t>L</w:t>
+      </w:r>
+      <w:r>
+        <w:rPr>
+          <w:rFonts w:ascii="Times New Roman" w:hAnsi="Times New Roman"/>
+          <w:sz w:val="24"/>
+        </w:rPr>
+        <w:t xml:space="preserve"> = 3.774 − 18.579 × </w:t>
+      </w:r>
+      <w:r>
+        <w:rPr>
+          <w:rFonts w:ascii="Times New Roman" w:hAnsi="Times New Roman"/>
+          <w:i/>
+          <w:sz w:val="24"/>
+        </w:rPr>
+        <w:t>L</w:t>
+      </w:r>
+      <w:r>
+        <w:rPr>
+          <w:rFonts w:ascii="Times New Roman" w:hAnsi="Times New Roman"/>
+          <w:sz w:val="24"/>
+        </w:rPr>
+        <w:t xml:space="preserve">, which approaches zero at </w:t>
+      </w:r>
+      <w:r>
+        <w:rPr>
+          <w:rFonts w:ascii="Times New Roman" w:hAnsi="Times New Roman"/>
+          <w:i/>
+          <w:sz w:val="24"/>
+        </w:rPr>
+        <w:t>L</w:t>
+      </w:r>
+      <w:r>
+        <w:rPr>
+          <w:rFonts w:ascii="Times New Roman" w:hAnsi="Times New Roman"/>
+          <w:sz w:val="24"/>
+        </w:rPr>
+        <w:t xml:space="preserve"> ≈ 20% (USDT's approximate buffer level in 2022) and reaches its maximum at </w:t>
+      </w:r>
+      <w:r>
+        <w:rPr>
+          <w:rFonts w:ascii="Times New Roman" w:hAnsi="Times New Roman"/>
+          <w:i/>
+          <w:sz w:val="24"/>
+        </w:rPr>
+        <w:t>L</w:t>
+      </w:r>
+      <w:r>
+        <w:rPr>
+          <w:rFonts w:ascii="Times New Roman" w:hAnsi="Times New Roman"/>
+          <w:sz w:val="24"/>
+        </w:rPr>
+        <w:t xml:space="preserve"> ≈ 0 (USDT's trajectory in early 2026). The coefficient is not significant at conventional levels (</w:t>
+      </w:r>
+      <w:r>
+        <w:rPr>
+          <w:rFonts w:ascii="Times New Roman" w:hAnsi="Times New Roman"/>
+          <w:i/>
+          <w:sz w:val="24"/>
+        </w:rPr>
+        <w:t>p</w:t>
+      </w:r>
+      <w:r>
+        <w:rPr>
+          <w:rFonts w:ascii="Times New Roman" w:hAnsi="Times New Roman"/>
+          <w:sz w:val="24"/>
+        </w:rPr>
+        <w:t xml:space="preserve"> = 0.12), reflecting the dilution of a nonlinear effect across the full range of </w:t>
+      </w:r>
+      <w:r>
+        <w:rPr>
+          <w:rFonts w:ascii="Times New Roman" w:hAnsi="Times New Roman"/>
+          <w:i/>
+          <w:sz w:val="24"/>
+        </w:rPr>
+        <w:t>L</w:t>
+      </w:r>
+      <w:r>
+        <w:rPr>
+          <w:rFonts w:ascii="Times New Roman" w:hAnsi="Times New Roman"/>
+          <w:sz w:val="24"/>
+        </w:rPr>
+        <w:t xml:space="preserve">. The threshold specification, which concentrates the test at </w:t>
+      </w:r>
+      <w:r>
+        <w:rPr>
+          <w:rFonts w:ascii="Times New Roman" w:hAnsi="Times New Roman"/>
+          <w:i/>
+          <w:sz w:val="24"/>
+        </w:rPr>
+        <w:t>L</w:t>
+      </w:r>
+      <w:r>
+        <w:rPr>
+          <w:rFonts w:ascii="Times New Roman" w:hAnsi="Times New Roman"/>
+          <w:sz w:val="24"/>
+        </w:rPr>
+        <w:t xml:space="preserve"> &lt; 12%, recovers greater statistical power precisely because the relationship is nonlinear. The two specifications are consistent in economic direction and implied break-even buffer level.</w:t>
       </w:r>
     </w:p>
     <w:p>
+      <w:pPr>
+        <w:spacing w:before="200" w:after="80"/>
+      </w:pPr>
+      <w:r>
+        <w:rPr>
+          <w:rFonts w:ascii="Times New Roman" w:hAnsi="Times New Roman"/>
+          <w:b/>
+          <w:color w:val="000000"/>
+          <w:sz w:val="24"/>
+        </w:rPr>
+        <w:t>A.7 Event Study: Normal Model and Placebo Design</w:t>
+      </w:r>
+    </w:p>
+    <w:p>
+      <w:pPr>
+        <w:jc w:val="both"/>
+      </w:pPr>
       <w:r>
         <w:rPr>
           <w:rFonts w:ascii="Times New Roman" w:hAnsi="Times New Roman"/>

--- a/0621_Final_Draft_for_Submission.docx
+++ b/0621_Final_Draft_for_Submission.docx
@@ -2640,7 +2640,7 @@
           <w:rFonts w:ascii="Times New Roman" w:hAnsi="Times New Roman"/>
           <w:sz w:val="24"/>
         </w:rPr>
-        <w:t>. Engle–Granger cointegration between the spread and ΔlnS is rejected (</w:t>
+        <w:t>. Engle–Granger cointegration (Engle &amp; Granger, 1987) between the spread and ΔlnS is rejected (</w:t>
       </w:r>
       <w:r>
         <w:rPr>

--- a/0621_Final_Draft_for_Submission.docx
+++ b/0621_Final_Draft_for_Submission.docx
@@ -292,7 +292,7 @@
           <w:rFonts w:ascii="Times New Roman" w:hAnsi="Times New Roman"/>
           <w:sz w:val="24"/>
         </w:rPr>
-        <w:t>The authors thank Professor Hur Sewon for detailed feedback at multiple stages of this project. All errors are our own. Replication code and data are available at the project repository.</w:t>
+        <w:t>The authors thank Professor Hur Sewon for detailed feedback at multiple stages of this project. All errors are our own. Replication code and data are available at https://github.com/kimmireu0921/Stablecoins-and-the-Exorbitant-Privilege.</w:t>
       </w:r>
     </w:p>
     <w:p>
